--- a/RAPPORT semaine/finale/rapport_sae401.docx
+++ b/RAPPORT semaine/finale/rapport_sae401.docx
@@ -2,8 +2,6173 @@
 <file path=word/document.xml><?xml version="1.0" encoding="utf-8"?>
 <w:document xmlns:wpc="http://schemas.microsoft.com/office/word/2010/wordprocessingCanvas" xmlns:cx="http://schemas.microsoft.com/office/drawing/2014/chartex" xmlns:cx1="http://schemas.microsoft.com/office/drawing/2015/9/8/chartex" xmlns:cx2="http://schemas.microsoft.com/office/drawing/2015/10/21/chartex" xmlns:cx3="http://schemas.microsoft.com/office/drawing/2016/5/9/chartex" xmlns:cx4="http://schemas.microsoft.com/office/drawing/2016/5/10/chartex" xmlns:cx5="http://schemas.microsoft.com/office/drawing/2016/5/11/chartex" xmlns:cx6="http://schemas.microsoft.com/office/drawing/2016/5/12/chartex" xmlns:cx7="http://schemas.microsoft.com/office/drawing/2016/5/13/chartex" xmlns:cx8="http://schemas.microsoft.com/office/drawing/2016/5/14/chartex" xmlns:mc="http://schemas.openxmlformats.org/markup-compatibility/2006" xmlns:aink="http://schemas.microsoft.com/office/drawing/2016/ink" xmlns:am3d="http://schemas.microsoft.com/office/drawing/2017/model3d" xmlns:o="urn:schemas-microsoft-com:office:office" xmlns:oel="http://schemas.microsoft.com/office/2019/extlst" xmlns:r="http://schemas.openxmlformats.org/officeDocument/2006/relationships" xmlns:m="http://schemas.openxmlformats.org/officeDocument/2006/math" xmlns:v="urn:schemas-microsoft-com:vml" xmlns:wp14="http://schemas.microsoft.com/office/word/2010/wordprocessingDrawing" xmlns:wp="http://schemas.openxmlformats.org/drawingml/2006/wordprocessingDrawing" xmlns:w10="urn:schemas-microsoft-com:office:word" xmlns:w="http://schemas.openxmlformats.org/wordprocessingml/2006/main" xmlns:w14="http://schemas.microsoft.com/office/word/2010/wordml" xmlns:w15="http://schemas.microsoft.com/office/word/2012/wordml" xmlns:w16cex="http://schemas.microsoft.com/office/word/2018/wordml/cex" xmlns:w16cid="http://schemas.microsoft.com/office/word/2016/wordml/cid" xmlns:w16="http://schemas.microsoft.com/office/word/2018/wordml" xmlns:w16du="http://schemas.microsoft.com/office/word/2023/wordml/word16du" xmlns:w16sdtdh="http://schemas.microsoft.com/office/word/2020/wordml/sdtdatahash" xmlns:w16sdtfl="http://schemas.microsoft.com/office/word/2024/wordml/sdtformatlock" xmlns:w16se="http://schemas.microsoft.com/office/word/2015/wordml/symex" xmlns:wpg="http://schemas.microsoft.com/office/word/2010/wordprocessingGroup" xmlns:wpi="http://schemas.microsoft.com/office/word/2010/wordprocessingInk" xmlns:wne="http://schemas.microsoft.com/office/word/2006/wordml" xmlns:wps="http://schemas.microsoft.com/office/word/2010/wordprocessingShape" mc:Ignorable="w14 w15 w16se w16cid w16 w16cex w16sdtdh w16sdtfl w16du wp14">
   <w:body>
+    <w:p>
+      <w:pPr>
+        <w:pStyle w:val="Sansinterligne"/>
+        <w:rPr>
+          <w:rFonts w:ascii="Arial" w:hAnsi="Arial" w:cs="Arial"/>
+          <w:color w:val="000000"/>
+          <w:lang w:val="en-US"/>
+        </w:rPr>
+      </w:pPr>
+      <w:r>
+        <w:rPr>
+          <w:rFonts w:ascii="Arial" w:hAnsi="Arial" w:cs="Arial"/>
+          <w:color w:val="000000"/>
+          <w:lang w:val="en-US"/>
+        </w:rPr>
+        <w:t xml:space="preserve">HUET Séverin </w:t>
+      </w:r>
+      <w:r>
+        <w:rPr>
+          <w:rFonts w:ascii="Arial" w:hAnsi="Arial" w:cs="Arial"/>
+          <w:color w:val="000000"/>
+          <w:lang w:val="en-US"/>
+        </w:rPr>
+        <w:tab/>
+      </w:r>
+      <w:r>
+        <w:rPr>
+          <w:rFonts w:ascii="Arial" w:hAnsi="Arial" w:cs="Arial"/>
+          <w:color w:val="000000"/>
+          <w:lang w:val="en-US"/>
+        </w:rPr>
+        <w:tab/>
+      </w:r>
+      <w:r>
+        <w:rPr>
+          <w:rFonts w:ascii="Arial" w:hAnsi="Arial" w:cs="Arial"/>
+          <w:color w:val="000000"/>
+          <w:lang w:val="en-US"/>
+        </w:rPr>
+        <w:tab/>
+      </w:r>
+      <w:r>
+        <w:rPr>
+          <w:rFonts w:ascii="Arial" w:hAnsi="Arial" w:cs="Arial"/>
+          <w:color w:val="000000"/>
+          <w:lang w:val="en-US"/>
+        </w:rPr>
+        <w:tab/>
+      </w:r>
+      <w:r>
+        <w:rPr>
+          <w:rFonts w:ascii="Arial" w:hAnsi="Arial" w:cs="Arial"/>
+          <w:color w:val="000000"/>
+          <w:lang w:val="en-US"/>
+        </w:rPr>
+        <w:tab/>
+      </w:r>
+      <w:r>
+        <w:rPr>
+          <w:rFonts w:ascii="Arial" w:hAnsi="Arial" w:cs="Arial"/>
+          <w:color w:val="000000"/>
+          <w:lang w:val="en-US"/>
+        </w:rPr>
+        <w:tab/>
+      </w:r>
+      <w:r>
+        <w:rPr>
+          <w:rFonts w:ascii="Arial" w:hAnsi="Arial" w:cs="Arial"/>
+          <w:color w:val="000000"/>
+          <w:lang w:val="en-US"/>
+        </w:rPr>
+        <w:tab/>
+      </w:r>
+      <w:r>
+        <w:rPr>
+          <w:rFonts w:ascii="Arial" w:hAnsi="Arial" w:cs="Arial"/>
+          <w:color w:val="000000"/>
+          <w:lang w:val="en-US"/>
+        </w:rPr>
+        <w:tab/>
+      </w:r>
+      <w:proofErr w:type="gramStart"/>
+      <w:r>
+        <w:rPr>
+          <w:rFonts w:ascii="Arial" w:hAnsi="Arial" w:cs="Arial"/>
+          <w:color w:val="000000"/>
+          <w:lang w:val="en-US"/>
+        </w:rPr>
+        <w:tab/>
+        <w:t xml:space="preserve">  26</w:t>
+      </w:r>
+      <w:proofErr w:type="gramEnd"/>
+      <w:r>
+        <w:rPr>
+          <w:rFonts w:ascii="Arial" w:hAnsi="Arial" w:cs="Arial"/>
+          <w:color w:val="000000"/>
+          <w:lang w:val="en-US"/>
+        </w:rPr>
+        <w:t>/03/2026</w:t>
+      </w:r>
+      <w:r>
+        <w:rPr>
+          <w:rFonts w:ascii="Arial" w:hAnsi="Arial" w:cs="Arial"/>
+          <w:color w:val="000000"/>
+          <w:lang w:val="en-US"/>
+        </w:rPr>
+        <w:br/>
+        <w:t>GIORDANI Enzo</w:t>
+      </w:r>
+      <w:r>
+        <w:rPr>
+          <w:rFonts w:ascii="Arial" w:hAnsi="Arial" w:cs="Arial"/>
+          <w:color w:val="000000"/>
+          <w:lang w:val="en-US"/>
+        </w:rPr>
+        <w:br/>
+        <w:t>PETROVIC Hugo</w:t>
+      </w:r>
+    </w:p>
+    <w:p>
+      <w:pPr>
+        <w:pStyle w:val="Sansinterligne"/>
+        <w:rPr>
+          <w:rFonts w:ascii="Arial" w:hAnsi="Arial" w:cs="Arial"/>
+          <w:color w:val="000000"/>
+          <w:lang w:val="en-US"/>
+        </w:rPr>
+      </w:pPr>
+    </w:p>
+    <w:p>
+      <w:pPr>
+        <w:pStyle w:val="Sansinterligne"/>
+        <w:jc w:val="center"/>
+        <w:rPr>
+          <w:rFonts w:ascii="Arial" w:hAnsi="Arial" w:cs="Arial"/>
+          <w:color w:val="000000"/>
+          <w:sz w:val="36"/>
+          <w:szCs w:val="36"/>
+        </w:rPr>
+      </w:pPr>
+      <w:r>
+        <w:rPr>
+          <w:rFonts w:ascii="Arial" w:hAnsi="Arial" w:cs="Arial"/>
+          <w:color w:val="000000"/>
+          <w:sz w:val="36"/>
+          <w:szCs w:val="36"/>
+        </w:rPr>
+        <w:t>Projet SAÉ - Refonte de l'Application de Placement</w:t>
+      </w:r>
+    </w:p>
+    <w:p>
+      <w:pPr>
+        <w:pStyle w:val="Sansinterligne"/>
+        <w:jc w:val="center"/>
+        <w:rPr>
+          <w:rFonts w:ascii="Arial" w:hAnsi="Arial" w:cs="Arial"/>
+          <w:color w:val="000000"/>
+          <w:sz w:val="36"/>
+          <w:szCs w:val="36"/>
+        </w:rPr>
+      </w:pPr>
+    </w:p>
+    <w:p>
+      <w:pPr>
+        <w:pStyle w:val="Sansinterligne"/>
+        <w:jc w:val="center"/>
+        <w:rPr>
+          <w:rFonts w:ascii="Arial" w:hAnsi="Arial" w:cs="Arial"/>
+          <w:color w:val="000000"/>
+          <w:sz w:val="36"/>
+          <w:szCs w:val="36"/>
+        </w:rPr>
+      </w:pPr>
+      <w:r>
+        <w:rPr>
+          <w:rFonts w:ascii="Arial" w:hAnsi="Arial" w:cs="Arial"/>
+          <w:color w:val="000000"/>
+          <w:sz w:val="36"/>
+          <w:szCs w:val="36"/>
+        </w:rPr>
+        <w:t>RENDU Final de Projet</w:t>
+      </w:r>
+    </w:p>
+    <w:p>
+      <w:pPr>
+        <w:pStyle w:val="Sansinterligne"/>
+        <w:jc w:val="center"/>
+        <w:rPr>
+          <w:rFonts w:ascii="Arial" w:hAnsi="Arial" w:cs="Arial"/>
+          <w:color w:val="000000"/>
+        </w:rPr>
+      </w:pPr>
+    </w:p>
+    <w:sdt>
+      <w:sdtPr>
+        <w:id w:val="49508730"/>
+        <w:docPartObj>
+          <w:docPartGallery w:val="Table of Contents"/>
+          <w:docPartUnique/>
+        </w:docPartObj>
+      </w:sdtPr>
+      <w:sdtEndPr>
+        <w:rPr>
+          <w:rFonts w:ascii="Arial" w:eastAsia="Arial" w:hAnsi="Arial" w:cs="Arial"/>
+          <w:b/>
+          <w:bCs/>
+          <w:color w:val="auto"/>
+          <w:sz w:val="22"/>
+          <w:szCs w:val="22"/>
+        </w:rPr>
+      </w:sdtEndPr>
+      <w:sdtContent>
+        <w:p>
+          <w:pPr>
+            <w:pStyle w:val="En-ttedetabledesmatires"/>
+          </w:pPr>
+          <w:r>
+            <w:t>Table des matières</w:t>
+          </w:r>
+        </w:p>
+        <w:p>
+          <w:pPr>
+            <w:pStyle w:val="TM1"/>
+            <w:tabs>
+              <w:tab w:val="right" w:leader="dot" w:pos="9062"/>
+            </w:tabs>
+            <w:rPr>
+              <w:noProof/>
+            </w:rPr>
+          </w:pPr>
+          <w:r>
+            <w:fldChar w:fldCharType="begin"/>
+          </w:r>
+          <w:r>
+            <w:instrText xml:space="preserve"> TOC \o "1-3" \h \z \u </w:instrText>
+          </w:r>
+          <w:r>
+            <w:fldChar w:fldCharType="separate"/>
+          </w:r>
+          <w:hyperlink w:anchor="_Toc225433170" w:history="1">
+            <w:r>
+              <w:rPr>
+                <w:rStyle w:val="Lienhypertexte"/>
+                <w:noProof/>
+              </w:rPr>
+              <w:t>1. Introduction</w:t>
+            </w:r>
+            <w:r>
+              <w:rPr>
+                <w:noProof/>
+                <w:webHidden/>
+              </w:rPr>
+              <w:tab/>
+            </w:r>
+            <w:r>
+              <w:rPr>
+                <w:noProof/>
+                <w:webHidden/>
+              </w:rPr>
+              <w:fldChar w:fldCharType="begin"/>
+            </w:r>
+            <w:r>
+              <w:rPr>
+                <w:noProof/>
+                <w:webHidden/>
+              </w:rPr>
+              <w:instrText xml:space="preserve"> PAGEREF _Toc225433170 \h </w:instrText>
+            </w:r>
+            <w:r>
+              <w:rPr>
+                <w:noProof/>
+                <w:webHidden/>
+              </w:rPr>
+            </w:r>
+            <w:r>
+              <w:rPr>
+                <w:noProof/>
+                <w:webHidden/>
+              </w:rPr>
+              <w:fldChar w:fldCharType="separate"/>
+            </w:r>
+            <w:r>
+              <w:rPr>
+                <w:noProof/>
+                <w:webHidden/>
+              </w:rPr>
+              <w:t>2</w:t>
+            </w:r>
+            <w:r>
+              <w:rPr>
+                <w:noProof/>
+                <w:webHidden/>
+              </w:rPr>
+              <w:fldChar w:fldCharType="end"/>
+            </w:r>
+          </w:hyperlink>
+        </w:p>
+        <w:p>
+          <w:pPr>
+            <w:pStyle w:val="TM1"/>
+            <w:tabs>
+              <w:tab w:val="right" w:leader="dot" w:pos="9062"/>
+            </w:tabs>
+            <w:rPr>
+              <w:noProof/>
+            </w:rPr>
+          </w:pPr>
+          <w:hyperlink w:anchor="_Toc225433171" w:history="1">
+            <w:r>
+              <w:rPr>
+                <w:rStyle w:val="Lienhypertexte"/>
+                <w:noProof/>
+              </w:rPr>
+              <w:t>2. Technologies utilisées</w:t>
+            </w:r>
+            <w:r>
+              <w:rPr>
+                <w:noProof/>
+                <w:webHidden/>
+              </w:rPr>
+              <w:tab/>
+            </w:r>
+            <w:r>
+              <w:rPr>
+                <w:noProof/>
+                <w:webHidden/>
+              </w:rPr>
+              <w:fldChar w:fldCharType="begin"/>
+            </w:r>
+            <w:r>
+              <w:rPr>
+                <w:noProof/>
+                <w:webHidden/>
+              </w:rPr>
+              <w:instrText xml:space="preserve"> PAGEREF _Toc225433171 \h </w:instrText>
+            </w:r>
+            <w:r>
+              <w:rPr>
+                <w:noProof/>
+                <w:webHidden/>
+              </w:rPr>
+            </w:r>
+            <w:r>
+              <w:rPr>
+                <w:noProof/>
+                <w:webHidden/>
+              </w:rPr>
+              <w:fldChar w:fldCharType="separate"/>
+            </w:r>
+            <w:r>
+              <w:rPr>
+                <w:noProof/>
+                <w:webHidden/>
+              </w:rPr>
+              <w:t>2</w:t>
+            </w:r>
+            <w:r>
+              <w:rPr>
+                <w:noProof/>
+                <w:webHidden/>
+              </w:rPr>
+              <w:fldChar w:fldCharType="end"/>
+            </w:r>
+          </w:hyperlink>
+        </w:p>
+        <w:p>
+          <w:pPr>
+            <w:pStyle w:val="TM1"/>
+            <w:tabs>
+              <w:tab w:val="right" w:leader="dot" w:pos="9062"/>
+            </w:tabs>
+            <w:rPr>
+              <w:noProof/>
+            </w:rPr>
+          </w:pPr>
+          <w:hyperlink w:anchor="_Toc225433172" w:history="1">
+            <w:r>
+              <w:rPr>
+                <w:rStyle w:val="Lienhypertexte"/>
+                <w:noProof/>
+              </w:rPr>
+              <w:t>4. Base de données</w:t>
+            </w:r>
+            <w:r>
+              <w:rPr>
+                <w:noProof/>
+                <w:webHidden/>
+              </w:rPr>
+              <w:tab/>
+            </w:r>
+            <w:r>
+              <w:rPr>
+                <w:noProof/>
+                <w:webHidden/>
+              </w:rPr>
+              <w:fldChar w:fldCharType="begin"/>
+            </w:r>
+            <w:r>
+              <w:rPr>
+                <w:noProof/>
+                <w:webHidden/>
+              </w:rPr>
+              <w:instrText xml:space="preserve"> PAGEREF _Toc225433172 \h </w:instrText>
+            </w:r>
+            <w:r>
+              <w:rPr>
+                <w:noProof/>
+                <w:webHidden/>
+              </w:rPr>
+            </w:r>
+            <w:r>
+              <w:rPr>
+                <w:noProof/>
+                <w:webHidden/>
+              </w:rPr>
+              <w:fldChar w:fldCharType="separate"/>
+            </w:r>
+            <w:r>
+              <w:rPr>
+                <w:noProof/>
+                <w:webHidden/>
+              </w:rPr>
+              <w:t>3</w:t>
+            </w:r>
+            <w:r>
+              <w:rPr>
+                <w:noProof/>
+                <w:webHidden/>
+              </w:rPr>
+              <w:fldChar w:fldCharType="end"/>
+            </w:r>
+          </w:hyperlink>
+        </w:p>
+        <w:p>
+          <w:pPr>
+            <w:pStyle w:val="TM2"/>
+            <w:tabs>
+              <w:tab w:val="right" w:leader="dot" w:pos="9062"/>
+            </w:tabs>
+            <w:rPr>
+              <w:noProof/>
+            </w:rPr>
+          </w:pPr>
+          <w:hyperlink w:anchor="_Toc225433173" w:history="1">
+            <w:r>
+              <w:rPr>
+                <w:rStyle w:val="Lienhypertexte"/>
+                <w:noProof/>
+              </w:rPr>
+              <w:t>4.1 Bilan des évolutions de la base de données</w:t>
+            </w:r>
+            <w:r>
+              <w:rPr>
+                <w:noProof/>
+                <w:webHidden/>
+              </w:rPr>
+              <w:tab/>
+            </w:r>
+            <w:r>
+              <w:rPr>
+                <w:noProof/>
+                <w:webHidden/>
+              </w:rPr>
+              <w:fldChar w:fldCharType="begin"/>
+            </w:r>
+            <w:r>
+              <w:rPr>
+                <w:noProof/>
+                <w:webHidden/>
+              </w:rPr>
+              <w:instrText xml:space="preserve"> PAGEREF _Toc225433173 \h </w:instrText>
+            </w:r>
+            <w:r>
+              <w:rPr>
+                <w:noProof/>
+                <w:webHidden/>
+              </w:rPr>
+            </w:r>
+            <w:r>
+              <w:rPr>
+                <w:noProof/>
+                <w:webHidden/>
+              </w:rPr>
+              <w:fldChar w:fldCharType="separate"/>
+            </w:r>
+            <w:r>
+              <w:rPr>
+                <w:noProof/>
+                <w:webHidden/>
+              </w:rPr>
+              <w:t>3</w:t>
+            </w:r>
+            <w:r>
+              <w:rPr>
+                <w:noProof/>
+                <w:webHidden/>
+              </w:rPr>
+              <w:fldChar w:fldCharType="end"/>
+            </w:r>
+          </w:hyperlink>
+        </w:p>
+        <w:p>
+          <w:pPr>
+            <w:pStyle w:val="TM2"/>
+            <w:tabs>
+              <w:tab w:val="right" w:leader="dot" w:pos="9062"/>
+            </w:tabs>
+            <w:rPr>
+              <w:noProof/>
+            </w:rPr>
+          </w:pPr>
+          <w:hyperlink w:anchor="_Toc225433174" w:history="1">
+            <w:r>
+              <w:rPr>
+                <w:rStyle w:val="Lienhypertexte"/>
+                <w:noProof/>
+              </w:rPr>
+              <w:t>4.2 Stratégie de migration</w:t>
+            </w:r>
+            <w:r>
+              <w:rPr>
+                <w:noProof/>
+                <w:webHidden/>
+              </w:rPr>
+              <w:tab/>
+            </w:r>
+            <w:r>
+              <w:rPr>
+                <w:noProof/>
+                <w:webHidden/>
+              </w:rPr>
+              <w:fldChar w:fldCharType="begin"/>
+            </w:r>
+            <w:r>
+              <w:rPr>
+                <w:noProof/>
+                <w:webHidden/>
+              </w:rPr>
+              <w:instrText xml:space="preserve"> PAGEREF _Toc225433174 \h </w:instrText>
+            </w:r>
+            <w:r>
+              <w:rPr>
+                <w:noProof/>
+                <w:webHidden/>
+              </w:rPr>
+            </w:r>
+            <w:r>
+              <w:rPr>
+                <w:noProof/>
+                <w:webHidden/>
+              </w:rPr>
+              <w:fldChar w:fldCharType="separate"/>
+            </w:r>
+            <w:r>
+              <w:rPr>
+                <w:noProof/>
+                <w:webHidden/>
+              </w:rPr>
+              <w:t>3</w:t>
+            </w:r>
+            <w:r>
+              <w:rPr>
+                <w:noProof/>
+                <w:webHidden/>
+              </w:rPr>
+              <w:fldChar w:fldCharType="end"/>
+            </w:r>
+          </w:hyperlink>
+        </w:p>
+        <w:p>
+          <w:pPr>
+            <w:pStyle w:val="TM2"/>
+            <w:tabs>
+              <w:tab w:val="right" w:leader="dot" w:pos="9062"/>
+            </w:tabs>
+            <w:rPr>
+              <w:noProof/>
+            </w:rPr>
+          </w:pPr>
+          <w:hyperlink w:anchor="_Toc225433175" w:history="1">
+            <w:r>
+              <w:rPr>
+                <w:rStyle w:val="Lienhypertexte"/>
+                <w:noProof/>
+              </w:rPr>
+              <w:t>4.3 Évolutions structurelles détaillées</w:t>
+            </w:r>
+            <w:r>
+              <w:rPr>
+                <w:noProof/>
+                <w:webHidden/>
+              </w:rPr>
+              <w:tab/>
+            </w:r>
+            <w:r>
+              <w:rPr>
+                <w:noProof/>
+                <w:webHidden/>
+              </w:rPr>
+              <w:fldChar w:fldCharType="begin"/>
+            </w:r>
+            <w:r>
+              <w:rPr>
+                <w:noProof/>
+                <w:webHidden/>
+              </w:rPr>
+              <w:instrText xml:space="preserve"> PAGEREF _Toc225433175 \h </w:instrText>
+            </w:r>
+            <w:r>
+              <w:rPr>
+                <w:noProof/>
+                <w:webHidden/>
+              </w:rPr>
+            </w:r>
+            <w:r>
+              <w:rPr>
+                <w:noProof/>
+                <w:webHidden/>
+              </w:rPr>
+              <w:fldChar w:fldCharType="separate"/>
+            </w:r>
+            <w:r>
+              <w:rPr>
+                <w:noProof/>
+                <w:webHidden/>
+              </w:rPr>
+              <w:t>4</w:t>
+            </w:r>
+            <w:r>
+              <w:rPr>
+                <w:noProof/>
+                <w:webHidden/>
+              </w:rPr>
+              <w:fldChar w:fldCharType="end"/>
+            </w:r>
+          </w:hyperlink>
+        </w:p>
+        <w:p>
+          <w:pPr>
+            <w:pStyle w:val="TM2"/>
+            <w:tabs>
+              <w:tab w:val="right" w:leader="dot" w:pos="9062"/>
+            </w:tabs>
+            <w:rPr>
+              <w:noProof/>
+            </w:rPr>
+          </w:pPr>
+          <w:hyperlink w:anchor="_Toc225433176" w:history="1">
+            <w:r>
+              <w:rPr>
+                <w:rStyle w:val="Lienhypertexte"/>
+                <w:noProof/>
+              </w:rPr>
+              <w:t>5. Liste détaillée des fonctionnalités du projet</w:t>
+            </w:r>
+            <w:r>
+              <w:rPr>
+                <w:noProof/>
+                <w:webHidden/>
+              </w:rPr>
+              <w:tab/>
+            </w:r>
+            <w:r>
+              <w:rPr>
+                <w:noProof/>
+                <w:webHidden/>
+              </w:rPr>
+              <w:fldChar w:fldCharType="begin"/>
+            </w:r>
+            <w:r>
+              <w:rPr>
+                <w:noProof/>
+                <w:webHidden/>
+              </w:rPr>
+              <w:instrText xml:space="preserve"> PAGEREF _Toc225433176 \h </w:instrText>
+            </w:r>
+            <w:r>
+              <w:rPr>
+                <w:noProof/>
+                <w:webHidden/>
+              </w:rPr>
+            </w:r>
+            <w:r>
+              <w:rPr>
+                <w:noProof/>
+                <w:webHidden/>
+              </w:rPr>
+              <w:fldChar w:fldCharType="separate"/>
+            </w:r>
+            <w:r>
+              <w:rPr>
+                <w:noProof/>
+                <w:webHidden/>
+              </w:rPr>
+              <w:t>5</w:t>
+            </w:r>
+            <w:r>
+              <w:rPr>
+                <w:noProof/>
+                <w:webHidden/>
+              </w:rPr>
+              <w:fldChar w:fldCharType="end"/>
+            </w:r>
+          </w:hyperlink>
+        </w:p>
+        <w:p>
+          <w:pPr>
+            <w:pStyle w:val="TM2"/>
+            <w:tabs>
+              <w:tab w:val="right" w:leader="dot" w:pos="9062"/>
+            </w:tabs>
+            <w:rPr>
+              <w:noProof/>
+            </w:rPr>
+          </w:pPr>
+          <w:hyperlink w:anchor="_Toc225433177" w:history="1">
+            <w:r>
+              <w:rPr>
+                <w:rStyle w:val="Lienhypertexte"/>
+                <w:noProof/>
+              </w:rPr>
+              <w:t>6. Répartition détaillée des tâches</w:t>
+            </w:r>
+            <w:r>
+              <w:rPr>
+                <w:noProof/>
+                <w:webHidden/>
+              </w:rPr>
+              <w:tab/>
+            </w:r>
+            <w:r>
+              <w:rPr>
+                <w:noProof/>
+                <w:webHidden/>
+              </w:rPr>
+              <w:fldChar w:fldCharType="begin"/>
+            </w:r>
+            <w:r>
+              <w:rPr>
+                <w:noProof/>
+                <w:webHidden/>
+              </w:rPr>
+              <w:instrText xml:space="preserve"> PAGEREF _Toc225433177 \h </w:instrText>
+            </w:r>
+            <w:r>
+              <w:rPr>
+                <w:noProof/>
+                <w:webHidden/>
+              </w:rPr>
+            </w:r>
+            <w:r>
+              <w:rPr>
+                <w:noProof/>
+                <w:webHidden/>
+              </w:rPr>
+              <w:fldChar w:fldCharType="separate"/>
+            </w:r>
+            <w:r>
+              <w:rPr>
+                <w:noProof/>
+                <w:webHidden/>
+              </w:rPr>
+              <w:t>5</w:t>
+            </w:r>
+            <w:r>
+              <w:rPr>
+                <w:noProof/>
+                <w:webHidden/>
+              </w:rPr>
+              <w:fldChar w:fldCharType="end"/>
+            </w:r>
+          </w:hyperlink>
+        </w:p>
+        <w:p>
+          <w:pPr>
+            <w:pStyle w:val="TM2"/>
+            <w:tabs>
+              <w:tab w:val="right" w:leader="dot" w:pos="9062"/>
+            </w:tabs>
+            <w:rPr>
+              <w:noProof/>
+            </w:rPr>
+          </w:pPr>
+          <w:hyperlink w:anchor="_Toc225433178" w:history="1">
+            <w:r>
+              <w:rPr>
+                <w:rStyle w:val="Lienhypertexte"/>
+                <w:noProof/>
+              </w:rPr>
+              <w:t>7. Conclusion</w:t>
+            </w:r>
+            <w:r>
+              <w:rPr>
+                <w:noProof/>
+                <w:webHidden/>
+              </w:rPr>
+              <w:tab/>
+            </w:r>
+            <w:r>
+              <w:rPr>
+                <w:noProof/>
+                <w:webHidden/>
+              </w:rPr>
+              <w:fldChar w:fldCharType="begin"/>
+            </w:r>
+            <w:r>
+              <w:rPr>
+                <w:noProof/>
+                <w:webHidden/>
+              </w:rPr>
+              <w:instrText xml:space="preserve"> PAGEREF _Toc225433178 \h </w:instrText>
+            </w:r>
+            <w:r>
+              <w:rPr>
+                <w:noProof/>
+                <w:webHidden/>
+              </w:rPr>
+            </w:r>
+            <w:r>
+              <w:rPr>
+                <w:noProof/>
+                <w:webHidden/>
+              </w:rPr>
+              <w:fldChar w:fldCharType="separate"/>
+            </w:r>
+            <w:r>
+              <w:rPr>
+                <w:noProof/>
+                <w:webHidden/>
+              </w:rPr>
+              <w:t>5</w:t>
+            </w:r>
+            <w:r>
+              <w:rPr>
+                <w:noProof/>
+                <w:webHidden/>
+              </w:rPr>
+              <w:fldChar w:fldCharType="end"/>
+            </w:r>
+          </w:hyperlink>
+        </w:p>
+        <w:p>
+          <w:pPr>
+            <w:pStyle w:val="TM1"/>
+            <w:tabs>
+              <w:tab w:val="right" w:leader="dot" w:pos="9062"/>
+            </w:tabs>
+            <w:rPr>
+              <w:noProof/>
+            </w:rPr>
+          </w:pPr>
+          <w:hyperlink w:anchor="_Toc225433179" w:history="1">
+            <w:r>
+              <w:rPr>
+                <w:rStyle w:val="Lienhypertexte"/>
+                <w:noProof/>
+              </w:rPr>
+              <w:t>8. Annexe : Manuel d'utilisation du projet</w:t>
+            </w:r>
+            <w:r>
+              <w:rPr>
+                <w:noProof/>
+                <w:webHidden/>
+              </w:rPr>
+              <w:tab/>
+            </w:r>
+            <w:r>
+              <w:rPr>
+                <w:noProof/>
+                <w:webHidden/>
+              </w:rPr>
+              <w:fldChar w:fldCharType="begin"/>
+            </w:r>
+            <w:r>
+              <w:rPr>
+                <w:noProof/>
+                <w:webHidden/>
+              </w:rPr>
+              <w:instrText xml:space="preserve"> PAGEREF _Toc225433179 \h </w:instrText>
+            </w:r>
+            <w:r>
+              <w:rPr>
+                <w:noProof/>
+                <w:webHidden/>
+              </w:rPr>
+            </w:r>
+            <w:r>
+              <w:rPr>
+                <w:noProof/>
+                <w:webHidden/>
+              </w:rPr>
+              <w:fldChar w:fldCharType="separate"/>
+            </w:r>
+            <w:r>
+              <w:rPr>
+                <w:noProof/>
+                <w:webHidden/>
+              </w:rPr>
+              <w:t>6</w:t>
+            </w:r>
+            <w:r>
+              <w:rPr>
+                <w:noProof/>
+                <w:webHidden/>
+              </w:rPr>
+              <w:fldChar w:fldCharType="end"/>
+            </w:r>
+          </w:hyperlink>
+        </w:p>
+        <w:p>
+          <w:pPr>
+            <w:pStyle w:val="TM2"/>
+            <w:tabs>
+              <w:tab w:val="right" w:leader="dot" w:pos="9062"/>
+            </w:tabs>
+            <w:rPr>
+              <w:noProof/>
+            </w:rPr>
+          </w:pPr>
+          <w:hyperlink w:anchor="_Toc225433180" w:history="1">
+            <w:r>
+              <w:rPr>
+                <w:rStyle w:val="Lienhypertexte"/>
+                <w:noProof/>
+              </w:rPr>
+              <w:t>Étape 1 - Connexion à l'application</w:t>
+            </w:r>
+            <w:r>
+              <w:rPr>
+                <w:noProof/>
+                <w:webHidden/>
+              </w:rPr>
+              <w:tab/>
+            </w:r>
+            <w:r>
+              <w:rPr>
+                <w:noProof/>
+                <w:webHidden/>
+              </w:rPr>
+              <w:fldChar w:fldCharType="begin"/>
+            </w:r>
+            <w:r>
+              <w:rPr>
+                <w:noProof/>
+                <w:webHidden/>
+              </w:rPr>
+              <w:instrText xml:space="preserve"> PAGEREF _Toc225433180 \h </w:instrText>
+            </w:r>
+            <w:r>
+              <w:rPr>
+                <w:noProof/>
+                <w:webHidden/>
+              </w:rPr>
+            </w:r>
+            <w:r>
+              <w:rPr>
+                <w:noProof/>
+                <w:webHidden/>
+              </w:rPr>
+              <w:fldChar w:fldCharType="separate"/>
+            </w:r>
+            <w:r>
+              <w:rPr>
+                <w:noProof/>
+                <w:webHidden/>
+              </w:rPr>
+              <w:t>6</w:t>
+            </w:r>
+            <w:r>
+              <w:rPr>
+                <w:noProof/>
+                <w:webHidden/>
+              </w:rPr>
+              <w:fldChar w:fldCharType="end"/>
+            </w:r>
+          </w:hyperlink>
+        </w:p>
+        <w:p>
+          <w:pPr>
+            <w:pStyle w:val="TM2"/>
+            <w:tabs>
+              <w:tab w:val="right" w:leader="dot" w:pos="9062"/>
+            </w:tabs>
+            <w:rPr>
+              <w:noProof/>
+            </w:rPr>
+          </w:pPr>
+          <w:hyperlink w:anchor="_Toc225433181" w:history="1">
+            <w:r>
+              <w:rPr>
+                <w:rStyle w:val="Lienhypertexte"/>
+                <w:noProof/>
+              </w:rPr>
+              <w:t>Étape 2 - Page d'accueil (Dashboard)</w:t>
+            </w:r>
+            <w:r>
+              <w:rPr>
+                <w:noProof/>
+                <w:webHidden/>
+              </w:rPr>
+              <w:tab/>
+            </w:r>
+            <w:r>
+              <w:rPr>
+                <w:noProof/>
+                <w:webHidden/>
+              </w:rPr>
+              <w:fldChar w:fldCharType="begin"/>
+            </w:r>
+            <w:r>
+              <w:rPr>
+                <w:noProof/>
+                <w:webHidden/>
+              </w:rPr>
+              <w:instrText xml:space="preserve"> PAGEREF _Toc225433181 \h </w:instrText>
+            </w:r>
+            <w:r>
+              <w:rPr>
+                <w:noProof/>
+                <w:webHidden/>
+              </w:rPr>
+            </w:r>
+            <w:r>
+              <w:rPr>
+                <w:noProof/>
+                <w:webHidden/>
+              </w:rPr>
+              <w:fldChar w:fldCharType="separate"/>
+            </w:r>
+            <w:r>
+              <w:rPr>
+                <w:noProof/>
+                <w:webHidden/>
+              </w:rPr>
+              <w:t>6</w:t>
+            </w:r>
+            <w:r>
+              <w:rPr>
+                <w:noProof/>
+                <w:webHidden/>
+              </w:rPr>
+              <w:fldChar w:fldCharType="end"/>
+            </w:r>
+          </w:hyperlink>
+        </w:p>
+        <w:p>
+          <w:pPr>
+            <w:pStyle w:val="TM2"/>
+            <w:tabs>
+              <w:tab w:val="right" w:leader="dot" w:pos="9062"/>
+            </w:tabs>
+            <w:rPr>
+              <w:noProof/>
+            </w:rPr>
+          </w:pPr>
+          <w:hyperlink w:anchor="_Toc225433182" w:history="1">
+            <w:r>
+              <w:rPr>
+                <w:rStyle w:val="Lienhypertexte"/>
+                <w:noProof/>
+              </w:rPr>
+              <w:t>Étape 3 - Gestion des données (module administrateur)</w:t>
+            </w:r>
+            <w:r>
+              <w:rPr>
+                <w:noProof/>
+                <w:webHidden/>
+              </w:rPr>
+              <w:tab/>
+            </w:r>
+            <w:r>
+              <w:rPr>
+                <w:noProof/>
+                <w:webHidden/>
+              </w:rPr>
+              <w:fldChar w:fldCharType="begin"/>
+            </w:r>
+            <w:r>
+              <w:rPr>
+                <w:noProof/>
+                <w:webHidden/>
+              </w:rPr>
+              <w:instrText xml:space="preserve"> PAGEREF _Toc225433182 \h </w:instrText>
+            </w:r>
+            <w:r>
+              <w:rPr>
+                <w:noProof/>
+                <w:webHidden/>
+              </w:rPr>
+            </w:r>
+            <w:r>
+              <w:rPr>
+                <w:noProof/>
+                <w:webHidden/>
+              </w:rPr>
+              <w:fldChar w:fldCharType="separate"/>
+            </w:r>
+            <w:r>
+              <w:rPr>
+                <w:noProof/>
+                <w:webHidden/>
+              </w:rPr>
+              <w:t>6</w:t>
+            </w:r>
+            <w:r>
+              <w:rPr>
+                <w:noProof/>
+                <w:webHidden/>
+              </w:rPr>
+              <w:fldChar w:fldCharType="end"/>
+            </w:r>
+          </w:hyperlink>
+        </w:p>
+        <w:p>
+          <w:pPr>
+            <w:pStyle w:val="TM3"/>
+            <w:tabs>
+              <w:tab w:val="right" w:leader="dot" w:pos="9062"/>
+            </w:tabs>
+            <w:rPr>
+              <w:noProof/>
+            </w:rPr>
+          </w:pPr>
+          <w:hyperlink w:anchor="_Toc225433183" w:history="1">
+            <w:r>
+              <w:rPr>
+                <w:rStyle w:val="Lienhypertexte"/>
+                <w:noProof/>
+              </w:rPr>
+              <w:t>3.1 Gestion des salles (?action=gest_salle)</w:t>
+            </w:r>
+            <w:r>
+              <w:rPr>
+                <w:noProof/>
+                <w:webHidden/>
+              </w:rPr>
+              <w:tab/>
+            </w:r>
+            <w:r>
+              <w:rPr>
+                <w:noProof/>
+                <w:webHidden/>
+              </w:rPr>
+              <w:fldChar w:fldCharType="begin"/>
+            </w:r>
+            <w:r>
+              <w:rPr>
+                <w:noProof/>
+                <w:webHidden/>
+              </w:rPr>
+              <w:instrText xml:space="preserve"> PAGEREF _Toc225433183 \h </w:instrText>
+            </w:r>
+            <w:r>
+              <w:rPr>
+                <w:noProof/>
+                <w:webHidden/>
+              </w:rPr>
+            </w:r>
+            <w:r>
+              <w:rPr>
+                <w:noProof/>
+                <w:webHidden/>
+              </w:rPr>
+              <w:fldChar w:fldCharType="separate"/>
+            </w:r>
+            <w:r>
+              <w:rPr>
+                <w:noProof/>
+                <w:webHidden/>
+              </w:rPr>
+              <w:t>6</w:t>
+            </w:r>
+            <w:r>
+              <w:rPr>
+                <w:noProof/>
+                <w:webHidden/>
+              </w:rPr>
+              <w:fldChar w:fldCharType="end"/>
+            </w:r>
+          </w:hyperlink>
+        </w:p>
+        <w:p>
+          <w:pPr>
+            <w:pStyle w:val="TM3"/>
+            <w:tabs>
+              <w:tab w:val="right" w:leader="dot" w:pos="9062"/>
+            </w:tabs>
+            <w:rPr>
+              <w:noProof/>
+            </w:rPr>
+          </w:pPr>
+          <w:hyperlink w:anchor="_Toc225433184" w:history="1">
+            <w:r>
+              <w:rPr>
+                <w:rStyle w:val="Lienhypertexte"/>
+                <w:noProof/>
+              </w:rPr>
+              <w:t>3.2 Création d'une salle (?action=crea_salle)</w:t>
+            </w:r>
+            <w:r>
+              <w:rPr>
+                <w:noProof/>
+                <w:webHidden/>
+              </w:rPr>
+              <w:tab/>
+            </w:r>
+            <w:r>
+              <w:rPr>
+                <w:noProof/>
+                <w:webHidden/>
+              </w:rPr>
+              <w:fldChar w:fldCharType="begin"/>
+            </w:r>
+            <w:r>
+              <w:rPr>
+                <w:noProof/>
+                <w:webHidden/>
+              </w:rPr>
+              <w:instrText xml:space="preserve"> PAGEREF _Toc225433184 \h </w:instrText>
+            </w:r>
+            <w:r>
+              <w:rPr>
+                <w:noProof/>
+                <w:webHidden/>
+              </w:rPr>
+            </w:r>
+            <w:r>
+              <w:rPr>
+                <w:noProof/>
+                <w:webHidden/>
+              </w:rPr>
+              <w:fldChar w:fldCharType="separate"/>
+            </w:r>
+            <w:r>
+              <w:rPr>
+                <w:noProof/>
+                <w:webHidden/>
+              </w:rPr>
+              <w:t>7</w:t>
+            </w:r>
+            <w:r>
+              <w:rPr>
+                <w:noProof/>
+                <w:webHidden/>
+              </w:rPr>
+              <w:fldChar w:fldCharType="end"/>
+            </w:r>
+          </w:hyperlink>
+        </w:p>
+        <w:p>
+          <w:pPr>
+            <w:pStyle w:val="TM3"/>
+            <w:tabs>
+              <w:tab w:val="right" w:leader="dot" w:pos="9062"/>
+            </w:tabs>
+            <w:rPr>
+              <w:noProof/>
+            </w:rPr>
+          </w:pPr>
+          <w:hyperlink w:anchor="_Toc225433185" w:history="1">
+            <w:r>
+              <w:rPr>
+                <w:rStyle w:val="Lienhypertexte"/>
+                <w:noProof/>
+              </w:rPr>
+              <w:t>3.3 Gestion des enseignants, matières, promotions et groupes</w:t>
+            </w:r>
+            <w:r>
+              <w:rPr>
+                <w:noProof/>
+                <w:webHidden/>
+              </w:rPr>
+              <w:tab/>
+            </w:r>
+            <w:r>
+              <w:rPr>
+                <w:noProof/>
+                <w:webHidden/>
+              </w:rPr>
+              <w:fldChar w:fldCharType="begin"/>
+            </w:r>
+            <w:r>
+              <w:rPr>
+                <w:noProof/>
+                <w:webHidden/>
+              </w:rPr>
+              <w:instrText xml:space="preserve"> PAGEREF _Toc225433185 \h </w:instrText>
+            </w:r>
+            <w:r>
+              <w:rPr>
+                <w:noProof/>
+                <w:webHidden/>
+              </w:rPr>
+            </w:r>
+            <w:r>
+              <w:rPr>
+                <w:noProof/>
+                <w:webHidden/>
+              </w:rPr>
+              <w:fldChar w:fldCharType="separate"/>
+            </w:r>
+            <w:r>
+              <w:rPr>
+                <w:noProof/>
+                <w:webHidden/>
+              </w:rPr>
+              <w:t>7</w:t>
+            </w:r>
+            <w:r>
+              <w:rPr>
+                <w:noProof/>
+                <w:webHidden/>
+              </w:rPr>
+              <w:fldChar w:fldCharType="end"/>
+            </w:r>
+          </w:hyperlink>
+        </w:p>
+        <w:p>
+          <w:pPr>
+            <w:pStyle w:val="TM2"/>
+            <w:tabs>
+              <w:tab w:val="right" w:leader="dot" w:pos="9062"/>
+            </w:tabs>
+            <w:rPr>
+              <w:noProof/>
+            </w:rPr>
+          </w:pPr>
+          <w:hyperlink w:anchor="_Toc225433186" w:history="1">
+            <w:r>
+              <w:rPr>
+                <w:rStyle w:val="Lienhypertexte"/>
+                <w:noProof/>
+              </w:rPr>
+              <w:t>Étape 4 - Outil de placement (?action=util_placement)</w:t>
+            </w:r>
+            <w:r>
+              <w:rPr>
+                <w:noProof/>
+                <w:webHidden/>
+              </w:rPr>
+              <w:tab/>
+            </w:r>
+            <w:r>
+              <w:rPr>
+                <w:noProof/>
+                <w:webHidden/>
+              </w:rPr>
+              <w:fldChar w:fldCharType="begin"/>
+            </w:r>
+            <w:r>
+              <w:rPr>
+                <w:noProof/>
+                <w:webHidden/>
+              </w:rPr>
+              <w:instrText xml:space="preserve"> PAGEREF _Toc225433186 \h </w:instrText>
+            </w:r>
+            <w:r>
+              <w:rPr>
+                <w:noProof/>
+                <w:webHidden/>
+              </w:rPr>
+            </w:r>
+            <w:r>
+              <w:rPr>
+                <w:noProof/>
+                <w:webHidden/>
+              </w:rPr>
+              <w:fldChar w:fldCharType="separate"/>
+            </w:r>
+            <w:r>
+              <w:rPr>
+                <w:noProof/>
+                <w:webHidden/>
+              </w:rPr>
+              <w:t>7</w:t>
+            </w:r>
+            <w:r>
+              <w:rPr>
+                <w:noProof/>
+                <w:webHidden/>
+              </w:rPr>
+              <w:fldChar w:fldCharType="end"/>
+            </w:r>
+          </w:hyperlink>
+        </w:p>
+        <w:p>
+          <w:pPr>
+            <w:pStyle w:val="TM2"/>
+            <w:tabs>
+              <w:tab w:val="right" w:leader="dot" w:pos="9062"/>
+            </w:tabs>
+            <w:rPr>
+              <w:noProof/>
+            </w:rPr>
+          </w:pPr>
+          <w:hyperlink w:anchor="_Toc225433187" w:history="1">
+            <w:r>
+              <w:rPr>
+                <w:rStyle w:val="Lienhypertexte"/>
+                <w:noProof/>
+              </w:rPr>
+              <w:t>Étape 5 - Export PDF</w:t>
+            </w:r>
+            <w:r>
+              <w:rPr>
+                <w:noProof/>
+                <w:webHidden/>
+              </w:rPr>
+              <w:tab/>
+            </w:r>
+            <w:r>
+              <w:rPr>
+                <w:noProof/>
+                <w:webHidden/>
+              </w:rPr>
+              <w:fldChar w:fldCharType="begin"/>
+            </w:r>
+            <w:r>
+              <w:rPr>
+                <w:noProof/>
+                <w:webHidden/>
+              </w:rPr>
+              <w:instrText xml:space="preserve"> PAGEREF _Toc225433187 \h </w:instrText>
+            </w:r>
+            <w:r>
+              <w:rPr>
+                <w:noProof/>
+                <w:webHidden/>
+              </w:rPr>
+            </w:r>
+            <w:r>
+              <w:rPr>
+                <w:noProof/>
+                <w:webHidden/>
+              </w:rPr>
+              <w:fldChar w:fldCharType="separate"/>
+            </w:r>
+            <w:r>
+              <w:rPr>
+                <w:noProof/>
+                <w:webHidden/>
+              </w:rPr>
+              <w:t>8</w:t>
+            </w:r>
+            <w:r>
+              <w:rPr>
+                <w:noProof/>
+                <w:webHidden/>
+              </w:rPr>
+              <w:fldChar w:fldCharType="end"/>
+            </w:r>
+          </w:hyperlink>
+        </w:p>
+        <w:p>
+          <w:pPr>
+            <w:pStyle w:val="TM2"/>
+            <w:tabs>
+              <w:tab w:val="right" w:leader="dot" w:pos="9062"/>
+            </w:tabs>
+            <w:rPr>
+              <w:noProof/>
+            </w:rPr>
+          </w:pPr>
+          <w:hyperlink w:anchor="_Toc225433188" w:history="1">
+            <w:r>
+              <w:rPr>
+                <w:rStyle w:val="Lienhypertexte"/>
+                <w:noProof/>
+              </w:rPr>
+              <w:t>Étape 6 — Déconnexion</w:t>
+            </w:r>
+            <w:r>
+              <w:rPr>
+                <w:noProof/>
+                <w:webHidden/>
+              </w:rPr>
+              <w:tab/>
+            </w:r>
+            <w:r>
+              <w:rPr>
+                <w:noProof/>
+                <w:webHidden/>
+              </w:rPr>
+              <w:fldChar w:fldCharType="begin"/>
+            </w:r>
+            <w:r>
+              <w:rPr>
+                <w:noProof/>
+                <w:webHidden/>
+              </w:rPr>
+              <w:instrText xml:space="preserve"> PAGEREF _Toc225433188 \h </w:instrText>
+            </w:r>
+            <w:r>
+              <w:rPr>
+                <w:noProof/>
+                <w:webHidden/>
+              </w:rPr>
+            </w:r>
+            <w:r>
+              <w:rPr>
+                <w:noProof/>
+                <w:webHidden/>
+              </w:rPr>
+              <w:fldChar w:fldCharType="separate"/>
+            </w:r>
+            <w:r>
+              <w:rPr>
+                <w:noProof/>
+                <w:webHidden/>
+              </w:rPr>
+              <w:t>8</w:t>
+            </w:r>
+            <w:r>
+              <w:rPr>
+                <w:noProof/>
+                <w:webHidden/>
+              </w:rPr>
+              <w:fldChar w:fldCharType="end"/>
+            </w:r>
+          </w:hyperlink>
+        </w:p>
+        <w:p>
+          <w:r>
+            <w:rPr>
+              <w:b/>
+              <w:bCs/>
+            </w:rPr>
+            <w:fldChar w:fldCharType="end"/>
+          </w:r>
+        </w:p>
+      </w:sdtContent>
+    </w:sdt>
+    <w:p>
+      <w:pPr>
+        <w:pStyle w:val="Sansinterligne"/>
+        <w:rPr>
+          <w:rFonts w:ascii="Arial" w:hAnsi="Arial" w:cs="Arial"/>
+          <w:color w:val="000000"/>
+        </w:rPr>
+      </w:pPr>
+    </w:p>
+    <w:p>
+      <w:pPr>
+        <w:pStyle w:val="Sansinterligne"/>
+        <w:jc w:val="center"/>
+        <w:rPr>
+          <w:rFonts w:ascii="Arial" w:hAnsi="Arial" w:cs="Arial"/>
+          <w:color w:val="000000"/>
+        </w:rPr>
+      </w:pPr>
+    </w:p>
+    <w:p>
+      <w:pPr>
+        <w:pStyle w:val="Sansinterligne"/>
+        <w:jc w:val="center"/>
+        <w:rPr>
+          <w:rFonts w:ascii="Arial" w:hAnsi="Arial" w:cs="Arial"/>
+          <w:color w:val="000000"/>
+        </w:rPr>
+      </w:pPr>
+    </w:p>
+    <w:p>
+      <w:pPr>
+        <w:pStyle w:val="Sansinterligne"/>
+        <w:jc w:val="center"/>
+        <w:rPr>
+          <w:rFonts w:ascii="Arial" w:hAnsi="Arial" w:cs="Arial"/>
+          <w:color w:val="000000"/>
+        </w:rPr>
+      </w:pPr>
+    </w:p>
+    <w:p>
+      <w:pPr>
+        <w:pStyle w:val="Sansinterligne"/>
+        <w:jc w:val="center"/>
+        <w:rPr>
+          <w:rFonts w:ascii="Arial" w:hAnsi="Arial" w:cs="Arial"/>
+          <w:color w:val="000000"/>
+        </w:rPr>
+      </w:pPr>
+    </w:p>
+    <w:p>
+      <w:pPr>
+        <w:pStyle w:val="Sansinterligne"/>
+        <w:jc w:val="center"/>
+        <w:rPr>
+          <w:rFonts w:ascii="Arial" w:hAnsi="Arial" w:cs="Arial"/>
+          <w:color w:val="000000"/>
+        </w:rPr>
+      </w:pPr>
+    </w:p>
+    <w:p>
+      <w:pPr>
+        <w:pStyle w:val="Sansinterligne"/>
+        <w:jc w:val="center"/>
+        <w:rPr>
+          <w:rFonts w:ascii="Arial" w:hAnsi="Arial" w:cs="Arial"/>
+          <w:color w:val="000000"/>
+        </w:rPr>
+      </w:pPr>
+    </w:p>
+    <w:p>
+      <w:pPr>
+        <w:pStyle w:val="Sansinterligne"/>
+        <w:jc w:val="center"/>
+        <w:rPr>
+          <w:rFonts w:ascii="Arial" w:hAnsi="Arial" w:cs="Arial"/>
+          <w:color w:val="000000"/>
+        </w:rPr>
+      </w:pPr>
+    </w:p>
+    <w:p>
+      <w:pPr>
+        <w:pStyle w:val="Sansinterligne"/>
+        <w:jc w:val="center"/>
+        <w:rPr>
+          <w:rFonts w:ascii="Arial" w:hAnsi="Arial" w:cs="Arial"/>
+          <w:color w:val="000000"/>
+        </w:rPr>
+      </w:pPr>
+    </w:p>
+    <w:p>
+      <w:pPr>
+        <w:pStyle w:val="Sansinterligne"/>
+        <w:jc w:val="center"/>
+        <w:rPr>
+          <w:rFonts w:ascii="Arial" w:hAnsi="Arial" w:cs="Arial"/>
+          <w:color w:val="000000"/>
+        </w:rPr>
+      </w:pPr>
+    </w:p>
+    <w:p>
+      <w:pPr>
+        <w:pStyle w:val="Sansinterligne"/>
+        <w:jc w:val="center"/>
+        <w:rPr>
+          <w:rFonts w:ascii="Arial" w:hAnsi="Arial" w:cs="Arial"/>
+          <w:color w:val="000000"/>
+        </w:rPr>
+      </w:pPr>
+    </w:p>
+    <w:p>
+      <w:pPr>
+        <w:pStyle w:val="Sansinterligne"/>
+        <w:jc w:val="center"/>
+        <w:rPr>
+          <w:rFonts w:ascii="Arial" w:hAnsi="Arial" w:cs="Arial"/>
+          <w:color w:val="000000"/>
+        </w:rPr>
+      </w:pPr>
+    </w:p>
+    <w:p>
+      <w:pPr>
+        <w:pStyle w:val="Sansinterligne"/>
+        <w:jc w:val="center"/>
+        <w:rPr>
+          <w:rFonts w:ascii="Arial" w:hAnsi="Arial" w:cs="Arial"/>
+          <w:color w:val="000000"/>
+        </w:rPr>
+      </w:pPr>
+    </w:p>
+    <w:p>
+      <w:pPr>
+        <w:pStyle w:val="Sansinterligne"/>
+        <w:jc w:val="center"/>
+        <w:rPr>
+          <w:rFonts w:ascii="Arial" w:hAnsi="Arial" w:cs="Arial"/>
+          <w:color w:val="000000"/>
+        </w:rPr>
+      </w:pPr>
+    </w:p>
+    <w:p>
+      <w:pPr>
+        <w:pStyle w:val="Sansinterligne"/>
+        <w:jc w:val="center"/>
+        <w:rPr>
+          <w:rFonts w:ascii="Arial" w:hAnsi="Arial" w:cs="Arial"/>
+          <w:color w:val="000000"/>
+        </w:rPr>
+      </w:pPr>
+    </w:p>
+    <w:p>
+      <w:pPr>
+        <w:pStyle w:val="Titre1"/>
+      </w:pPr>
+      <w:bookmarkStart w:id="0" w:name="_Toc225433170"/>
+      <w:r>
+        <w:lastRenderedPageBreak/>
+        <w:t>1.</w:t>
+      </w:r>
+      <w:r>
+        <w:t xml:space="preserve"> Introduction</w:t>
+      </w:r>
+      <w:bookmarkEnd w:id="0"/>
+    </w:p>
     <w:p/>
+    <w:p>
+      <w:pPr>
+        <w:pStyle w:val="text"/>
+      </w:pPr>
+      <w:r>
+        <w:tab/>
+      </w:r>
+      <w:r>
+        <w:t xml:space="preserve">Ce projet de SAE 4.01 a pour objet la refonte complète de l'application web </w:t>
+      </w:r>
+      <w:proofErr w:type="spellStart"/>
+      <w:r>
+        <w:t>InfoPlacement</w:t>
+      </w:r>
+      <w:proofErr w:type="spellEnd"/>
+      <w:r>
+        <w:t>, utilisée par le département informatique de l'IUT de Metz pour automatiser le placement des étudiants lors des évaluations. L'application existante reposait sur une architecture procédurale, une base de données non normalisée présentant des anomalies de redondance, et un mécanisme d'authentification obsolète et vulnérable.</w:t>
+      </w:r>
+    </w:p>
+    <w:p>
+      <w:pPr>
+        <w:pStyle w:val="text"/>
+      </w:pPr>
+    </w:p>
+    <w:p>
+      <w:pPr>
+        <w:pStyle w:val="text"/>
+        <w:rPr>
+          <w:b/>
+          <w:bCs/>
+        </w:rPr>
+      </w:pPr>
+      <w:r>
+        <w:rPr>
+          <w:b/>
+          <w:bCs/>
+        </w:rPr>
+        <w:t>Les objectifs de la refonte ont été les suivants :</w:t>
+      </w:r>
+    </w:p>
+    <w:p>
+      <w:pPr>
+        <w:pStyle w:val="text"/>
+        <w:rPr>
+          <w:b/>
+          <w:bCs/>
+        </w:rPr>
+      </w:pPr>
+    </w:p>
+    <w:p>
+      <w:pPr>
+        <w:pStyle w:val="text"/>
+        <w:numPr>
+          <w:ilvl w:val="0"/>
+          <w:numId w:val="2"/>
+        </w:numPr>
+      </w:pPr>
+      <w:r>
+        <w:rPr>
+          <w:b/>
+          <w:bCs/>
+        </w:rPr>
+        <w:t>Architecturaux</w:t>
+      </w:r>
+      <w:r>
+        <w:t xml:space="preserve"> : Migrer vers un patron de conception MVC (Modèle-Vue-Contrôleur) afin de séparer clairement la logique métier, l'accès aux données et la présentation.</w:t>
+      </w:r>
+    </w:p>
+    <w:p>
+      <w:pPr>
+        <w:pStyle w:val="text"/>
+        <w:numPr>
+          <w:ilvl w:val="0"/>
+          <w:numId w:val="2"/>
+        </w:numPr>
+      </w:pPr>
+      <w:r>
+        <w:rPr>
+          <w:b/>
+          <w:bCs/>
+        </w:rPr>
+        <w:t>Base de données</w:t>
+      </w:r>
+      <w:r>
+        <w:t xml:space="preserve"> : Normaliser le schéma relationnel jusqu'à la Quatrième Forme Normale (4FN) afin d'éliminer </w:t>
+      </w:r>
+      <w:r>
+        <w:t xml:space="preserve">les dépendances </w:t>
+      </w:r>
+      <w:r>
+        <w:t>trop redondantes</w:t>
+      </w:r>
+      <w:r>
+        <w:t xml:space="preserve"> et les anomalies de mise à jour.</w:t>
+      </w:r>
+    </w:p>
+    <w:p>
+      <w:pPr>
+        <w:pStyle w:val="text"/>
+        <w:numPr>
+          <w:ilvl w:val="0"/>
+          <w:numId w:val="2"/>
+        </w:numPr>
+      </w:pPr>
+      <w:r>
+        <w:rPr>
+          <w:b/>
+          <w:bCs/>
+        </w:rPr>
+        <w:t>Sécurité</w:t>
+      </w:r>
+      <w:r>
+        <w:t xml:space="preserve"> : Remplacer le hachage MD5 par </w:t>
+      </w:r>
+      <w:proofErr w:type="spellStart"/>
+      <w:r>
+        <w:t>BCrypt</w:t>
+      </w:r>
+      <w:proofErr w:type="spellEnd"/>
+      <w:r>
+        <w:t>, systématiser l'utilisation de requêtes préparées PDO, et introduire une gestion robuste des sessions.</w:t>
+      </w:r>
+    </w:p>
+    <w:p>
+      <w:pPr>
+        <w:pStyle w:val="text"/>
+        <w:numPr>
+          <w:ilvl w:val="0"/>
+          <w:numId w:val="2"/>
+        </w:numPr>
+      </w:pPr>
+      <w:r>
+        <w:rPr>
+          <w:b/>
+          <w:bCs/>
+        </w:rPr>
+        <w:t>Maintenabilité</w:t>
+      </w:r>
+      <w:r>
+        <w:t xml:space="preserve"> : Réorganiser l'ensemble des fichiers source en dossiers thématiques (</w:t>
+      </w:r>
+      <w:proofErr w:type="spellStart"/>
+      <w:r>
+        <w:t>controllers</w:t>
+      </w:r>
+      <w:proofErr w:type="spellEnd"/>
+      <w:r>
+        <w:t xml:space="preserve">/, </w:t>
+      </w:r>
+      <w:proofErr w:type="spellStart"/>
+      <w:r>
+        <w:t>models</w:t>
+      </w:r>
+      <w:proofErr w:type="spellEnd"/>
+      <w:r>
+        <w:t xml:space="preserve">/, </w:t>
+      </w:r>
+      <w:proofErr w:type="spellStart"/>
+      <w:r>
+        <w:t>views</w:t>
+      </w:r>
+      <w:proofErr w:type="spellEnd"/>
+      <w:r>
+        <w:t xml:space="preserve">/, </w:t>
+      </w:r>
+      <w:proofErr w:type="spellStart"/>
+      <w:r>
+        <w:t>utils</w:t>
+      </w:r>
+      <w:proofErr w:type="spellEnd"/>
+      <w:r>
+        <w:t>/, ajax/) pour faciliter l'évolution et la collaboration en équipe.</w:t>
+      </w:r>
+    </w:p>
+    <w:p>
+      <w:pPr>
+        <w:pStyle w:val="text"/>
+      </w:pPr>
+    </w:p>
+    <w:p>
+      <w:pPr>
+        <w:pStyle w:val="Titre1"/>
+      </w:pPr>
+      <w:bookmarkStart w:id="1" w:name="_Toc225433171"/>
+      <w:r>
+        <w:t>2.</w:t>
+      </w:r>
+      <w:r>
+        <w:t xml:space="preserve"> Technologies utilisées</w:t>
+      </w:r>
+      <w:bookmarkEnd w:id="1"/>
+    </w:p>
+    <w:p/>
+    <w:p>
+      <w:pPr>
+        <w:pStyle w:val="text"/>
+      </w:pPr>
+      <w:r>
+        <w:t>Langage serveur : PHP 8.2.20</w:t>
+      </w:r>
+    </w:p>
+    <w:p>
+      <w:pPr>
+        <w:pStyle w:val="text"/>
+      </w:pPr>
+      <w:r>
+        <w:t xml:space="preserve">SGBD : </w:t>
+      </w:r>
+      <w:proofErr w:type="spellStart"/>
+      <w:r>
+        <w:t>MariaDB</w:t>
+      </w:r>
+      <w:proofErr w:type="spellEnd"/>
+      <w:r>
+        <w:t xml:space="preserve"> 10.3.39</w:t>
+      </w:r>
+    </w:p>
+    <w:p>
+      <w:pPr>
+        <w:pStyle w:val="text"/>
+      </w:pPr>
+      <w:r>
+        <w:t xml:space="preserve">Accès aux données : PDO (PHP Data </w:t>
+      </w:r>
+      <w:proofErr w:type="spellStart"/>
+      <w:r>
+        <w:t>Objects</w:t>
+      </w:r>
+      <w:proofErr w:type="spellEnd"/>
+      <w:r>
+        <w:t>) avec requêtes préparées et paramètres nommés</w:t>
+      </w:r>
+    </w:p>
+    <w:p>
+      <w:pPr>
+        <w:pStyle w:val="text"/>
+      </w:pPr>
+      <w:r>
+        <w:t xml:space="preserve">Sécurité des mots de passe : </w:t>
+      </w:r>
+      <w:proofErr w:type="spellStart"/>
+      <w:r>
+        <w:t>BCrypt</w:t>
+      </w:r>
+      <w:proofErr w:type="spellEnd"/>
+      <w:r>
+        <w:t xml:space="preserve"> via </w:t>
+      </w:r>
+      <w:proofErr w:type="spellStart"/>
+      <w:r>
+        <w:t>password_</w:t>
+      </w:r>
+      <w:proofErr w:type="gramStart"/>
+      <w:r>
+        <w:t>hash</w:t>
+      </w:r>
+      <w:proofErr w:type="spellEnd"/>
+      <w:r>
+        <w:t>(</w:t>
+      </w:r>
+      <w:proofErr w:type="gramEnd"/>
+      <w:r>
+        <w:t xml:space="preserve">) / </w:t>
+      </w:r>
+      <w:proofErr w:type="spellStart"/>
+      <w:r>
+        <w:t>password_</w:t>
+      </w:r>
+      <w:proofErr w:type="gramStart"/>
+      <w:r>
+        <w:t>verify</w:t>
+      </w:r>
+      <w:proofErr w:type="spellEnd"/>
+      <w:r>
+        <w:t>(</w:t>
+      </w:r>
+      <w:proofErr w:type="gramEnd"/>
+      <w:r>
+        <w:t>) (PHP natif)</w:t>
+      </w:r>
+    </w:p>
+    <w:p>
+      <w:pPr>
+        <w:pStyle w:val="text"/>
+      </w:pPr>
+      <w:r>
+        <w:t xml:space="preserve">Génération de PDF : Bibliothèque </w:t>
+      </w:r>
+      <w:proofErr w:type="spellStart"/>
+      <w:r>
+        <w:t>ezpdf</w:t>
+      </w:r>
+      <w:proofErr w:type="spellEnd"/>
+      <w:r>
+        <w:t xml:space="preserve"> (</w:t>
+      </w:r>
+      <w:proofErr w:type="spellStart"/>
+      <w:r>
+        <w:t>class.ezpdf.php</w:t>
+      </w:r>
+      <w:proofErr w:type="spellEnd"/>
+      <w:r>
+        <w:t xml:space="preserve"> / </w:t>
+      </w:r>
+      <w:proofErr w:type="spellStart"/>
+      <w:r>
+        <w:t>class.pdf.php</w:t>
+      </w:r>
+      <w:proofErr w:type="spellEnd"/>
+      <w:r>
+        <w:t>) — FPDF 1.86 en réserve</w:t>
+      </w:r>
+    </w:p>
+    <w:p>
+      <w:pPr>
+        <w:pStyle w:val="text"/>
+      </w:pPr>
+      <w:proofErr w:type="spellStart"/>
+      <w:r>
+        <w:t>Front-end</w:t>
+      </w:r>
+      <w:proofErr w:type="spellEnd"/>
+      <w:r>
+        <w:t xml:space="preserve"> : HTML5, CSS</w:t>
+      </w:r>
+    </w:p>
+    <w:p>
+      <w:pPr>
+        <w:pStyle w:val="text"/>
+      </w:pPr>
+      <w:r>
+        <w:t xml:space="preserve">Interactions dynamiques : JavaScript / AJAX (appels aux </w:t>
+      </w:r>
+      <w:proofErr w:type="spellStart"/>
+      <w:r>
+        <w:t>endpoints</w:t>
+      </w:r>
+      <w:proofErr w:type="spellEnd"/>
+      <w:r>
+        <w:t xml:space="preserve"> dédiés dans ajax/)</w:t>
+      </w:r>
+    </w:p>
+    <w:p>
+      <w:pPr>
+        <w:pStyle w:val="text"/>
+      </w:pPr>
+      <w:r>
+        <w:t>Gestion de projet : Git / GitHub, Trello (méthode agile avec sprints hebdomadaires)</w:t>
+      </w:r>
+    </w:p>
+    <w:p>
+      <w:pPr>
+        <w:pStyle w:val="text"/>
+      </w:pPr>
+      <w:r>
+        <w:t xml:space="preserve">Environnement de déploiement : Serveur </w:t>
+      </w:r>
+      <w:proofErr w:type="spellStart"/>
+      <w:r>
+        <w:t>DevWeb</w:t>
+      </w:r>
+      <w:proofErr w:type="spellEnd"/>
+      <w:r>
+        <w:t xml:space="preserve"> de l’IUT</w:t>
+      </w:r>
+    </w:p>
+    <w:p>
+      <w:pPr>
+        <w:pStyle w:val="text"/>
+      </w:pPr>
+      <w:r>
+        <w:t>Encodage : UTF-8mb4 (support des caractères spéciaux et emojis)</w:t>
+      </w:r>
+    </w:p>
+    <w:p>
+      <w:pPr>
+        <w:pStyle w:val="text"/>
+      </w:pPr>
+    </w:p>
+    <w:p>
+      <w:pPr>
+        <w:pStyle w:val="text"/>
+      </w:pPr>
+    </w:p>
+    <w:p>
+      <w:pPr>
+        <w:pStyle w:val="text"/>
+      </w:pPr>
+    </w:p>
+    <w:p>
+      <w:pPr>
+        <w:pStyle w:val="text"/>
+      </w:pPr>
+    </w:p>
+    <w:p>
+      <w:pPr>
+        <w:pStyle w:val="text"/>
+      </w:pPr>
+    </w:p>
+    <w:p>
+      <w:pPr>
+        <w:pStyle w:val="text"/>
+      </w:pPr>
+    </w:p>
+    <w:p>
+      <w:pPr>
+        <w:pStyle w:val="text"/>
+      </w:pPr>
+    </w:p>
+    <w:p>
+      <w:pPr>
+        <w:pStyle w:val="text"/>
+      </w:pPr>
+    </w:p>
+    <w:p>
+      <w:pPr>
+        <w:pStyle w:val="text"/>
+      </w:pPr>
+    </w:p>
+    <w:p>
+      <w:pPr>
+        <w:pStyle w:val="text"/>
+      </w:pPr>
+    </w:p>
+    <w:p>
+      <w:pPr>
+        <w:pStyle w:val="text"/>
+      </w:pPr>
+    </w:p>
+    <w:p>
+      <w:pPr>
+        <w:pStyle w:val="text"/>
+      </w:pPr>
+    </w:p>
+    <w:p>
+      <w:pPr>
+        <w:pStyle w:val="text"/>
+      </w:pPr>
+    </w:p>
+    <w:p>
+      <w:pPr>
+        <w:pStyle w:val="text"/>
+      </w:pPr>
+    </w:p>
+    <w:p>
+      <w:pPr>
+        <w:pStyle w:val="text"/>
+      </w:pPr>
+    </w:p>
+    <w:p>
+      <w:pPr>
+        <w:pStyle w:val="text"/>
+      </w:pPr>
+    </w:p>
+    <w:p>
+      <w:pPr>
+        <w:pStyle w:val="text"/>
+      </w:pPr>
+      <w:r>
+        <w:lastRenderedPageBreak/>
+        <w:t xml:space="preserve">III — Informations sur le projet </w:t>
+      </w:r>
+      <w:proofErr w:type="spellStart"/>
+      <w:r>
+        <w:t>projet</w:t>
+      </w:r>
+      <w:proofErr w:type="spellEnd"/>
+    </w:p>
+    <w:p>
+      <w:pPr>
+        <w:pStyle w:val="text"/>
+      </w:pPr>
+    </w:p>
+    <w:p>
+      <w:pPr>
+        <w:pStyle w:val="text"/>
+      </w:pPr>
+      <w:r>
+        <w:t xml:space="preserve">Lien </w:t>
+      </w:r>
+      <w:proofErr w:type="spellStart"/>
+      <w:r>
+        <w:t>devweb</w:t>
+      </w:r>
+      <w:proofErr w:type="spellEnd"/>
+      <w:r>
+        <w:t xml:space="preserve"> de la version finale :</w:t>
+      </w:r>
+      <w:r>
+        <w:t xml:space="preserve"> </w:t>
+      </w:r>
+    </w:p>
+    <w:p>
+      <w:pPr>
+        <w:pStyle w:val="text"/>
+        <w:rPr>
+          <w:i/>
+          <w:iCs/>
+          <w:color w:val="888888"/>
+        </w:rPr>
+      </w:pPr>
+      <w:hyperlink r:id="rId8" w:history="1">
+        <w:r>
+          <w:rPr>
+            <w:rStyle w:val="Lienhypertexte"/>
+            <w:i/>
+            <w:iCs/>
+          </w:rPr>
+          <w:t>https://devweb.iutmetz.univ-lorraine.fr/~e40250u/sae401/Placement</w:t>
+        </w:r>
+      </w:hyperlink>
+    </w:p>
+    <w:p>
+      <w:pPr>
+        <w:pStyle w:val="text"/>
+        <w:rPr>
+          <w:i/>
+          <w:iCs/>
+          <w:color w:val="888888"/>
+        </w:rPr>
+      </w:pPr>
+    </w:p>
+    <w:p>
+      <w:pPr>
+        <w:pStyle w:val="text"/>
+      </w:pPr>
+      <w:r>
+        <w:t xml:space="preserve">Lien </w:t>
+      </w:r>
+      <w:proofErr w:type="spellStart"/>
+      <w:r>
+        <w:t>devbdd</w:t>
+      </w:r>
+      <w:proofErr w:type="spellEnd"/>
+      <w:r>
+        <w:t xml:space="preserve"> de la base de données :</w:t>
+      </w:r>
+    </w:p>
+    <w:p>
+      <w:pPr>
+        <w:pStyle w:val="text"/>
+      </w:pPr>
+      <w:hyperlink r:id="rId9" w:history="1">
+        <w:r>
+          <w:rPr>
+            <w:rStyle w:val="Lienhypertexte"/>
+          </w:rPr>
+          <w:t>https://devweb.iutmetz.univ-lorraine.fr/phpmyadmin/index.php?route=/database/structure&amp;db=e40250u_sae401</w:t>
+        </w:r>
+      </w:hyperlink>
+    </w:p>
+    <w:p>
+      <w:pPr>
+        <w:pStyle w:val="text"/>
+      </w:pPr>
+    </w:p>
+    <w:p>
+      <w:pPr>
+        <w:pStyle w:val="text"/>
+      </w:pPr>
+      <w:r>
+        <w:t>Comptes utilisateurs</w:t>
+      </w:r>
+      <w:r>
+        <w:t xml:space="preserve"> </w:t>
+      </w:r>
+      <w:r>
+        <w:t>:</w:t>
+      </w:r>
+    </w:p>
+    <w:tbl>
+      <w:tblPr>
+        <w:tblW w:w="9360" w:type="dxa"/>
+        <w:tblBorders>
+          <w:top w:val="single" w:sz="4" w:space="0" w:color="auto"/>
+          <w:left w:val="single" w:sz="4" w:space="0" w:color="auto"/>
+          <w:bottom w:val="single" w:sz="4" w:space="0" w:color="auto"/>
+          <w:right w:val="single" w:sz="4" w:space="0" w:color="auto"/>
+          <w:insideH w:val="single" w:sz="4" w:space="0" w:color="auto"/>
+          <w:insideV w:val="single" w:sz="4" w:space="0" w:color="auto"/>
+        </w:tblBorders>
+        <w:tblCellMar>
+          <w:left w:w="10" w:type="dxa"/>
+          <w:right w:w="10" w:type="dxa"/>
+        </w:tblCellMar>
+        <w:tblLook w:val="04A0" w:firstRow="1" w:lastRow="0" w:firstColumn="1" w:lastColumn="0" w:noHBand="0" w:noVBand="1"/>
+      </w:tblPr>
+      <w:tblGrid>
+        <w:gridCol w:w="3120"/>
+        <w:gridCol w:w="3120"/>
+        <w:gridCol w:w="3120"/>
+      </w:tblGrid>
+      <w:tr>
+        <w:trPr>
+          <w:tblHeader/>
+        </w:trPr>
+        <w:tc>
+          <w:tcPr>
+            <w:tcW w:w="3120" w:type="dxa"/>
+            <w:tcBorders>
+              <w:top w:val="single" w:sz="1" w:space="0" w:color="A0B0C8"/>
+              <w:left w:val="single" w:sz="1" w:space="0" w:color="A0B0C8"/>
+              <w:bottom w:val="single" w:sz="1" w:space="0" w:color="A0B0C8"/>
+              <w:right w:val="single" w:sz="1" w:space="0" w:color="A0B0C8"/>
+            </w:tcBorders>
+            <w:shd w:val="clear" w:color="auto" w:fill="D9E2F3"/>
+            <w:tcMar>
+              <w:top w:w="80" w:type="dxa"/>
+              <w:left w:w="120" w:type="dxa"/>
+              <w:bottom w:w="80" w:type="dxa"/>
+              <w:right w:w="120" w:type="dxa"/>
+            </w:tcMar>
+          </w:tcPr>
+          <w:p>
+            <w:pPr>
+              <w:pStyle w:val="text"/>
+            </w:pPr>
+            <w:r>
+              <w:rPr>
+                <w:sz w:val="20"/>
+                <w:szCs w:val="20"/>
+              </w:rPr>
+              <w:t>Rôle</w:t>
+            </w:r>
+          </w:p>
+        </w:tc>
+        <w:tc>
+          <w:tcPr>
+            <w:tcW w:w="3120" w:type="dxa"/>
+            <w:tcBorders>
+              <w:top w:val="single" w:sz="1" w:space="0" w:color="A0B0C8"/>
+              <w:left w:val="single" w:sz="1" w:space="0" w:color="A0B0C8"/>
+              <w:bottom w:val="single" w:sz="1" w:space="0" w:color="A0B0C8"/>
+              <w:right w:val="single" w:sz="1" w:space="0" w:color="A0B0C8"/>
+            </w:tcBorders>
+            <w:shd w:val="clear" w:color="auto" w:fill="D9E2F3"/>
+            <w:tcMar>
+              <w:top w:w="80" w:type="dxa"/>
+              <w:left w:w="120" w:type="dxa"/>
+              <w:bottom w:w="80" w:type="dxa"/>
+              <w:right w:w="120" w:type="dxa"/>
+            </w:tcMar>
+          </w:tcPr>
+          <w:p>
+            <w:pPr>
+              <w:pStyle w:val="text"/>
+            </w:pPr>
+            <w:r>
+              <w:rPr>
+                <w:sz w:val="20"/>
+                <w:szCs w:val="20"/>
+              </w:rPr>
+              <w:t>Login</w:t>
+            </w:r>
+          </w:p>
+        </w:tc>
+        <w:tc>
+          <w:tcPr>
+            <w:tcW w:w="3120" w:type="dxa"/>
+            <w:tcBorders>
+              <w:top w:val="single" w:sz="1" w:space="0" w:color="A0B0C8"/>
+              <w:left w:val="single" w:sz="1" w:space="0" w:color="A0B0C8"/>
+              <w:bottom w:val="single" w:sz="1" w:space="0" w:color="A0B0C8"/>
+              <w:right w:val="single" w:sz="1" w:space="0" w:color="A0B0C8"/>
+            </w:tcBorders>
+            <w:shd w:val="clear" w:color="auto" w:fill="D9E2F3"/>
+            <w:tcMar>
+              <w:top w:w="80" w:type="dxa"/>
+              <w:left w:w="120" w:type="dxa"/>
+              <w:bottom w:w="80" w:type="dxa"/>
+              <w:right w:w="120" w:type="dxa"/>
+            </w:tcMar>
+          </w:tcPr>
+          <w:p>
+            <w:pPr>
+              <w:pStyle w:val="text"/>
+            </w:pPr>
+            <w:r>
+              <w:rPr>
+                <w:sz w:val="20"/>
+                <w:szCs w:val="20"/>
+              </w:rPr>
+              <w:t>Mot de passe en clair</w:t>
+            </w:r>
+          </w:p>
+        </w:tc>
+      </w:tr>
+      <w:tr>
+        <w:tc>
+          <w:tcPr>
+            <w:tcW w:w="3120" w:type="dxa"/>
+            <w:tcBorders>
+              <w:top w:val="single" w:sz="1" w:space="0" w:color="A0B0C8"/>
+              <w:left w:val="single" w:sz="1" w:space="0" w:color="A0B0C8"/>
+              <w:bottom w:val="single" w:sz="1" w:space="0" w:color="A0B0C8"/>
+              <w:right w:val="single" w:sz="1" w:space="0" w:color="A0B0C8"/>
+            </w:tcBorders>
+            <w:tcMar>
+              <w:top w:w="70" w:type="dxa"/>
+              <w:left w:w="120" w:type="dxa"/>
+              <w:bottom w:w="70" w:type="dxa"/>
+              <w:right w:w="120" w:type="dxa"/>
+            </w:tcMar>
+          </w:tcPr>
+          <w:p>
+            <w:pPr>
+              <w:pStyle w:val="text"/>
+            </w:pPr>
+            <w:r>
+              <w:rPr>
+                <w:sz w:val="20"/>
+                <w:szCs w:val="20"/>
+              </w:rPr>
+              <w:t>Administrateur</w:t>
+            </w:r>
+          </w:p>
+        </w:tc>
+        <w:tc>
+          <w:tcPr>
+            <w:tcW w:w="3120" w:type="dxa"/>
+            <w:tcBorders>
+              <w:top w:val="single" w:sz="1" w:space="0" w:color="A0B0C8"/>
+              <w:left w:val="single" w:sz="1" w:space="0" w:color="A0B0C8"/>
+              <w:bottom w:val="single" w:sz="1" w:space="0" w:color="A0B0C8"/>
+              <w:right w:val="single" w:sz="1" w:space="0" w:color="A0B0C8"/>
+            </w:tcBorders>
+            <w:tcMar>
+              <w:top w:w="70" w:type="dxa"/>
+              <w:left w:w="120" w:type="dxa"/>
+              <w:bottom w:w="70" w:type="dxa"/>
+              <w:right w:w="120" w:type="dxa"/>
+            </w:tcMar>
+          </w:tcPr>
+          <w:p>
+            <w:pPr>
+              <w:pStyle w:val="text"/>
+            </w:pPr>
+            <w:proofErr w:type="spellStart"/>
+            <w:r>
+              <w:rPr>
+                <w:sz w:val="20"/>
+                <w:szCs w:val="20"/>
+              </w:rPr>
+              <w:t>roka</w:t>
+            </w:r>
+            <w:proofErr w:type="spellEnd"/>
+          </w:p>
+        </w:tc>
+        <w:tc>
+          <w:tcPr>
+            <w:tcW w:w="3120" w:type="dxa"/>
+            <w:tcBorders>
+              <w:top w:val="single" w:sz="1" w:space="0" w:color="A0B0C8"/>
+              <w:left w:val="single" w:sz="1" w:space="0" w:color="A0B0C8"/>
+              <w:bottom w:val="single" w:sz="1" w:space="0" w:color="A0B0C8"/>
+              <w:right w:val="single" w:sz="1" w:space="0" w:color="A0B0C8"/>
+            </w:tcBorders>
+            <w:tcMar>
+              <w:top w:w="70" w:type="dxa"/>
+              <w:left w:w="120" w:type="dxa"/>
+              <w:bottom w:w="70" w:type="dxa"/>
+              <w:right w:w="120" w:type="dxa"/>
+            </w:tcMar>
+          </w:tcPr>
+          <w:p>
+            <w:pPr>
+              <w:pStyle w:val="text"/>
+            </w:pPr>
+            <w:r>
+              <w:rPr>
+                <w:sz w:val="20"/>
+                <w:szCs w:val="20"/>
+              </w:rPr>
+              <w:t>admin123</w:t>
+            </w:r>
+          </w:p>
+        </w:tc>
+      </w:tr>
+      <w:tr>
+        <w:tc>
+          <w:tcPr>
+            <w:tcW w:w="3120" w:type="dxa"/>
+            <w:tcBorders>
+              <w:top w:val="single" w:sz="1" w:space="0" w:color="A0B0C8"/>
+              <w:left w:val="single" w:sz="1" w:space="0" w:color="A0B0C8"/>
+              <w:bottom w:val="single" w:sz="1" w:space="0" w:color="A0B0C8"/>
+              <w:right w:val="single" w:sz="1" w:space="0" w:color="A0B0C8"/>
+            </w:tcBorders>
+            <w:tcMar>
+              <w:top w:w="70" w:type="dxa"/>
+              <w:left w:w="120" w:type="dxa"/>
+              <w:bottom w:w="70" w:type="dxa"/>
+              <w:right w:w="120" w:type="dxa"/>
+            </w:tcMar>
+          </w:tcPr>
+          <w:p>
+            <w:pPr>
+              <w:pStyle w:val="text"/>
+            </w:pPr>
+            <w:r>
+              <w:rPr>
+                <w:sz w:val="20"/>
+                <w:szCs w:val="20"/>
+              </w:rPr>
+              <w:t>Enseignant standard</w:t>
+            </w:r>
+          </w:p>
+        </w:tc>
+        <w:tc>
+          <w:tcPr>
+            <w:tcW w:w="3120" w:type="dxa"/>
+            <w:tcBorders>
+              <w:top w:val="single" w:sz="1" w:space="0" w:color="A0B0C8"/>
+              <w:left w:val="single" w:sz="1" w:space="0" w:color="A0B0C8"/>
+              <w:bottom w:val="single" w:sz="1" w:space="0" w:color="A0B0C8"/>
+              <w:right w:val="single" w:sz="1" w:space="0" w:color="A0B0C8"/>
+            </w:tcBorders>
+            <w:tcMar>
+              <w:top w:w="70" w:type="dxa"/>
+              <w:left w:w="120" w:type="dxa"/>
+              <w:bottom w:w="70" w:type="dxa"/>
+              <w:right w:w="120" w:type="dxa"/>
+            </w:tcMar>
+          </w:tcPr>
+          <w:p>
+            <w:pPr>
+              <w:pStyle w:val="text"/>
+            </w:pPr>
+            <w:proofErr w:type="spellStart"/>
+            <w:r>
+              <w:rPr>
+                <w:sz w:val="20"/>
+                <w:szCs w:val="20"/>
+              </w:rPr>
+              <w:t>bougnath</w:t>
+            </w:r>
+            <w:proofErr w:type="spellEnd"/>
+          </w:p>
+        </w:tc>
+        <w:tc>
+          <w:tcPr>
+            <w:tcW w:w="3120" w:type="dxa"/>
+            <w:tcBorders>
+              <w:top w:val="single" w:sz="1" w:space="0" w:color="A0B0C8"/>
+              <w:left w:val="single" w:sz="1" w:space="0" w:color="A0B0C8"/>
+              <w:bottom w:val="single" w:sz="1" w:space="0" w:color="A0B0C8"/>
+              <w:right w:val="single" w:sz="1" w:space="0" w:color="A0B0C8"/>
+            </w:tcBorders>
+            <w:tcMar>
+              <w:top w:w="70" w:type="dxa"/>
+              <w:left w:w="120" w:type="dxa"/>
+              <w:bottom w:w="70" w:type="dxa"/>
+              <w:right w:w="120" w:type="dxa"/>
+            </w:tcMar>
+          </w:tcPr>
+          <w:p>
+            <w:pPr>
+              <w:pStyle w:val="text"/>
+            </w:pPr>
+            <w:r>
+              <w:rPr>
+                <w:sz w:val="20"/>
+                <w:szCs w:val="20"/>
+              </w:rPr>
+              <w:t>prof123</w:t>
+            </w:r>
+          </w:p>
+        </w:tc>
+      </w:tr>
+    </w:tbl>
+    <w:p>
+      <w:pPr>
+        <w:pStyle w:val="text"/>
+      </w:pPr>
+    </w:p>
+    <w:p>
+      <w:pPr>
+        <w:pStyle w:val="text"/>
+      </w:pPr>
+      <w:r>
+        <w:t xml:space="preserve">Lien </w:t>
+      </w:r>
+      <w:r>
+        <w:t>GitHub :</w:t>
+      </w:r>
+      <w:r>
+        <w:t xml:space="preserve"> </w:t>
+      </w:r>
+      <w:hyperlink r:id="rId10" w:history="1">
+        <w:r>
+          <w:rPr>
+            <w:rStyle w:val="Lienhypertexte"/>
+          </w:rPr>
+          <w:t>lien</w:t>
+        </w:r>
+      </w:hyperlink>
+      <w:r>
+        <w:t xml:space="preserve"> (TAG </w:t>
+      </w:r>
+      <w:proofErr w:type="spellStart"/>
+      <w:r>
+        <w:t>Vfinal</w:t>
+      </w:r>
+      <w:proofErr w:type="spellEnd"/>
+      <w:r>
+        <w:t>)</w:t>
+      </w:r>
+    </w:p>
+    <w:p>
+      <w:pPr>
+        <w:pStyle w:val="text"/>
+      </w:pPr>
+    </w:p>
+    <w:p>
+      <w:pPr>
+        <w:pStyle w:val="text"/>
+      </w:pPr>
+      <w:r>
+        <w:t xml:space="preserve">Lien Trello (lien d’invitation) : </w:t>
+      </w:r>
+      <w:hyperlink r:id="rId11" w:history="1">
+        <w:r>
+          <w:rPr>
+            <w:rStyle w:val="Lienhypertexte"/>
+          </w:rPr>
+          <w:t>lien</w:t>
+        </w:r>
+      </w:hyperlink>
+    </w:p>
+    <w:p>
+      <w:pPr>
+        <w:pStyle w:val="text"/>
+      </w:pPr>
+    </w:p>
+    <w:p>
+      <w:pPr>
+        <w:pStyle w:val="Titre1"/>
+        <w:rPr>
+          <w:rFonts w:eastAsia="Arial"/>
+        </w:rPr>
+      </w:pPr>
+      <w:bookmarkStart w:id="2" w:name="_Toc225433172"/>
+      <w:r>
+        <w:t>4.</w:t>
+      </w:r>
+      <w:r>
+        <w:rPr>
+          <w:rFonts w:eastAsia="Arial"/>
+        </w:rPr>
+        <w:t xml:space="preserve"> Base de données</w:t>
+      </w:r>
+      <w:bookmarkEnd w:id="2"/>
+    </w:p>
+    <w:p/>
+    <w:p>
+      <w:pPr>
+        <w:pStyle w:val="text"/>
+      </w:pPr>
+      <w:r>
+        <w:t>Un Modèle Conceptuel de Données (MCD) et un Modèle Logique de Données (MLD) sont disponibles en annexe pour illustrer cette architecture.</w:t>
+      </w:r>
+    </w:p>
+    <w:p>
+      <w:pPr>
+        <w:pStyle w:val="text"/>
+      </w:pPr>
+    </w:p>
+    <w:p>
+      <w:pPr>
+        <w:pStyle w:val="Titre2"/>
+      </w:pPr>
+      <w:r>
+        <w:tab/>
+      </w:r>
+      <w:bookmarkStart w:id="3" w:name="_Toc225433173"/>
+      <w:r>
+        <w:t xml:space="preserve">4.1 </w:t>
+      </w:r>
+      <w:r>
+        <w:rPr>
+          <w:rFonts w:eastAsia="Arial"/>
+        </w:rPr>
+        <w:t>Bilan des évolutions de la base de données</w:t>
+      </w:r>
+      <w:bookmarkEnd w:id="3"/>
+    </w:p>
+    <w:p>
+      <w:pPr>
+        <w:pStyle w:val="text"/>
+      </w:pPr>
+      <w:r>
+        <w:tab/>
+        <w:t>La refonte de la base de données a constitué un axe majeur du projet. L'objectif était de corriger les violations des formes normales identifiées lors de l'analyse de l'existant, en particulier des dépendances multivaluées qui entraînaient des redondances et des anomalies de mise à jour.</w:t>
+      </w:r>
+    </w:p>
+    <w:p>
+      <w:pPr>
+        <w:pStyle w:val="text"/>
+      </w:pPr>
+    </w:p>
+    <w:p>
+      <w:pPr>
+        <w:pStyle w:val="Titre2"/>
+      </w:pPr>
+      <w:r>
+        <w:tab/>
+      </w:r>
+      <w:bookmarkStart w:id="4" w:name="_Toc225433174"/>
+      <w:r>
+        <w:t xml:space="preserve">4.2 </w:t>
+      </w:r>
+      <w:r>
+        <w:rPr>
+          <w:rFonts w:eastAsia="Arial"/>
+        </w:rPr>
+        <w:t>Stratégie de migration</w:t>
+      </w:r>
+      <w:bookmarkEnd w:id="4"/>
+    </w:p>
+    <w:p>
+      <w:pPr>
+        <w:pStyle w:val="text"/>
+      </w:pPr>
+      <w:r>
+        <w:t>La migration a été réalisée en trois phases distinctes, via trois scripts SQL versionnés dans le dossier BDD/Script/ :</w:t>
+      </w:r>
+    </w:p>
+    <w:p>
+      <w:pPr>
+        <w:pStyle w:val="text"/>
+      </w:pPr>
+    </w:p>
+    <w:p>
+      <w:pPr>
+        <w:pStyle w:val="text"/>
+        <w:rPr>
+          <w:lang w:val="en-US"/>
+        </w:rPr>
+      </w:pPr>
+      <w:r>
+        <w:rPr>
+          <w:lang w:val="en-US"/>
+        </w:rPr>
+        <w:t xml:space="preserve">1. </w:t>
+      </w:r>
+      <w:r>
+        <w:rPr>
+          <w:b/>
+          <w:bCs/>
+          <w:lang w:val="en-US"/>
+        </w:rPr>
+        <w:t>01_creation_schema_v2.sql</w:t>
+      </w:r>
+      <w:r>
+        <w:rPr>
+          <w:lang w:val="en-US"/>
+        </w:rPr>
+        <w:t xml:space="preserve"> (DDL — Structure &amp; </w:t>
+      </w:r>
+      <w:proofErr w:type="spellStart"/>
+      <w:r>
+        <w:rPr>
+          <w:lang w:val="en-US"/>
+        </w:rPr>
+        <w:t>Optimisation</w:t>
+      </w:r>
+      <w:proofErr w:type="spellEnd"/>
+      <w:r>
+        <w:rPr>
+          <w:lang w:val="en-US"/>
+        </w:rPr>
+        <w:t xml:space="preserve">) </w:t>
+      </w:r>
+    </w:p>
+    <w:p>
+      <w:pPr>
+        <w:pStyle w:val="text"/>
+      </w:pPr>
+      <w:r>
+        <w:t xml:space="preserve">Mise en place du nouveau schéma dans une zone de </w:t>
+      </w:r>
+      <w:proofErr w:type="spellStart"/>
+      <w:r>
+        <w:t>staging</w:t>
+      </w:r>
+      <w:proofErr w:type="spellEnd"/>
+      <w:r>
+        <w:t xml:space="preserve"> avec le préfixe v2_ pour éviter les conflits avec le schéma en production. Ce script introduit les types de données optimisés (INT UNSIGNED, </w:t>
+      </w:r>
+      <w:proofErr w:type="gramStart"/>
+      <w:r>
+        <w:t>TINYINT(</w:t>
+      </w:r>
+      <w:proofErr w:type="gramEnd"/>
+      <w:r>
+        <w:t xml:space="preserve">1)), les contraintes d'intégrité référentielle </w:t>
+      </w:r>
+    </w:p>
+    <w:p>
+      <w:pPr>
+        <w:pStyle w:val="text"/>
+      </w:pPr>
+      <w:r>
+        <w:t>(FOREIGN KEY avec politiques ON DELETE CASCADE ou RESTRICT), ainsi que des index de performance sur les colonnes stratégiques.</w:t>
+      </w:r>
+    </w:p>
+    <w:p>
+      <w:pPr>
+        <w:pStyle w:val="text"/>
+      </w:pPr>
+    </w:p>
+    <w:p>
+      <w:pPr>
+        <w:pStyle w:val="text"/>
+      </w:pPr>
+      <w:r>
+        <w:t xml:space="preserve">2. </w:t>
+      </w:r>
+      <w:r>
+        <w:rPr>
+          <w:b/>
+          <w:bCs/>
+        </w:rPr>
+        <w:t>02_migration_donnees.sql</w:t>
+      </w:r>
+      <w:r>
+        <w:t xml:space="preserve"> (DML — Transfert &amp; Assainissement)</w:t>
+      </w:r>
+    </w:p>
+    <w:p>
+      <w:pPr>
+        <w:pStyle w:val="text"/>
+      </w:pPr>
+      <w:r>
+        <w:t xml:space="preserve">Script de transfert intelligent des données. On utilise COALESCE pour récupérer les anciens </w:t>
+      </w:r>
+      <w:proofErr w:type="spellStart"/>
+      <w:r>
+        <w:t>id_mat</w:t>
+      </w:r>
+      <w:proofErr w:type="spellEnd"/>
+      <w:r>
+        <w:t>, une sous-requête anti-orphelins, et la clause DISTINCT pour éliminer les doublons issus des produits cartésiens de l'ancienne structure.</w:t>
+      </w:r>
+    </w:p>
+    <w:p>
+      <w:pPr>
+        <w:pStyle w:val="text"/>
+      </w:pPr>
+    </w:p>
+    <w:p>
+      <w:pPr>
+        <w:pStyle w:val="text"/>
+      </w:pPr>
+    </w:p>
+    <w:p>
+      <w:pPr>
+        <w:pStyle w:val="text"/>
+      </w:pPr>
+    </w:p>
+    <w:p>
+      <w:pPr>
+        <w:pStyle w:val="text"/>
+      </w:pPr>
+    </w:p>
+    <w:p>
+      <w:pPr>
+        <w:pStyle w:val="text"/>
+      </w:pPr>
+      <w:r>
+        <w:lastRenderedPageBreak/>
+        <w:t xml:space="preserve">3. </w:t>
+      </w:r>
+      <w:r>
+        <w:rPr>
+          <w:b/>
+          <w:bCs/>
+        </w:rPr>
+        <w:t>03_bascule_finale.sql</w:t>
+      </w:r>
+      <w:r>
+        <w:t xml:space="preserve"> (Déploiement final)</w:t>
+      </w:r>
+    </w:p>
+    <w:p>
+      <w:pPr>
+        <w:pStyle w:val="text"/>
+      </w:pPr>
+      <w:r>
+        <w:t xml:space="preserve">Suppression de l'ancien schéma dans l'ordre des dépendances, puis RENAME TABLE simultané des tables v2_ vers leurs noms définitifs. L'opération de renommage étant atomique en </w:t>
+      </w:r>
+      <w:proofErr w:type="spellStart"/>
+      <w:r>
+        <w:t>MariaDB</w:t>
+      </w:r>
+      <w:proofErr w:type="spellEnd"/>
+      <w:r>
+        <w:t>, ce script garantit une continuité de service totale.</w:t>
+      </w:r>
+    </w:p>
+    <w:p>
+      <w:pPr>
+        <w:pStyle w:val="text"/>
+      </w:pPr>
+    </w:p>
+    <w:p>
+      <w:pPr>
+        <w:pStyle w:val="Titre2"/>
+      </w:pPr>
+      <w:r>
+        <w:tab/>
+      </w:r>
+      <w:bookmarkStart w:id="5" w:name="_Toc225433175"/>
+      <w:r>
+        <w:t xml:space="preserve">4.3 </w:t>
+      </w:r>
+      <w:r>
+        <w:rPr>
+          <w:rFonts w:eastAsia="Arial"/>
+        </w:rPr>
+        <w:t>Évolutions structurelles détaillées</w:t>
+      </w:r>
+      <w:bookmarkEnd w:id="5"/>
+    </w:p>
+    <w:p>
+      <w:pPr>
+        <w:pStyle w:val="text"/>
+      </w:pPr>
+      <w:r>
+        <w:t>Tables conservées et modifiées :</w:t>
+      </w:r>
+    </w:p>
+    <w:p>
+      <w:pPr>
+        <w:pStyle w:val="text"/>
+      </w:pPr>
+    </w:p>
+    <w:tbl>
+      <w:tblPr>
+        <w:tblW w:w="9360" w:type="dxa"/>
+        <w:tblBorders>
+          <w:top w:val="single" w:sz="4" w:space="0" w:color="auto"/>
+          <w:left w:val="single" w:sz="4" w:space="0" w:color="auto"/>
+          <w:bottom w:val="single" w:sz="4" w:space="0" w:color="auto"/>
+          <w:right w:val="single" w:sz="4" w:space="0" w:color="auto"/>
+          <w:insideH w:val="single" w:sz="4" w:space="0" w:color="auto"/>
+          <w:insideV w:val="single" w:sz="4" w:space="0" w:color="auto"/>
+        </w:tblBorders>
+        <w:tblCellMar>
+          <w:left w:w="10" w:type="dxa"/>
+          <w:right w:w="10" w:type="dxa"/>
+        </w:tblCellMar>
+        <w:tblLook w:val="04A0" w:firstRow="1" w:lastRow="0" w:firstColumn="1" w:lastColumn="0" w:noHBand="0" w:noVBand="1"/>
+      </w:tblPr>
+      <w:tblGrid>
+        <w:gridCol w:w="2600"/>
+        <w:gridCol w:w="6760"/>
+      </w:tblGrid>
+      <w:tr>
+        <w:trPr>
+          <w:tblHeader/>
+        </w:trPr>
+        <w:tc>
+          <w:tcPr>
+            <w:tcW w:w="2600" w:type="dxa"/>
+            <w:tcBorders>
+              <w:top w:val="single" w:sz="1" w:space="0" w:color="A0B0C8"/>
+              <w:left w:val="single" w:sz="1" w:space="0" w:color="A0B0C8"/>
+              <w:bottom w:val="single" w:sz="1" w:space="0" w:color="A0B0C8"/>
+              <w:right w:val="single" w:sz="1" w:space="0" w:color="A0B0C8"/>
+            </w:tcBorders>
+            <w:shd w:val="clear" w:color="auto" w:fill="D9E2F3"/>
+            <w:tcMar>
+              <w:top w:w="80" w:type="dxa"/>
+              <w:left w:w="120" w:type="dxa"/>
+              <w:bottom w:w="80" w:type="dxa"/>
+              <w:right w:w="120" w:type="dxa"/>
+            </w:tcMar>
+          </w:tcPr>
+          <w:p>
+            <w:pPr>
+              <w:pStyle w:val="text"/>
+            </w:pPr>
+            <w:r>
+              <w:rPr>
+                <w:sz w:val="20"/>
+                <w:szCs w:val="20"/>
+              </w:rPr>
+              <w:t>Table</w:t>
+            </w:r>
+          </w:p>
+        </w:tc>
+        <w:tc>
+          <w:tcPr>
+            <w:tcW w:w="6760" w:type="dxa"/>
+            <w:tcBorders>
+              <w:top w:val="single" w:sz="1" w:space="0" w:color="A0B0C8"/>
+              <w:left w:val="single" w:sz="1" w:space="0" w:color="A0B0C8"/>
+              <w:bottom w:val="single" w:sz="1" w:space="0" w:color="A0B0C8"/>
+              <w:right w:val="single" w:sz="1" w:space="0" w:color="A0B0C8"/>
+            </w:tcBorders>
+            <w:shd w:val="clear" w:color="auto" w:fill="D9E2F3"/>
+            <w:tcMar>
+              <w:top w:w="80" w:type="dxa"/>
+              <w:left w:w="120" w:type="dxa"/>
+              <w:bottom w:w="80" w:type="dxa"/>
+              <w:right w:w="120" w:type="dxa"/>
+            </w:tcMar>
+          </w:tcPr>
+          <w:p>
+            <w:pPr>
+              <w:pStyle w:val="text"/>
+            </w:pPr>
+            <w:r>
+              <w:rPr>
+                <w:sz w:val="20"/>
+                <w:szCs w:val="20"/>
+              </w:rPr>
+              <w:t>Évolution</w:t>
+            </w:r>
+          </w:p>
+        </w:tc>
+      </w:tr>
+      <w:tr>
+        <w:tc>
+          <w:tcPr>
+            <w:tcW w:w="2600" w:type="dxa"/>
+            <w:tcBorders>
+              <w:top w:val="single" w:sz="1" w:space="0" w:color="A0B0C8"/>
+              <w:left w:val="single" w:sz="1" w:space="0" w:color="A0B0C8"/>
+              <w:bottom w:val="single" w:sz="1" w:space="0" w:color="A0B0C8"/>
+              <w:right w:val="single" w:sz="1" w:space="0" w:color="A0B0C8"/>
+            </w:tcBorders>
+            <w:tcMar>
+              <w:top w:w="70" w:type="dxa"/>
+              <w:left w:w="120" w:type="dxa"/>
+              <w:bottom w:w="70" w:type="dxa"/>
+              <w:right w:w="120" w:type="dxa"/>
+            </w:tcMar>
+          </w:tcPr>
+          <w:p>
+            <w:pPr>
+              <w:pStyle w:val="text"/>
+            </w:pPr>
+            <w:r>
+              <w:rPr>
+                <w:sz w:val="20"/>
+                <w:szCs w:val="20"/>
+              </w:rPr>
+              <w:t>enseignant</w:t>
+            </w:r>
+          </w:p>
+        </w:tc>
+        <w:tc>
+          <w:tcPr>
+            <w:tcW w:w="6760" w:type="dxa"/>
+            <w:tcBorders>
+              <w:top w:val="single" w:sz="1" w:space="0" w:color="A0B0C8"/>
+              <w:left w:val="single" w:sz="1" w:space="0" w:color="A0B0C8"/>
+              <w:bottom w:val="single" w:sz="1" w:space="0" w:color="A0B0C8"/>
+              <w:right w:val="single" w:sz="1" w:space="0" w:color="A0B0C8"/>
+            </w:tcBorders>
+            <w:tcMar>
+              <w:top w:w="70" w:type="dxa"/>
+              <w:left w:w="120" w:type="dxa"/>
+              <w:bottom w:w="70" w:type="dxa"/>
+              <w:right w:w="120" w:type="dxa"/>
+            </w:tcMar>
+          </w:tcPr>
+          <w:p>
+            <w:pPr>
+              <w:pStyle w:val="text"/>
+            </w:pPr>
+            <w:r>
+              <w:rPr>
+                <w:sz w:val="20"/>
+                <w:szCs w:val="20"/>
+              </w:rPr>
+              <w:t xml:space="preserve">Champ </w:t>
+            </w:r>
+            <w:proofErr w:type="spellStart"/>
+            <w:r>
+              <w:rPr>
+                <w:sz w:val="20"/>
+                <w:szCs w:val="20"/>
+              </w:rPr>
+              <w:t>pass</w:t>
+            </w:r>
+            <w:proofErr w:type="spellEnd"/>
+            <w:r>
+              <w:rPr>
+                <w:sz w:val="20"/>
+                <w:szCs w:val="20"/>
+              </w:rPr>
+              <w:t xml:space="preserve"> porté à </w:t>
+            </w:r>
+            <w:proofErr w:type="gramStart"/>
+            <w:r>
+              <w:rPr>
+                <w:sz w:val="20"/>
+                <w:szCs w:val="20"/>
+              </w:rPr>
+              <w:t>varchar(</w:t>
+            </w:r>
+            <w:proofErr w:type="gramEnd"/>
+            <w:r>
+              <w:rPr>
+                <w:sz w:val="20"/>
+                <w:szCs w:val="20"/>
+              </w:rPr>
+              <w:t>255) (</w:t>
+            </w:r>
+            <w:proofErr w:type="spellStart"/>
+            <w:r>
+              <w:rPr>
+                <w:sz w:val="20"/>
+                <w:szCs w:val="20"/>
+              </w:rPr>
+              <w:t>BCrypt</w:t>
+            </w:r>
+            <w:proofErr w:type="spellEnd"/>
+            <w:r>
+              <w:rPr>
+                <w:sz w:val="20"/>
+                <w:szCs w:val="20"/>
+              </w:rPr>
+              <w:t>) ; valeur par défaut de admin passée à 0 ; contrainte UNIQUE ajoutée sur login</w:t>
+            </w:r>
+          </w:p>
+        </w:tc>
+      </w:tr>
+      <w:tr>
+        <w:tc>
+          <w:tcPr>
+            <w:tcW w:w="2600" w:type="dxa"/>
+            <w:tcBorders>
+              <w:top w:val="single" w:sz="1" w:space="0" w:color="A0B0C8"/>
+              <w:left w:val="single" w:sz="1" w:space="0" w:color="A0B0C8"/>
+              <w:bottom w:val="single" w:sz="1" w:space="0" w:color="A0B0C8"/>
+              <w:right w:val="single" w:sz="1" w:space="0" w:color="A0B0C8"/>
+            </w:tcBorders>
+            <w:tcMar>
+              <w:top w:w="70" w:type="dxa"/>
+              <w:left w:w="120" w:type="dxa"/>
+              <w:bottom w:w="70" w:type="dxa"/>
+              <w:right w:w="120" w:type="dxa"/>
+            </w:tcMar>
+          </w:tcPr>
+          <w:p>
+            <w:pPr>
+              <w:pStyle w:val="text"/>
+            </w:pPr>
+            <w:r>
+              <w:rPr>
+                <w:sz w:val="20"/>
+                <w:szCs w:val="20"/>
+              </w:rPr>
+              <w:t>devoir</w:t>
+            </w:r>
+          </w:p>
+        </w:tc>
+        <w:tc>
+          <w:tcPr>
+            <w:tcW w:w="6760" w:type="dxa"/>
+            <w:tcBorders>
+              <w:top w:val="single" w:sz="1" w:space="0" w:color="A0B0C8"/>
+              <w:left w:val="single" w:sz="1" w:space="0" w:color="A0B0C8"/>
+              <w:bottom w:val="single" w:sz="1" w:space="0" w:color="A0B0C8"/>
+              <w:right w:val="single" w:sz="1" w:space="0" w:color="A0B0C8"/>
+            </w:tcBorders>
+            <w:tcMar>
+              <w:top w:w="70" w:type="dxa"/>
+              <w:left w:w="120" w:type="dxa"/>
+              <w:bottom w:w="70" w:type="dxa"/>
+              <w:right w:w="120" w:type="dxa"/>
+            </w:tcMar>
+          </w:tcPr>
+          <w:p>
+            <w:pPr>
+              <w:pStyle w:val="text"/>
+            </w:pPr>
+            <w:r>
+              <w:rPr>
+                <w:sz w:val="20"/>
+                <w:szCs w:val="20"/>
+              </w:rPr>
+              <w:t xml:space="preserve">Champ </w:t>
+            </w:r>
+            <w:proofErr w:type="spellStart"/>
+            <w:r>
+              <w:rPr>
+                <w:sz w:val="20"/>
+                <w:szCs w:val="20"/>
+              </w:rPr>
+              <w:t>id_mat</w:t>
+            </w:r>
+            <w:proofErr w:type="spellEnd"/>
+            <w:r>
+              <w:rPr>
+                <w:sz w:val="20"/>
+                <w:szCs w:val="20"/>
+              </w:rPr>
+              <w:t xml:space="preserve"> rendu optionnel (DEFAULT NULL) ; suppression de la liaison directe aux groupes/promotions (déplacée vers tables de jonction)</w:t>
+            </w:r>
+          </w:p>
+        </w:tc>
+      </w:tr>
+      <w:tr>
+        <w:tc>
+          <w:tcPr>
+            <w:tcW w:w="2600" w:type="dxa"/>
+            <w:tcBorders>
+              <w:top w:val="single" w:sz="1" w:space="0" w:color="A0B0C8"/>
+              <w:left w:val="single" w:sz="1" w:space="0" w:color="A0B0C8"/>
+              <w:bottom w:val="single" w:sz="1" w:space="0" w:color="A0B0C8"/>
+              <w:right w:val="single" w:sz="1" w:space="0" w:color="A0B0C8"/>
+            </w:tcBorders>
+            <w:tcMar>
+              <w:top w:w="70" w:type="dxa"/>
+              <w:left w:w="120" w:type="dxa"/>
+              <w:bottom w:w="70" w:type="dxa"/>
+              <w:right w:w="120" w:type="dxa"/>
+            </w:tcMar>
+          </w:tcPr>
+          <w:p>
+            <w:pPr>
+              <w:pStyle w:val="text"/>
+            </w:pPr>
+            <w:proofErr w:type="spellStart"/>
+            <w:r>
+              <w:rPr>
+                <w:sz w:val="20"/>
+                <w:szCs w:val="20"/>
+              </w:rPr>
+              <w:t>etudiant</w:t>
+            </w:r>
+            <w:proofErr w:type="spellEnd"/>
+          </w:p>
+        </w:tc>
+        <w:tc>
+          <w:tcPr>
+            <w:tcW w:w="6760" w:type="dxa"/>
+            <w:tcBorders>
+              <w:top w:val="single" w:sz="1" w:space="0" w:color="A0B0C8"/>
+              <w:left w:val="single" w:sz="1" w:space="0" w:color="A0B0C8"/>
+              <w:bottom w:val="single" w:sz="1" w:space="0" w:color="A0B0C8"/>
+              <w:right w:val="single" w:sz="1" w:space="0" w:color="A0B0C8"/>
+            </w:tcBorders>
+            <w:tcMar>
+              <w:top w:w="70" w:type="dxa"/>
+              <w:left w:w="120" w:type="dxa"/>
+              <w:bottom w:w="70" w:type="dxa"/>
+              <w:right w:w="120" w:type="dxa"/>
+            </w:tcMar>
+          </w:tcPr>
+          <w:p>
+            <w:pPr>
+              <w:pStyle w:val="text"/>
+            </w:pPr>
+            <w:r>
+              <w:rPr>
+                <w:sz w:val="20"/>
+                <w:szCs w:val="20"/>
+              </w:rPr>
+              <w:t xml:space="preserve">Ajout de </w:t>
+            </w:r>
+            <w:proofErr w:type="spellStart"/>
+            <w:r>
+              <w:rPr>
+                <w:sz w:val="20"/>
+                <w:szCs w:val="20"/>
+              </w:rPr>
+              <w:t>mob_reduite</w:t>
+            </w:r>
+            <w:proofErr w:type="spellEnd"/>
+            <w:r>
+              <w:rPr>
+                <w:sz w:val="20"/>
+                <w:szCs w:val="20"/>
+              </w:rPr>
+              <w:t xml:space="preserve">, </w:t>
+            </w:r>
+            <w:proofErr w:type="spellStart"/>
+            <w:r>
+              <w:rPr>
+                <w:sz w:val="20"/>
+                <w:szCs w:val="20"/>
+              </w:rPr>
+              <w:t>premier_rang</w:t>
+            </w:r>
+            <w:proofErr w:type="spellEnd"/>
+            <w:r>
+              <w:rPr>
+                <w:sz w:val="20"/>
+                <w:szCs w:val="20"/>
+              </w:rPr>
+              <w:t xml:space="preserve">, </w:t>
+            </w:r>
+            <w:proofErr w:type="spellStart"/>
+            <w:r>
+              <w:rPr>
+                <w:sz w:val="20"/>
+                <w:szCs w:val="20"/>
+              </w:rPr>
+              <w:t>tiers_temps</w:t>
+            </w:r>
+            <w:proofErr w:type="spellEnd"/>
+            <w:r>
+              <w:rPr>
+                <w:sz w:val="20"/>
+                <w:szCs w:val="20"/>
+              </w:rPr>
+              <w:t xml:space="preserve"> (</w:t>
+            </w:r>
+            <w:proofErr w:type="gramStart"/>
+            <w:r>
+              <w:rPr>
+                <w:sz w:val="20"/>
+                <w:szCs w:val="20"/>
+              </w:rPr>
+              <w:t>TINYINT(</w:t>
+            </w:r>
+            <w:proofErr w:type="gramEnd"/>
+            <w:r>
+              <w:rPr>
+                <w:sz w:val="20"/>
+                <w:szCs w:val="20"/>
+              </w:rPr>
+              <w:t>1)) pour la gestion de l'accessibilité et du tiers-temps</w:t>
+            </w:r>
+          </w:p>
+        </w:tc>
+      </w:tr>
+      <w:tr>
+        <w:tc>
+          <w:tcPr>
+            <w:tcW w:w="2600" w:type="dxa"/>
+            <w:tcBorders>
+              <w:top w:val="single" w:sz="1" w:space="0" w:color="A0B0C8"/>
+              <w:left w:val="single" w:sz="1" w:space="0" w:color="A0B0C8"/>
+              <w:bottom w:val="single" w:sz="1" w:space="0" w:color="A0B0C8"/>
+              <w:right w:val="single" w:sz="1" w:space="0" w:color="A0B0C8"/>
+            </w:tcBorders>
+            <w:tcMar>
+              <w:top w:w="70" w:type="dxa"/>
+              <w:left w:w="120" w:type="dxa"/>
+              <w:bottom w:w="70" w:type="dxa"/>
+              <w:right w:w="120" w:type="dxa"/>
+            </w:tcMar>
+          </w:tcPr>
+          <w:p>
+            <w:pPr>
+              <w:pStyle w:val="text"/>
+            </w:pPr>
+            <w:r>
+              <w:rPr>
+                <w:sz w:val="20"/>
+                <w:szCs w:val="20"/>
+              </w:rPr>
+              <w:t>salle</w:t>
+            </w:r>
+          </w:p>
+        </w:tc>
+        <w:tc>
+          <w:tcPr>
+            <w:tcW w:w="6760" w:type="dxa"/>
+            <w:tcBorders>
+              <w:top w:val="single" w:sz="1" w:space="0" w:color="A0B0C8"/>
+              <w:left w:val="single" w:sz="1" w:space="0" w:color="A0B0C8"/>
+              <w:bottom w:val="single" w:sz="1" w:space="0" w:color="A0B0C8"/>
+              <w:right w:val="single" w:sz="1" w:space="0" w:color="A0B0C8"/>
+            </w:tcBorders>
+            <w:tcMar>
+              <w:top w:w="70" w:type="dxa"/>
+              <w:left w:w="120" w:type="dxa"/>
+              <w:bottom w:w="70" w:type="dxa"/>
+              <w:right w:w="120" w:type="dxa"/>
+            </w:tcMar>
+          </w:tcPr>
+          <w:p>
+            <w:pPr>
+              <w:pStyle w:val="text"/>
+            </w:pPr>
+            <w:r>
+              <w:rPr>
+                <w:sz w:val="20"/>
+                <w:szCs w:val="20"/>
+              </w:rPr>
+              <w:t xml:space="preserve">Liaison ajoutée vers </w:t>
+            </w:r>
+            <w:proofErr w:type="gramStart"/>
+            <w:r>
+              <w:rPr>
+                <w:sz w:val="20"/>
+                <w:szCs w:val="20"/>
+              </w:rPr>
+              <w:t>la table plan</w:t>
+            </w:r>
+            <w:proofErr w:type="gramEnd"/>
+            <w:r>
+              <w:rPr>
+                <w:sz w:val="20"/>
+                <w:szCs w:val="20"/>
+              </w:rPr>
+              <w:t xml:space="preserve"> via </w:t>
+            </w:r>
+            <w:proofErr w:type="spellStart"/>
+            <w:r>
+              <w:rPr>
+                <w:sz w:val="20"/>
+                <w:szCs w:val="20"/>
+              </w:rPr>
+              <w:t>id_plan</w:t>
+            </w:r>
+            <w:proofErr w:type="spellEnd"/>
+          </w:p>
+        </w:tc>
+      </w:tr>
+      <w:tr>
+        <w:tc>
+          <w:tcPr>
+            <w:tcW w:w="2600" w:type="dxa"/>
+            <w:tcBorders>
+              <w:top w:val="single" w:sz="1" w:space="0" w:color="A0B0C8"/>
+              <w:left w:val="single" w:sz="1" w:space="0" w:color="A0B0C8"/>
+              <w:bottom w:val="single" w:sz="1" w:space="0" w:color="A0B0C8"/>
+              <w:right w:val="single" w:sz="1" w:space="0" w:color="A0B0C8"/>
+            </w:tcBorders>
+            <w:tcMar>
+              <w:top w:w="70" w:type="dxa"/>
+              <w:left w:w="120" w:type="dxa"/>
+              <w:bottom w:w="70" w:type="dxa"/>
+              <w:right w:w="120" w:type="dxa"/>
+            </w:tcMar>
+          </w:tcPr>
+          <w:p>
+            <w:pPr>
+              <w:pStyle w:val="text"/>
+            </w:pPr>
+            <w:proofErr w:type="spellStart"/>
+            <w:r>
+              <w:rPr>
+                <w:sz w:val="20"/>
+                <w:szCs w:val="20"/>
+              </w:rPr>
+              <w:t>batiment</w:t>
+            </w:r>
+            <w:proofErr w:type="spellEnd"/>
+          </w:p>
+        </w:tc>
+        <w:tc>
+          <w:tcPr>
+            <w:tcW w:w="6760" w:type="dxa"/>
+            <w:tcBorders>
+              <w:top w:val="single" w:sz="1" w:space="0" w:color="A0B0C8"/>
+              <w:left w:val="single" w:sz="1" w:space="0" w:color="A0B0C8"/>
+              <w:bottom w:val="single" w:sz="1" w:space="0" w:color="A0B0C8"/>
+              <w:right w:val="single" w:sz="1" w:space="0" w:color="A0B0C8"/>
+            </w:tcBorders>
+            <w:tcMar>
+              <w:top w:w="70" w:type="dxa"/>
+              <w:left w:w="120" w:type="dxa"/>
+              <w:bottom w:w="70" w:type="dxa"/>
+              <w:right w:w="120" w:type="dxa"/>
+            </w:tcMar>
+          </w:tcPr>
+          <w:p>
+            <w:pPr>
+              <w:pStyle w:val="text"/>
+            </w:pPr>
+            <w:r>
+              <w:rPr>
+                <w:sz w:val="20"/>
+                <w:szCs w:val="20"/>
+              </w:rPr>
+              <w:t xml:space="preserve">Typage renforcé ; champ adresse </w:t>
+            </w:r>
+            <w:proofErr w:type="spellStart"/>
+            <w:r>
+              <w:rPr>
+                <w:sz w:val="20"/>
+                <w:szCs w:val="20"/>
+              </w:rPr>
+              <w:t>ad_bat</w:t>
+            </w:r>
+            <w:proofErr w:type="spellEnd"/>
+            <w:r>
+              <w:rPr>
+                <w:sz w:val="20"/>
+                <w:szCs w:val="20"/>
+              </w:rPr>
+              <w:t xml:space="preserve"> </w:t>
+            </w:r>
+            <w:proofErr w:type="gramStart"/>
+            <w:r>
+              <w:rPr>
+                <w:sz w:val="20"/>
+                <w:szCs w:val="20"/>
+              </w:rPr>
+              <w:t>ajouté</w:t>
+            </w:r>
+            <w:proofErr w:type="gramEnd"/>
+          </w:p>
+        </w:tc>
+      </w:tr>
+    </w:tbl>
+    <w:p>
+      <w:pPr>
+        <w:pStyle w:val="text"/>
+      </w:pPr>
+    </w:p>
+    <w:p>
+      <w:pPr>
+        <w:pStyle w:val="text"/>
+      </w:pPr>
+      <w:r>
+        <w:t>Tables de jonction créées (normalisation 4FN) :</w:t>
+      </w:r>
+    </w:p>
+    <w:p>
+      <w:pPr>
+        <w:pStyle w:val="text"/>
+      </w:pPr>
+    </w:p>
+    <w:tbl>
+      <w:tblPr>
+        <w:tblW w:w="9360" w:type="dxa"/>
+        <w:tblBorders>
+          <w:top w:val="single" w:sz="4" w:space="0" w:color="auto"/>
+          <w:left w:val="single" w:sz="4" w:space="0" w:color="auto"/>
+          <w:bottom w:val="single" w:sz="4" w:space="0" w:color="auto"/>
+          <w:right w:val="single" w:sz="4" w:space="0" w:color="auto"/>
+          <w:insideH w:val="single" w:sz="4" w:space="0" w:color="auto"/>
+          <w:insideV w:val="single" w:sz="4" w:space="0" w:color="auto"/>
+        </w:tblBorders>
+        <w:tblCellMar>
+          <w:left w:w="10" w:type="dxa"/>
+          <w:right w:w="10" w:type="dxa"/>
+        </w:tblCellMar>
+        <w:tblLook w:val="04A0" w:firstRow="1" w:lastRow="0" w:firstColumn="1" w:lastColumn="0" w:noHBand="0" w:noVBand="1"/>
+      </w:tblPr>
+      <w:tblGrid>
+        <w:gridCol w:w="2600"/>
+        <w:gridCol w:w="6760"/>
+      </w:tblGrid>
+      <w:tr>
+        <w:trPr>
+          <w:tblHeader/>
+        </w:trPr>
+        <w:tc>
+          <w:tcPr>
+            <w:tcW w:w="2600" w:type="dxa"/>
+            <w:tcBorders>
+              <w:top w:val="single" w:sz="1" w:space="0" w:color="A0B0C8"/>
+              <w:left w:val="single" w:sz="1" w:space="0" w:color="A0B0C8"/>
+              <w:bottom w:val="single" w:sz="1" w:space="0" w:color="A0B0C8"/>
+              <w:right w:val="single" w:sz="1" w:space="0" w:color="A0B0C8"/>
+            </w:tcBorders>
+            <w:shd w:val="clear" w:color="auto" w:fill="D9E2F3"/>
+            <w:tcMar>
+              <w:top w:w="80" w:type="dxa"/>
+              <w:left w:w="120" w:type="dxa"/>
+              <w:bottom w:w="80" w:type="dxa"/>
+              <w:right w:w="120" w:type="dxa"/>
+            </w:tcMar>
+          </w:tcPr>
+          <w:p>
+            <w:pPr>
+              <w:pStyle w:val="text"/>
+            </w:pPr>
+            <w:r>
+              <w:rPr>
+                <w:sz w:val="20"/>
+                <w:szCs w:val="20"/>
+              </w:rPr>
+              <w:t>Table</w:t>
+            </w:r>
+          </w:p>
+        </w:tc>
+        <w:tc>
+          <w:tcPr>
+            <w:tcW w:w="6760" w:type="dxa"/>
+            <w:tcBorders>
+              <w:top w:val="single" w:sz="1" w:space="0" w:color="A0B0C8"/>
+              <w:left w:val="single" w:sz="1" w:space="0" w:color="A0B0C8"/>
+              <w:bottom w:val="single" w:sz="1" w:space="0" w:color="A0B0C8"/>
+              <w:right w:val="single" w:sz="1" w:space="0" w:color="A0B0C8"/>
+            </w:tcBorders>
+            <w:shd w:val="clear" w:color="auto" w:fill="D9E2F3"/>
+            <w:tcMar>
+              <w:top w:w="80" w:type="dxa"/>
+              <w:left w:w="120" w:type="dxa"/>
+              <w:bottom w:w="80" w:type="dxa"/>
+              <w:right w:w="120" w:type="dxa"/>
+            </w:tcMar>
+          </w:tcPr>
+          <w:p>
+            <w:pPr>
+              <w:pStyle w:val="text"/>
+            </w:pPr>
+            <w:r>
+              <w:rPr>
+                <w:sz w:val="20"/>
+                <w:szCs w:val="20"/>
+              </w:rPr>
+              <w:t>Rôle</w:t>
+            </w:r>
+          </w:p>
+        </w:tc>
+      </w:tr>
+      <w:tr>
+        <w:tc>
+          <w:tcPr>
+            <w:tcW w:w="2600" w:type="dxa"/>
+            <w:tcBorders>
+              <w:top w:val="single" w:sz="1" w:space="0" w:color="A0B0C8"/>
+              <w:left w:val="single" w:sz="1" w:space="0" w:color="A0B0C8"/>
+              <w:bottom w:val="single" w:sz="1" w:space="0" w:color="A0B0C8"/>
+              <w:right w:val="single" w:sz="1" w:space="0" w:color="A0B0C8"/>
+            </w:tcBorders>
+            <w:tcMar>
+              <w:top w:w="70" w:type="dxa"/>
+              <w:left w:w="120" w:type="dxa"/>
+              <w:bottom w:w="70" w:type="dxa"/>
+              <w:right w:w="120" w:type="dxa"/>
+            </w:tcMar>
+          </w:tcPr>
+          <w:p>
+            <w:pPr>
+              <w:pStyle w:val="text"/>
+            </w:pPr>
+            <w:proofErr w:type="spellStart"/>
+            <w:r>
+              <w:rPr>
+                <w:sz w:val="20"/>
+                <w:szCs w:val="20"/>
+              </w:rPr>
+              <w:t>devoir_groupe</w:t>
+            </w:r>
+            <w:proofErr w:type="spellEnd"/>
+          </w:p>
+        </w:tc>
+        <w:tc>
+          <w:tcPr>
+            <w:tcW w:w="6760" w:type="dxa"/>
+            <w:tcBorders>
+              <w:top w:val="single" w:sz="1" w:space="0" w:color="A0B0C8"/>
+              <w:left w:val="single" w:sz="1" w:space="0" w:color="A0B0C8"/>
+              <w:bottom w:val="single" w:sz="1" w:space="0" w:color="A0B0C8"/>
+              <w:right w:val="single" w:sz="1" w:space="0" w:color="A0B0C8"/>
+            </w:tcBorders>
+            <w:tcMar>
+              <w:top w:w="70" w:type="dxa"/>
+              <w:left w:w="120" w:type="dxa"/>
+              <w:bottom w:w="70" w:type="dxa"/>
+              <w:right w:w="120" w:type="dxa"/>
+            </w:tcMar>
+          </w:tcPr>
+          <w:p>
+            <w:pPr>
+              <w:pStyle w:val="text"/>
+            </w:pPr>
+            <w:r>
+              <w:rPr>
+                <w:sz w:val="20"/>
+                <w:szCs w:val="20"/>
+              </w:rPr>
+              <w:t>Remplace l'ancien produit cartésien entre devoirs et groupes</w:t>
+            </w:r>
+          </w:p>
+        </w:tc>
+      </w:tr>
+      <w:tr>
+        <w:tc>
+          <w:tcPr>
+            <w:tcW w:w="2600" w:type="dxa"/>
+            <w:tcBorders>
+              <w:top w:val="single" w:sz="1" w:space="0" w:color="A0B0C8"/>
+              <w:left w:val="single" w:sz="1" w:space="0" w:color="A0B0C8"/>
+              <w:bottom w:val="single" w:sz="1" w:space="0" w:color="A0B0C8"/>
+              <w:right w:val="single" w:sz="1" w:space="0" w:color="A0B0C8"/>
+            </w:tcBorders>
+            <w:tcMar>
+              <w:top w:w="70" w:type="dxa"/>
+              <w:left w:w="120" w:type="dxa"/>
+              <w:bottom w:w="70" w:type="dxa"/>
+              <w:right w:w="120" w:type="dxa"/>
+            </w:tcMar>
+          </w:tcPr>
+          <w:p>
+            <w:pPr>
+              <w:pStyle w:val="text"/>
+            </w:pPr>
+            <w:proofErr w:type="spellStart"/>
+            <w:r>
+              <w:rPr>
+                <w:sz w:val="20"/>
+                <w:szCs w:val="20"/>
+              </w:rPr>
+              <w:t>devoir_promo</w:t>
+            </w:r>
+            <w:proofErr w:type="spellEnd"/>
+          </w:p>
+        </w:tc>
+        <w:tc>
+          <w:tcPr>
+            <w:tcW w:w="6760" w:type="dxa"/>
+            <w:tcBorders>
+              <w:top w:val="single" w:sz="1" w:space="0" w:color="A0B0C8"/>
+              <w:left w:val="single" w:sz="1" w:space="0" w:color="A0B0C8"/>
+              <w:bottom w:val="single" w:sz="1" w:space="0" w:color="A0B0C8"/>
+              <w:right w:val="single" w:sz="1" w:space="0" w:color="A0B0C8"/>
+            </w:tcBorders>
+            <w:tcMar>
+              <w:top w:w="70" w:type="dxa"/>
+              <w:left w:w="120" w:type="dxa"/>
+              <w:bottom w:w="70" w:type="dxa"/>
+              <w:right w:w="120" w:type="dxa"/>
+            </w:tcMar>
+          </w:tcPr>
+          <w:p>
+            <w:pPr>
+              <w:pStyle w:val="text"/>
+            </w:pPr>
+            <w:r>
+              <w:rPr>
+                <w:sz w:val="20"/>
+                <w:szCs w:val="20"/>
+              </w:rPr>
+              <w:t>Liaison explicite devoir ↔ promotion</w:t>
+            </w:r>
+          </w:p>
+        </w:tc>
+      </w:tr>
+      <w:tr>
+        <w:tc>
+          <w:tcPr>
+            <w:tcW w:w="2600" w:type="dxa"/>
+            <w:tcBorders>
+              <w:top w:val="single" w:sz="1" w:space="0" w:color="A0B0C8"/>
+              <w:left w:val="single" w:sz="1" w:space="0" w:color="A0B0C8"/>
+              <w:bottom w:val="single" w:sz="1" w:space="0" w:color="A0B0C8"/>
+              <w:right w:val="single" w:sz="1" w:space="0" w:color="A0B0C8"/>
+            </w:tcBorders>
+            <w:tcMar>
+              <w:top w:w="70" w:type="dxa"/>
+              <w:left w:w="120" w:type="dxa"/>
+              <w:bottom w:w="70" w:type="dxa"/>
+              <w:right w:w="120" w:type="dxa"/>
+            </w:tcMar>
+          </w:tcPr>
+          <w:p>
+            <w:pPr>
+              <w:pStyle w:val="text"/>
+            </w:pPr>
+            <w:proofErr w:type="spellStart"/>
+            <w:r>
+              <w:rPr>
+                <w:sz w:val="20"/>
+                <w:szCs w:val="20"/>
+              </w:rPr>
+              <w:t>devoir_salle</w:t>
+            </w:r>
+            <w:proofErr w:type="spellEnd"/>
+          </w:p>
+        </w:tc>
+        <w:tc>
+          <w:tcPr>
+            <w:tcW w:w="6760" w:type="dxa"/>
+            <w:tcBorders>
+              <w:top w:val="single" w:sz="1" w:space="0" w:color="A0B0C8"/>
+              <w:left w:val="single" w:sz="1" w:space="0" w:color="A0B0C8"/>
+              <w:bottom w:val="single" w:sz="1" w:space="0" w:color="A0B0C8"/>
+              <w:right w:val="single" w:sz="1" w:space="0" w:color="A0B0C8"/>
+            </w:tcBorders>
+            <w:tcMar>
+              <w:top w:w="70" w:type="dxa"/>
+              <w:left w:w="120" w:type="dxa"/>
+              <w:bottom w:w="70" w:type="dxa"/>
+              <w:right w:w="120" w:type="dxa"/>
+            </w:tcMar>
+          </w:tcPr>
+          <w:p>
+            <w:pPr>
+              <w:pStyle w:val="text"/>
+            </w:pPr>
+            <w:r>
+              <w:rPr>
+                <w:sz w:val="20"/>
+                <w:szCs w:val="20"/>
+              </w:rPr>
+              <w:t>Liaison explicite devoir ↔ salle de surveillance</w:t>
+            </w:r>
+          </w:p>
+        </w:tc>
+      </w:tr>
+      <w:tr>
+        <w:tc>
+          <w:tcPr>
+            <w:tcW w:w="2600" w:type="dxa"/>
+            <w:tcBorders>
+              <w:top w:val="single" w:sz="1" w:space="0" w:color="A0B0C8"/>
+              <w:left w:val="single" w:sz="1" w:space="0" w:color="A0B0C8"/>
+              <w:bottom w:val="single" w:sz="1" w:space="0" w:color="A0B0C8"/>
+              <w:right w:val="single" w:sz="1" w:space="0" w:color="A0B0C8"/>
+            </w:tcBorders>
+            <w:tcMar>
+              <w:top w:w="70" w:type="dxa"/>
+              <w:left w:w="120" w:type="dxa"/>
+              <w:bottom w:w="70" w:type="dxa"/>
+              <w:right w:w="120" w:type="dxa"/>
+            </w:tcMar>
+          </w:tcPr>
+          <w:p>
+            <w:pPr>
+              <w:pStyle w:val="text"/>
+            </w:pPr>
+            <w:r>
+              <w:rPr>
+                <w:sz w:val="20"/>
+                <w:szCs w:val="20"/>
+              </w:rPr>
+              <w:t>surveille</w:t>
+            </w:r>
+          </w:p>
+        </w:tc>
+        <w:tc>
+          <w:tcPr>
+            <w:tcW w:w="6760" w:type="dxa"/>
+            <w:tcBorders>
+              <w:top w:val="single" w:sz="1" w:space="0" w:color="A0B0C8"/>
+              <w:left w:val="single" w:sz="1" w:space="0" w:color="A0B0C8"/>
+              <w:bottom w:val="single" w:sz="1" w:space="0" w:color="A0B0C8"/>
+              <w:right w:val="single" w:sz="1" w:space="0" w:color="A0B0C8"/>
+            </w:tcBorders>
+            <w:tcMar>
+              <w:top w:w="70" w:type="dxa"/>
+              <w:left w:w="120" w:type="dxa"/>
+              <w:bottom w:w="70" w:type="dxa"/>
+              <w:right w:w="120" w:type="dxa"/>
+            </w:tcMar>
+          </w:tcPr>
+          <w:p>
+            <w:pPr>
+              <w:pStyle w:val="text"/>
+            </w:pPr>
+            <w:r>
+              <w:rPr>
+                <w:sz w:val="20"/>
+                <w:szCs w:val="20"/>
+              </w:rPr>
+              <w:t>Table de jonction enseignant ↔ devoir pour la surveillance</w:t>
+            </w:r>
+          </w:p>
+        </w:tc>
+      </w:tr>
+      <w:tr>
+        <w:tc>
+          <w:tcPr>
+            <w:tcW w:w="2600" w:type="dxa"/>
+            <w:tcBorders>
+              <w:top w:val="single" w:sz="1" w:space="0" w:color="A0B0C8"/>
+              <w:left w:val="single" w:sz="1" w:space="0" w:color="A0B0C8"/>
+              <w:bottom w:val="single" w:sz="1" w:space="0" w:color="A0B0C8"/>
+              <w:right w:val="single" w:sz="1" w:space="0" w:color="A0B0C8"/>
+            </w:tcBorders>
+            <w:tcMar>
+              <w:top w:w="70" w:type="dxa"/>
+              <w:left w:w="120" w:type="dxa"/>
+              <w:bottom w:w="70" w:type="dxa"/>
+              <w:right w:w="120" w:type="dxa"/>
+            </w:tcMar>
+          </w:tcPr>
+          <w:p>
+            <w:pPr>
+              <w:pStyle w:val="text"/>
+            </w:pPr>
+            <w:r>
+              <w:rPr>
+                <w:sz w:val="20"/>
+                <w:szCs w:val="20"/>
+              </w:rPr>
+              <w:t>enseigne</w:t>
+            </w:r>
+          </w:p>
+        </w:tc>
+        <w:tc>
+          <w:tcPr>
+            <w:tcW w:w="6760" w:type="dxa"/>
+            <w:tcBorders>
+              <w:top w:val="single" w:sz="1" w:space="0" w:color="A0B0C8"/>
+              <w:left w:val="single" w:sz="1" w:space="0" w:color="A0B0C8"/>
+              <w:bottom w:val="single" w:sz="1" w:space="0" w:color="A0B0C8"/>
+              <w:right w:val="single" w:sz="1" w:space="0" w:color="A0B0C8"/>
+            </w:tcBorders>
+            <w:tcMar>
+              <w:top w:w="70" w:type="dxa"/>
+              <w:left w:w="120" w:type="dxa"/>
+              <w:bottom w:w="70" w:type="dxa"/>
+              <w:right w:w="120" w:type="dxa"/>
+            </w:tcMar>
+          </w:tcPr>
+          <w:p>
+            <w:pPr>
+              <w:pStyle w:val="text"/>
+            </w:pPr>
+            <w:r>
+              <w:rPr>
+                <w:sz w:val="20"/>
+                <w:szCs w:val="20"/>
+              </w:rPr>
+              <w:t>Table de jonction enseignant ↔ matière</w:t>
+            </w:r>
+          </w:p>
+        </w:tc>
+      </w:tr>
+    </w:tbl>
+    <w:p>
+      <w:pPr>
+        <w:pStyle w:val="text"/>
+      </w:pPr>
+    </w:p>
+    <w:p>
+      <w:pPr>
+        <w:pStyle w:val="text"/>
+      </w:pPr>
+      <w:r>
+        <w:t>Vues SQL créées :</w:t>
+      </w:r>
+    </w:p>
+    <w:p>
+      <w:pPr>
+        <w:pStyle w:val="text"/>
+      </w:pPr>
+    </w:p>
+    <w:tbl>
+      <w:tblPr>
+        <w:tblW w:w="9360" w:type="dxa"/>
+        <w:tblBorders>
+          <w:top w:val="single" w:sz="4" w:space="0" w:color="auto"/>
+          <w:left w:val="single" w:sz="4" w:space="0" w:color="auto"/>
+          <w:bottom w:val="single" w:sz="4" w:space="0" w:color="auto"/>
+          <w:right w:val="single" w:sz="4" w:space="0" w:color="auto"/>
+          <w:insideH w:val="single" w:sz="4" w:space="0" w:color="auto"/>
+          <w:insideV w:val="single" w:sz="4" w:space="0" w:color="auto"/>
+        </w:tblBorders>
+        <w:tblCellMar>
+          <w:left w:w="10" w:type="dxa"/>
+          <w:right w:w="10" w:type="dxa"/>
+        </w:tblCellMar>
+        <w:tblLook w:val="04A0" w:firstRow="1" w:lastRow="0" w:firstColumn="1" w:lastColumn="0" w:noHBand="0" w:noVBand="1"/>
+      </w:tblPr>
+      <w:tblGrid>
+        <w:gridCol w:w="2600"/>
+        <w:gridCol w:w="6760"/>
+      </w:tblGrid>
+      <w:tr>
+        <w:trPr>
+          <w:tblHeader/>
+        </w:trPr>
+        <w:tc>
+          <w:tcPr>
+            <w:tcW w:w="2600" w:type="dxa"/>
+            <w:tcBorders>
+              <w:top w:val="single" w:sz="1" w:space="0" w:color="A0B0C8"/>
+              <w:left w:val="single" w:sz="1" w:space="0" w:color="A0B0C8"/>
+              <w:bottom w:val="single" w:sz="1" w:space="0" w:color="A0B0C8"/>
+              <w:right w:val="single" w:sz="1" w:space="0" w:color="A0B0C8"/>
+            </w:tcBorders>
+            <w:shd w:val="clear" w:color="auto" w:fill="D9E2F3"/>
+            <w:tcMar>
+              <w:top w:w="80" w:type="dxa"/>
+              <w:left w:w="120" w:type="dxa"/>
+              <w:bottom w:w="80" w:type="dxa"/>
+              <w:right w:w="120" w:type="dxa"/>
+            </w:tcMar>
+          </w:tcPr>
+          <w:p>
+            <w:pPr>
+              <w:pStyle w:val="text"/>
+            </w:pPr>
+            <w:r>
+              <w:rPr>
+                <w:sz w:val="20"/>
+                <w:szCs w:val="20"/>
+              </w:rPr>
+              <w:t>Vue</w:t>
+            </w:r>
+          </w:p>
+        </w:tc>
+        <w:tc>
+          <w:tcPr>
+            <w:tcW w:w="6760" w:type="dxa"/>
+            <w:tcBorders>
+              <w:top w:val="single" w:sz="1" w:space="0" w:color="A0B0C8"/>
+              <w:left w:val="single" w:sz="1" w:space="0" w:color="A0B0C8"/>
+              <w:bottom w:val="single" w:sz="1" w:space="0" w:color="A0B0C8"/>
+              <w:right w:val="single" w:sz="1" w:space="0" w:color="A0B0C8"/>
+            </w:tcBorders>
+            <w:shd w:val="clear" w:color="auto" w:fill="D9E2F3"/>
+            <w:tcMar>
+              <w:top w:w="80" w:type="dxa"/>
+              <w:left w:w="120" w:type="dxa"/>
+              <w:bottom w:w="80" w:type="dxa"/>
+              <w:right w:w="120" w:type="dxa"/>
+            </w:tcMar>
+          </w:tcPr>
+          <w:p>
+            <w:pPr>
+              <w:pStyle w:val="text"/>
+            </w:pPr>
+            <w:r>
+              <w:rPr>
+                <w:sz w:val="20"/>
+                <w:szCs w:val="20"/>
+              </w:rPr>
+              <w:t>Utilité</w:t>
+            </w:r>
+          </w:p>
+        </w:tc>
+      </w:tr>
+      <w:tr>
+        <w:tc>
+          <w:tcPr>
+            <w:tcW w:w="2600" w:type="dxa"/>
+            <w:tcBorders>
+              <w:top w:val="single" w:sz="1" w:space="0" w:color="A0B0C8"/>
+              <w:left w:val="single" w:sz="1" w:space="0" w:color="A0B0C8"/>
+              <w:bottom w:val="single" w:sz="1" w:space="0" w:color="A0B0C8"/>
+              <w:right w:val="single" w:sz="1" w:space="0" w:color="A0B0C8"/>
+            </w:tcBorders>
+            <w:tcMar>
+              <w:top w:w="70" w:type="dxa"/>
+              <w:left w:w="120" w:type="dxa"/>
+              <w:bottom w:w="70" w:type="dxa"/>
+              <w:right w:w="120" w:type="dxa"/>
+            </w:tcMar>
+          </w:tcPr>
+          <w:p>
+            <w:pPr>
+              <w:pStyle w:val="text"/>
+            </w:pPr>
+            <w:proofErr w:type="spellStart"/>
+            <w:r>
+              <w:rPr>
+                <w:sz w:val="20"/>
+                <w:szCs w:val="20"/>
+              </w:rPr>
+              <w:t>v_groupe_effectif</w:t>
+            </w:r>
+            <w:proofErr w:type="spellEnd"/>
+          </w:p>
+        </w:tc>
+        <w:tc>
+          <w:tcPr>
+            <w:tcW w:w="6760" w:type="dxa"/>
+            <w:tcBorders>
+              <w:top w:val="single" w:sz="1" w:space="0" w:color="A0B0C8"/>
+              <w:left w:val="single" w:sz="1" w:space="0" w:color="A0B0C8"/>
+              <w:bottom w:val="single" w:sz="1" w:space="0" w:color="A0B0C8"/>
+              <w:right w:val="single" w:sz="1" w:space="0" w:color="A0B0C8"/>
+            </w:tcBorders>
+            <w:tcMar>
+              <w:top w:w="70" w:type="dxa"/>
+              <w:left w:w="120" w:type="dxa"/>
+              <w:bottom w:w="70" w:type="dxa"/>
+              <w:right w:w="120" w:type="dxa"/>
+            </w:tcMar>
+          </w:tcPr>
+          <w:p>
+            <w:pPr>
+              <w:pStyle w:val="text"/>
+            </w:pPr>
+            <w:r>
+              <w:rPr>
+                <w:sz w:val="20"/>
+                <w:szCs w:val="20"/>
+              </w:rPr>
+              <w:t>Calcul optimisé de l'effectif par groupe, évite les sous-requêtes répétitives</w:t>
+            </w:r>
+          </w:p>
+        </w:tc>
+      </w:tr>
+      <w:tr>
+        <w:tc>
+          <w:tcPr>
+            <w:tcW w:w="2600" w:type="dxa"/>
+            <w:tcBorders>
+              <w:top w:val="single" w:sz="1" w:space="0" w:color="A0B0C8"/>
+              <w:left w:val="single" w:sz="1" w:space="0" w:color="A0B0C8"/>
+              <w:bottom w:val="single" w:sz="1" w:space="0" w:color="A0B0C8"/>
+              <w:right w:val="single" w:sz="1" w:space="0" w:color="A0B0C8"/>
+            </w:tcBorders>
+            <w:tcMar>
+              <w:top w:w="70" w:type="dxa"/>
+              <w:left w:w="120" w:type="dxa"/>
+              <w:bottom w:w="70" w:type="dxa"/>
+              <w:right w:w="120" w:type="dxa"/>
+            </w:tcMar>
+          </w:tcPr>
+          <w:p>
+            <w:pPr>
+              <w:pStyle w:val="text"/>
+            </w:pPr>
+            <w:proofErr w:type="spellStart"/>
+            <w:r>
+              <w:rPr>
+                <w:sz w:val="20"/>
+                <w:szCs w:val="20"/>
+              </w:rPr>
+              <w:t>v_salle_capacite</w:t>
+            </w:r>
+            <w:proofErr w:type="spellEnd"/>
+          </w:p>
+        </w:tc>
+        <w:tc>
+          <w:tcPr>
+            <w:tcW w:w="6760" w:type="dxa"/>
+            <w:tcBorders>
+              <w:top w:val="single" w:sz="1" w:space="0" w:color="A0B0C8"/>
+              <w:left w:val="single" w:sz="1" w:space="0" w:color="A0B0C8"/>
+              <w:bottom w:val="single" w:sz="1" w:space="0" w:color="A0B0C8"/>
+              <w:right w:val="single" w:sz="1" w:space="0" w:color="A0B0C8"/>
+            </w:tcBorders>
+            <w:tcMar>
+              <w:top w:w="70" w:type="dxa"/>
+              <w:left w:w="120" w:type="dxa"/>
+              <w:bottom w:w="70" w:type="dxa"/>
+              <w:right w:w="120" w:type="dxa"/>
+            </w:tcMar>
+          </w:tcPr>
+          <w:p>
+            <w:pPr>
+              <w:pStyle w:val="text"/>
+            </w:pPr>
+            <w:r>
+              <w:rPr>
+                <w:sz w:val="20"/>
+                <w:szCs w:val="20"/>
+              </w:rPr>
+              <w:t>Calcul de la capacité disponible par salle selon son plan</w:t>
+            </w:r>
+          </w:p>
+        </w:tc>
+      </w:tr>
+    </w:tbl>
+    <w:p>
+      <w:pPr>
+        <w:pStyle w:val="text"/>
+      </w:pPr>
+    </w:p>
+    <w:p>
+      <w:pPr>
+        <w:pStyle w:val="text"/>
+      </w:pPr>
+      <w:r>
+        <w:t xml:space="preserve">Tables supprimées ou fusionnées : </w:t>
+      </w:r>
+    </w:p>
+    <w:p>
+      <w:pPr>
+        <w:pStyle w:val="text"/>
+      </w:pPr>
+      <w:r>
+        <w:t>Les anciennes tables de liaison dénormalisées (produits cartésiens implicites entre devoirs, groupes et salles) ont été remplacées par les tables de jonction explicites listées ci-dessus, conformément aux exigences de la 4FN.</w:t>
+      </w:r>
+    </w:p>
+    <w:p>
+      <w:pPr>
+        <w:pStyle w:val="text"/>
+      </w:pPr>
+    </w:p>
+    <w:p>
+      <w:pPr>
+        <w:pStyle w:val="text"/>
+      </w:pPr>
+    </w:p>
+    <w:p>
+      <w:pPr>
+        <w:pStyle w:val="text"/>
+      </w:pPr>
+    </w:p>
+    <w:p>
+      <w:pPr>
+        <w:pStyle w:val="text"/>
+      </w:pPr>
+    </w:p>
+    <w:p>
+      <w:pPr>
+        <w:pStyle w:val="text"/>
+      </w:pPr>
+    </w:p>
+    <w:p>
+      <w:pPr>
+        <w:pStyle w:val="text"/>
+      </w:pPr>
+    </w:p>
+    <w:p>
+      <w:pPr>
+        <w:pStyle w:val="text"/>
+      </w:pPr>
+    </w:p>
+    <w:p>
+      <w:pPr>
+        <w:pStyle w:val="text"/>
+      </w:pPr>
+    </w:p>
+    <w:p>
+      <w:pPr>
+        <w:pStyle w:val="text"/>
+      </w:pPr>
+    </w:p>
+    <w:p>
+      <w:pPr>
+        <w:pStyle w:val="Titre2"/>
+      </w:pPr>
+      <w:bookmarkStart w:id="6" w:name="_Toc225433176"/>
+      <w:r>
+        <w:lastRenderedPageBreak/>
+        <w:t>5.</w:t>
+      </w:r>
+      <w:r>
+        <w:rPr>
+          <w:rFonts w:eastAsia="Arial"/>
+        </w:rPr>
+        <w:t xml:space="preserve"> Liste détaillée des fonctionnalités du projet</w:t>
+      </w:r>
+      <w:bookmarkEnd w:id="6"/>
+    </w:p>
+    <w:p>
+      <w:pPr>
+        <w:pStyle w:val="text"/>
+      </w:pPr>
+      <w:r>
+        <w:rPr>
+          <w:color w:val="2E75B6"/>
+          <w:sz w:val="26"/>
+          <w:szCs w:val="26"/>
+        </w:rPr>
+        <w:t>Ajoutées à l'existant</w:t>
+      </w:r>
+    </w:p>
+    <w:p>
+      <w:pPr>
+        <w:pStyle w:val="text"/>
+      </w:pPr>
+      <w:r>
+        <w:rPr>
+          <w:i/>
+          <w:iCs/>
+          <w:color w:val="888888"/>
+        </w:rPr>
+        <w:t>(À compléter par l'équipe)</w:t>
+      </w:r>
+    </w:p>
+    <w:p>
+      <w:pPr>
+        <w:pStyle w:val="text"/>
+      </w:pPr>
+      <w:r>
+        <w:rPr>
+          <w:color w:val="2E75B6"/>
+          <w:sz w:val="26"/>
+          <w:szCs w:val="26"/>
+        </w:rPr>
+        <w:t>Supprimées de l'existant</w:t>
+      </w:r>
+    </w:p>
+    <w:p>
+      <w:pPr>
+        <w:pStyle w:val="text"/>
+      </w:pPr>
+      <w:r>
+        <w:rPr>
+          <w:i/>
+          <w:iCs/>
+          <w:color w:val="888888"/>
+        </w:rPr>
+        <w:t>(À compléter par l'équipe)</w:t>
+      </w:r>
+    </w:p>
+    <w:p>
+      <w:pPr>
+        <w:pStyle w:val="text"/>
+      </w:pPr>
+      <w:r>
+        <w:rPr>
+          <w:color w:val="2E75B6"/>
+          <w:sz w:val="26"/>
+          <w:szCs w:val="26"/>
+        </w:rPr>
+        <w:t>Modifiées, avec justification des évolutions</w:t>
+      </w:r>
+    </w:p>
+    <w:p>
+      <w:pPr>
+        <w:pStyle w:val="text"/>
+      </w:pPr>
+      <w:r>
+        <w:rPr>
+          <w:i/>
+          <w:iCs/>
+          <w:color w:val="888888"/>
+        </w:rPr>
+        <w:t>(À compléter par l'équipe)</w:t>
+      </w:r>
+    </w:p>
+    <w:p>
+      <w:pPr>
+        <w:pStyle w:val="text"/>
+      </w:pPr>
+    </w:p>
+    <w:p>
+      <w:pPr>
+        <w:pStyle w:val="Titre2"/>
+      </w:pPr>
+      <w:bookmarkStart w:id="7" w:name="_Toc225433177"/>
+      <w:r>
+        <w:t>6.</w:t>
+      </w:r>
+      <w:r>
+        <w:rPr>
+          <w:rFonts w:eastAsia="Arial"/>
+        </w:rPr>
+        <w:t xml:space="preserve"> Répartition détaillée des tâches</w:t>
+      </w:r>
+      <w:bookmarkEnd w:id="7"/>
+    </w:p>
+    <w:p>
+      <w:pPr>
+        <w:pStyle w:val="text"/>
+      </w:pPr>
+      <w:r>
+        <w:rPr>
+          <w:i/>
+          <w:iCs/>
+          <w:color w:val="888888"/>
+        </w:rPr>
+        <w:t>[À COMPLÉTER PAR L'ÉQUIPE]</w:t>
+      </w:r>
+    </w:p>
+    <w:p>
+      <w:pPr>
+        <w:pStyle w:val="text"/>
+      </w:pPr>
+    </w:p>
+    <w:p>
+      <w:pPr>
+        <w:pStyle w:val="Titre2"/>
+        <w:rPr>
+          <w:rFonts w:eastAsia="Arial"/>
+        </w:rPr>
+      </w:pPr>
+      <w:bookmarkStart w:id="8" w:name="_Toc225433178"/>
+      <w:r>
+        <w:t xml:space="preserve">7. </w:t>
+      </w:r>
+      <w:r>
+        <w:rPr>
+          <w:rFonts w:eastAsia="Arial"/>
+        </w:rPr>
+        <w:t>Conclusion</w:t>
+      </w:r>
+      <w:bookmarkEnd w:id="8"/>
+    </w:p>
+    <w:p/>
+    <w:p>
+      <w:pPr>
+        <w:pStyle w:val="text"/>
+      </w:pPr>
+      <w:r>
+        <w:tab/>
+        <w:t>Ce projet a permis de transformer une application web procédurale en une architecture MVC structurée, maintenable et sécurisée. Les bénéfices de cette refonte sont multiples.</w:t>
+      </w:r>
+    </w:p>
+    <w:p>
+      <w:pPr>
+        <w:pStyle w:val="text"/>
+      </w:pPr>
+    </w:p>
+    <w:p>
+      <w:pPr>
+        <w:pStyle w:val="text"/>
+      </w:pPr>
+      <w:r>
+        <w:rPr>
+          <w:b/>
+          <w:bCs/>
+        </w:rPr>
+        <w:t>Maintenabilité</w:t>
+      </w:r>
+      <w:r>
+        <w:t xml:space="preserve"> : La séparation stricte des responsabilités entre contrôleurs, modèles et vues permet désormais à chaque développeur d'intervenir sur une couche sans risquer d'impacter les autres. L'organisation des fichiers en dossiers thématiques (</w:t>
+      </w:r>
+      <w:proofErr w:type="spellStart"/>
+      <w:r>
+        <w:t>controllers</w:t>
+      </w:r>
+      <w:proofErr w:type="spellEnd"/>
+      <w:r>
+        <w:t xml:space="preserve">/, </w:t>
+      </w:r>
+      <w:proofErr w:type="spellStart"/>
+      <w:r>
+        <w:t>models</w:t>
+      </w:r>
+      <w:proofErr w:type="spellEnd"/>
+      <w:r>
+        <w:t xml:space="preserve">/, </w:t>
+      </w:r>
+      <w:proofErr w:type="spellStart"/>
+      <w:r>
+        <w:t>views</w:t>
+      </w:r>
+      <w:proofErr w:type="spellEnd"/>
+      <w:r>
+        <w:t xml:space="preserve">/, ajax/, </w:t>
+      </w:r>
+      <w:proofErr w:type="spellStart"/>
+      <w:r>
+        <w:t>utils</w:t>
+      </w:r>
+      <w:proofErr w:type="spellEnd"/>
+      <w:r>
+        <w:t>/) rend le projet immédiatement lisible pour tout nouveau contributeur.</w:t>
+      </w:r>
+    </w:p>
+    <w:p>
+      <w:pPr>
+        <w:pStyle w:val="text"/>
+      </w:pPr>
+    </w:p>
+    <w:p>
+      <w:pPr>
+        <w:pStyle w:val="text"/>
+      </w:pPr>
+      <w:r>
+        <w:rPr>
+          <w:b/>
+          <w:bCs/>
+        </w:rPr>
+        <w:t>Sécurité</w:t>
+      </w:r>
+      <w:r>
+        <w:t xml:space="preserve"> : Deux améliorations majeures ont été apportées. D'une part, le remplacement du hachage MD5 par l'algorithme </w:t>
+      </w:r>
+      <w:proofErr w:type="spellStart"/>
+      <w:r>
+        <w:t>BCrypt</w:t>
+      </w:r>
+      <w:proofErr w:type="spellEnd"/>
+      <w:r>
+        <w:t xml:space="preserve"> élimine la vulnérabilité aux attaques, </w:t>
+      </w:r>
+      <w:proofErr w:type="spellStart"/>
+      <w:r>
+        <w:t>BCrypt</w:t>
+      </w:r>
+      <w:proofErr w:type="spellEnd"/>
+      <w:r>
+        <w:t xml:space="preserve"> intègre un sel aléatoire unique par hash et est intentionnellement coûteux en calcul, ce qui rend les attaques par force brute impossible ou beaucoup trop longues. </w:t>
+      </w:r>
+    </w:p>
+    <w:p>
+      <w:pPr>
+        <w:pStyle w:val="text"/>
+      </w:pPr>
+      <w:r>
+        <w:t>D'autre part, la systématisation des requêtes préparées PDO avec paramètres nommés supprime toute possibilité d'injection SQL.</w:t>
+      </w:r>
+    </w:p>
+    <w:p>
+      <w:pPr>
+        <w:pStyle w:val="text"/>
+      </w:pPr>
+    </w:p>
+    <w:p>
+      <w:pPr>
+        <w:pStyle w:val="text"/>
+      </w:pPr>
+      <w:r>
+        <w:rPr>
+          <w:b/>
+          <w:bCs/>
+        </w:rPr>
+        <w:t>Base de données</w:t>
+      </w:r>
+      <w:r>
+        <w:t xml:space="preserve"> : La normalisation en 4FN élimine les redondances et anomalies de mise à jour de l'ancien schéma, garantissant la cohérence des données à long terme. La stratégie de migration en trois phases avec bascule atomique démontre une maîtrise des contraintes d'exploitation en environnement de production.</w:t>
+      </w:r>
+    </w:p>
+    <w:p>
+      <w:pPr>
+        <w:pStyle w:val="text"/>
+      </w:pPr>
+    </w:p>
+    <w:p>
+      <w:pPr>
+        <w:pStyle w:val="text"/>
+      </w:pPr>
+      <w:r>
+        <w:t>Ce projet constitue ainsi une démonstration concrète des bonnes pratiques du développement we</w:t>
+      </w:r>
+      <w:r>
+        <w:t>b. Nous avons mis en pratique toutes les bonnes manières que nous avons appris durant ses années à l’IUT. Alliant</w:t>
+      </w:r>
+      <w:r>
+        <w:t xml:space="preserve"> rigueur architecturale, conscience des enjeux de sécurité et gestion de projet agile.</w:t>
+      </w:r>
+    </w:p>
+    <w:p>
+      <w:pPr>
+        <w:pStyle w:val="text"/>
+      </w:pPr>
+    </w:p>
+    <w:p>
+      <w:pPr>
+        <w:pStyle w:val="text"/>
+      </w:pPr>
+    </w:p>
+    <w:p>
+      <w:pPr>
+        <w:pStyle w:val="text"/>
+      </w:pPr>
+    </w:p>
+    <w:p>
+      <w:pPr>
+        <w:pStyle w:val="text"/>
+      </w:pPr>
+    </w:p>
+    <w:p>
+      <w:pPr>
+        <w:pStyle w:val="text"/>
+      </w:pPr>
+    </w:p>
+    <w:p>
+      <w:pPr>
+        <w:pStyle w:val="text"/>
+      </w:pPr>
+    </w:p>
+    <w:p>
+      <w:pPr>
+        <w:pStyle w:val="text"/>
+      </w:pPr>
+    </w:p>
+    <w:p>
+      <w:pPr>
+        <w:pStyle w:val="text"/>
+      </w:pPr>
+    </w:p>
+    <w:p>
+      <w:pPr>
+        <w:pStyle w:val="Titre1"/>
+      </w:pPr>
+      <w:bookmarkStart w:id="9" w:name="_Toc225433179"/>
+      <w:r>
+        <w:lastRenderedPageBreak/>
+        <w:t>8.</w:t>
+      </w:r>
+      <w:r>
+        <w:rPr>
+          <w:rFonts w:eastAsia="Arial"/>
+        </w:rPr>
+        <w:t xml:space="preserve"> Annexe : Manuel d'utilisation du projet</w:t>
+      </w:r>
+      <w:bookmarkEnd w:id="9"/>
+    </w:p>
+    <w:p>
+      <w:pPr>
+        <w:pStyle w:val="text"/>
+      </w:pPr>
+      <w:r>
+        <w:t xml:space="preserve">Ce manuel est destiné aux utilisateurs de l'application </w:t>
+      </w:r>
+      <w:proofErr w:type="spellStart"/>
+      <w:r>
+        <w:t>InfoPlacement</w:t>
+      </w:r>
+      <w:proofErr w:type="spellEnd"/>
+      <w:r>
+        <w:t xml:space="preserve"> (enseignants et administrateurs). Il décrit le parcours d'utilisation de l'interface.</w:t>
+      </w:r>
+    </w:p>
+    <w:p>
+      <w:pPr>
+        <w:pStyle w:val="text"/>
+      </w:pPr>
+    </w:p>
+    <w:p>
+      <w:pPr>
+        <w:pStyle w:val="Titre2"/>
+      </w:pPr>
+      <w:r>
+        <w:rPr>
+          <w:rFonts w:eastAsia="Arial"/>
+        </w:rPr>
+        <w:tab/>
+      </w:r>
+      <w:bookmarkStart w:id="10" w:name="_Toc225433180"/>
+      <w:r>
+        <w:rPr>
+          <w:rFonts w:eastAsia="Arial"/>
+        </w:rPr>
+        <w:t xml:space="preserve">Étape 1 </w:t>
+      </w:r>
+      <w:r>
+        <w:rPr>
+          <w:rFonts w:eastAsia="Arial"/>
+        </w:rPr>
+        <w:t xml:space="preserve">- </w:t>
+      </w:r>
+      <w:r>
+        <w:rPr>
+          <w:rFonts w:eastAsia="Arial"/>
+        </w:rPr>
+        <w:t>Connexion à l'application</w:t>
+      </w:r>
+      <w:bookmarkEnd w:id="10"/>
+    </w:p>
+    <w:p>
+      <w:pPr>
+        <w:pStyle w:val="text"/>
+      </w:pPr>
+      <w:r>
+        <w:t xml:space="preserve">Accédez à l'application via le lien </w:t>
+      </w:r>
+      <w:proofErr w:type="spellStart"/>
+      <w:r>
+        <w:t>devweb</w:t>
+      </w:r>
+      <w:proofErr w:type="spellEnd"/>
+      <w:r>
+        <w:t xml:space="preserve"> fourni en section III. La page de connexion s'affiche automatiquement pour tout utilisateur non authentifié.</w:t>
+      </w:r>
+    </w:p>
+    <w:p>
+      <w:pPr>
+        <w:pStyle w:val="text"/>
+      </w:pPr>
+      <w:r>
+        <w:t>Saisissez votre login dans le premier champ.</w:t>
+      </w:r>
+    </w:p>
+    <w:p>
+      <w:pPr>
+        <w:pStyle w:val="text"/>
+      </w:pPr>
+      <w:r>
+        <w:t>Saisissez votre mot de passe dans le second champ.</w:t>
+      </w:r>
+    </w:p>
+    <w:p>
+      <w:pPr>
+        <w:pStyle w:val="text"/>
+      </w:pPr>
+      <w:r>
+        <w:t>Cliquez sur le bouton Connexion.</w:t>
+      </w:r>
+    </w:p>
+    <w:p>
+      <w:pPr>
+        <w:pStyle w:val="text"/>
+      </w:pPr>
+    </w:p>
+    <w:p>
+      <w:pPr>
+        <w:pStyle w:val="text"/>
+      </w:pPr>
+      <w:r>
+        <w:t>En cas d'identifiants incorrects, un message générique s'affiche : "Identifiants incorrects." — ce message ne précise pas volontairement si c'est le login ou le mot de passe qui est erroné, afin d'éviter l'énumération des comptes.</w:t>
+      </w:r>
+    </w:p>
+    <w:p>
+      <w:pPr>
+        <w:pStyle w:val="text"/>
+      </w:pPr>
+    </w:p>
+    <w:tbl>
+      <w:tblPr>
+        <w:tblW w:w="9360" w:type="dxa"/>
+        <w:tblBorders>
+          <w:top w:val="single" w:sz="4" w:space="0" w:color="auto"/>
+          <w:left w:val="single" w:sz="4" w:space="0" w:color="auto"/>
+          <w:bottom w:val="single" w:sz="4" w:space="0" w:color="auto"/>
+          <w:right w:val="single" w:sz="4" w:space="0" w:color="auto"/>
+          <w:insideH w:val="single" w:sz="4" w:space="0" w:color="auto"/>
+          <w:insideV w:val="single" w:sz="4" w:space="0" w:color="auto"/>
+        </w:tblBorders>
+        <w:tblCellMar>
+          <w:left w:w="10" w:type="dxa"/>
+          <w:right w:w="10" w:type="dxa"/>
+        </w:tblCellMar>
+        <w:tblLook w:val="04A0" w:firstRow="1" w:lastRow="0" w:firstColumn="1" w:lastColumn="0" w:noHBand="0" w:noVBand="1"/>
+      </w:tblPr>
+      <w:tblGrid>
+        <w:gridCol w:w="9360"/>
+      </w:tblGrid>
+      <w:tr>
+        <w:tc>
+          <w:tcPr>
+            <w:tcW w:w="9360" w:type="dxa"/>
+            <w:tcBorders>
+              <w:top w:val="single" w:sz="1" w:space="0" w:color="A0B0C8"/>
+              <w:left w:val="single" w:sz="1" w:space="0" w:color="A0B0C8"/>
+              <w:bottom w:val="single" w:sz="1" w:space="0" w:color="A0B0C8"/>
+              <w:right w:val="single" w:sz="1" w:space="0" w:color="A0B0C8"/>
+            </w:tcBorders>
+            <w:shd w:val="clear" w:color="auto" w:fill="EBF3FB"/>
+            <w:tcMar>
+              <w:top w:w="100" w:type="dxa"/>
+              <w:left w:w="180" w:type="dxa"/>
+              <w:bottom w:w="100" w:type="dxa"/>
+              <w:right w:w="180" w:type="dxa"/>
+            </w:tcMar>
+          </w:tcPr>
+          <w:p>
+            <w:pPr>
+              <w:pStyle w:val="text"/>
+            </w:pPr>
+            <w:r>
+              <w:rPr>
+                <w:color w:val="2E75B6"/>
+              </w:rPr>
+              <w:t xml:space="preserve">Note : </w:t>
+            </w:r>
+            <w:r>
+              <w:rPr>
+                <w:i/>
+                <w:iCs/>
+              </w:rPr>
+              <w:t>Si votre mot de passe est le mot de passe initial par défaut (</w:t>
+            </w:r>
+            <w:proofErr w:type="spellStart"/>
+            <w:r>
+              <w:rPr>
+                <w:i/>
+                <w:iCs/>
+              </w:rPr>
+              <w:t>declic</w:t>
+            </w:r>
+            <w:proofErr w:type="spellEnd"/>
+            <w:r>
+              <w:rPr>
+                <w:i/>
+                <w:iCs/>
+              </w:rPr>
+              <w:t>), l'application vous redirigera automatiquement vers la page de changement de mot de passe avant toute autre action.</w:t>
+            </w:r>
+          </w:p>
+        </w:tc>
+      </w:tr>
+    </w:tbl>
+    <w:p>
+      <w:pPr>
+        <w:pStyle w:val="text"/>
+      </w:pPr>
+    </w:p>
+    <w:tbl>
+      <w:tblPr>
+        <w:tblW w:w="9360" w:type="dxa"/>
+        <w:tblBorders>
+          <w:top w:val="single" w:sz="4" w:space="0" w:color="auto"/>
+          <w:left w:val="single" w:sz="4" w:space="0" w:color="auto"/>
+          <w:bottom w:val="single" w:sz="4" w:space="0" w:color="auto"/>
+          <w:right w:val="single" w:sz="4" w:space="0" w:color="auto"/>
+          <w:insideH w:val="single" w:sz="4" w:space="0" w:color="auto"/>
+          <w:insideV w:val="single" w:sz="4" w:space="0" w:color="auto"/>
+        </w:tblBorders>
+        <w:tblCellMar>
+          <w:left w:w="10" w:type="dxa"/>
+          <w:right w:w="10" w:type="dxa"/>
+        </w:tblCellMar>
+        <w:tblLook w:val="04A0" w:firstRow="1" w:lastRow="0" w:firstColumn="1" w:lastColumn="0" w:noHBand="0" w:noVBand="1"/>
+      </w:tblPr>
+      <w:tblGrid>
+        <w:gridCol w:w="9360"/>
+      </w:tblGrid>
+      <w:tr>
+        <w:tc>
+          <w:tcPr>
+            <w:tcW w:w="9360" w:type="dxa"/>
+            <w:tcBorders>
+              <w:top w:val="single" w:sz="1" w:space="0" w:color="A0B0C8"/>
+              <w:left w:val="single" w:sz="1" w:space="0" w:color="A0B0C8"/>
+              <w:bottom w:val="single" w:sz="1" w:space="0" w:color="A0B0C8"/>
+              <w:right w:val="single" w:sz="1" w:space="0" w:color="A0B0C8"/>
+            </w:tcBorders>
+            <w:shd w:val="clear" w:color="auto" w:fill="F5F5F5"/>
+            <w:tcMar>
+              <w:top w:w="120" w:type="dxa"/>
+              <w:left w:w="180" w:type="dxa"/>
+              <w:bottom w:w="120" w:type="dxa"/>
+              <w:right w:w="180" w:type="dxa"/>
+            </w:tcMar>
+          </w:tcPr>
+          <w:p>
+            <w:pPr>
+              <w:pStyle w:val="text"/>
+            </w:pPr>
+            <w:proofErr w:type="gramStart"/>
+            <w:r>
+              <w:rPr>
+                <w:i/>
+                <w:iCs/>
+                <w:color w:val="888888"/>
+              </w:rPr>
+              <w:t>[ CAPTURE</w:t>
+            </w:r>
+            <w:proofErr w:type="gramEnd"/>
+            <w:r>
+              <w:rPr>
+                <w:i/>
+                <w:iCs/>
+                <w:color w:val="888888"/>
+              </w:rPr>
+              <w:t xml:space="preserve"> D'ÉCRAN — Page de </w:t>
+            </w:r>
+            <w:proofErr w:type="gramStart"/>
+            <w:r>
+              <w:rPr>
+                <w:i/>
+                <w:iCs/>
+                <w:color w:val="888888"/>
+              </w:rPr>
+              <w:t>connexion ]</w:t>
+            </w:r>
+            <w:proofErr w:type="gramEnd"/>
+          </w:p>
+        </w:tc>
+      </w:tr>
+    </w:tbl>
+    <w:p>
+      <w:pPr>
+        <w:pStyle w:val="text"/>
+      </w:pPr>
+    </w:p>
+    <w:p>
+      <w:pPr>
+        <w:pStyle w:val="Titre2"/>
+      </w:pPr>
+      <w:r>
+        <w:tab/>
+      </w:r>
+      <w:bookmarkStart w:id="11" w:name="_Toc225433181"/>
+      <w:r>
+        <w:rPr>
+          <w:rFonts w:eastAsia="Arial"/>
+        </w:rPr>
+        <w:t>Étape 2</w:t>
+      </w:r>
+      <w:r>
+        <w:rPr>
+          <w:rFonts w:eastAsia="Arial"/>
+        </w:rPr>
+        <w:t xml:space="preserve"> -</w:t>
+      </w:r>
+      <w:r>
+        <w:rPr>
+          <w:rFonts w:eastAsia="Arial"/>
+        </w:rPr>
+        <w:t xml:space="preserve"> Page d'accueil (Dashboard)</w:t>
+      </w:r>
+      <w:bookmarkEnd w:id="11"/>
+    </w:p>
+    <w:p>
+      <w:pPr>
+        <w:pStyle w:val="text"/>
+      </w:pPr>
+      <w:r>
+        <w:t>Après connexion, vous êtes redirigé vers la page d'accueil. Celle-ci présente un résumé de l'application et donne accès à la barre de navigation principale.</w:t>
+      </w:r>
+    </w:p>
+    <w:p>
+      <w:pPr>
+        <w:pStyle w:val="text"/>
+      </w:pPr>
+    </w:p>
+    <w:p>
+      <w:pPr>
+        <w:pStyle w:val="text"/>
+      </w:pPr>
+      <w:r>
+        <w:t>La barre de navigation donne accès aux modules suivants :</w:t>
+      </w:r>
+    </w:p>
+    <w:p>
+      <w:pPr>
+        <w:pStyle w:val="text"/>
+      </w:pPr>
+      <w:r>
+        <w:t>Gestion des données (bâtiments, salles, départements, promotions, groupes, matières, enseignants)</w:t>
+      </w:r>
+    </w:p>
+    <w:p>
+      <w:pPr>
+        <w:pStyle w:val="text"/>
+      </w:pPr>
+      <w:r>
+        <w:t>Placement (outil de placement automatisé des étudiants en salle)</w:t>
+      </w:r>
+    </w:p>
+    <w:p>
+      <w:pPr>
+        <w:pStyle w:val="text"/>
+      </w:pPr>
+      <w:r>
+        <w:t>Déconnexion</w:t>
+      </w:r>
+    </w:p>
+    <w:p>
+      <w:pPr>
+        <w:pStyle w:val="text"/>
+      </w:pPr>
+    </w:p>
+    <w:tbl>
+      <w:tblPr>
+        <w:tblW w:w="9360" w:type="dxa"/>
+        <w:tblBorders>
+          <w:top w:val="single" w:sz="4" w:space="0" w:color="auto"/>
+          <w:left w:val="single" w:sz="4" w:space="0" w:color="auto"/>
+          <w:bottom w:val="single" w:sz="4" w:space="0" w:color="auto"/>
+          <w:right w:val="single" w:sz="4" w:space="0" w:color="auto"/>
+          <w:insideH w:val="single" w:sz="4" w:space="0" w:color="auto"/>
+          <w:insideV w:val="single" w:sz="4" w:space="0" w:color="auto"/>
+        </w:tblBorders>
+        <w:tblCellMar>
+          <w:left w:w="10" w:type="dxa"/>
+          <w:right w:w="10" w:type="dxa"/>
+        </w:tblCellMar>
+        <w:tblLook w:val="04A0" w:firstRow="1" w:lastRow="0" w:firstColumn="1" w:lastColumn="0" w:noHBand="0" w:noVBand="1"/>
+      </w:tblPr>
+      <w:tblGrid>
+        <w:gridCol w:w="9360"/>
+      </w:tblGrid>
+      <w:tr>
+        <w:tc>
+          <w:tcPr>
+            <w:tcW w:w="9360" w:type="dxa"/>
+            <w:tcBorders>
+              <w:top w:val="single" w:sz="1" w:space="0" w:color="A0B0C8"/>
+              <w:left w:val="single" w:sz="1" w:space="0" w:color="A0B0C8"/>
+              <w:bottom w:val="single" w:sz="1" w:space="0" w:color="A0B0C8"/>
+              <w:right w:val="single" w:sz="1" w:space="0" w:color="A0B0C8"/>
+            </w:tcBorders>
+            <w:shd w:val="clear" w:color="auto" w:fill="F5F5F5"/>
+            <w:tcMar>
+              <w:top w:w="120" w:type="dxa"/>
+              <w:left w:w="180" w:type="dxa"/>
+              <w:bottom w:w="120" w:type="dxa"/>
+              <w:right w:w="180" w:type="dxa"/>
+            </w:tcMar>
+          </w:tcPr>
+          <w:p>
+            <w:pPr>
+              <w:pStyle w:val="text"/>
+            </w:pPr>
+            <w:proofErr w:type="gramStart"/>
+            <w:r>
+              <w:rPr>
+                <w:i/>
+                <w:iCs/>
+                <w:color w:val="888888"/>
+              </w:rPr>
+              <w:t>[ CAPTURE</w:t>
+            </w:r>
+            <w:proofErr w:type="gramEnd"/>
+            <w:r>
+              <w:rPr>
+                <w:i/>
+                <w:iCs/>
+                <w:color w:val="888888"/>
+              </w:rPr>
+              <w:t xml:space="preserve"> D'ÉCRAN — Page </w:t>
+            </w:r>
+            <w:proofErr w:type="gramStart"/>
+            <w:r>
+              <w:rPr>
+                <w:i/>
+                <w:iCs/>
+                <w:color w:val="888888"/>
+              </w:rPr>
+              <w:t>d'accueil ]</w:t>
+            </w:r>
+            <w:proofErr w:type="gramEnd"/>
+          </w:p>
+        </w:tc>
+      </w:tr>
+    </w:tbl>
+    <w:p>
+      <w:pPr>
+        <w:pStyle w:val="text"/>
+      </w:pPr>
+    </w:p>
+    <w:p>
+      <w:pPr>
+        <w:pStyle w:val="Titre2"/>
+      </w:pPr>
+      <w:r>
+        <w:tab/>
+      </w:r>
+      <w:bookmarkStart w:id="12" w:name="_Toc225433182"/>
+      <w:r>
+        <w:rPr>
+          <w:rFonts w:eastAsia="Arial"/>
+        </w:rPr>
+        <w:t xml:space="preserve">Étape 3 </w:t>
+      </w:r>
+      <w:r>
+        <w:rPr>
+          <w:rFonts w:eastAsia="Arial"/>
+        </w:rPr>
+        <w:t xml:space="preserve">- </w:t>
+      </w:r>
+      <w:r>
+        <w:rPr>
+          <w:rFonts w:eastAsia="Arial"/>
+        </w:rPr>
+        <w:t>Gestion des données (module administrateur)</w:t>
+      </w:r>
+      <w:bookmarkEnd w:id="12"/>
+    </w:p>
+    <w:p>
+      <w:pPr>
+        <w:pStyle w:val="text"/>
+      </w:pPr>
+      <w:r>
+        <w:t>Les modules de gestion sont accessibles uniquement aux utilisateurs disposant du rôle Administrateur (admin = 1).</w:t>
+      </w:r>
+    </w:p>
+    <w:p>
+      <w:pPr>
+        <w:pStyle w:val="Titre3"/>
+      </w:pPr>
+      <w:r>
+        <w:tab/>
+      </w:r>
+      <w:r>
+        <w:tab/>
+      </w:r>
+      <w:bookmarkStart w:id="13" w:name="_Toc225433183"/>
+      <w:r>
+        <w:rPr>
+          <w:rFonts w:eastAsia="Arial"/>
+        </w:rPr>
+        <w:t>3.1 Gestion des salles (?action=</w:t>
+      </w:r>
+      <w:proofErr w:type="spellStart"/>
+      <w:r>
+        <w:rPr>
+          <w:rFonts w:eastAsia="Arial"/>
+        </w:rPr>
+        <w:t>gest_salle</w:t>
+      </w:r>
+      <w:proofErr w:type="spellEnd"/>
+      <w:r>
+        <w:rPr>
+          <w:rFonts w:eastAsia="Arial"/>
+        </w:rPr>
+        <w:t>)</w:t>
+      </w:r>
+      <w:bookmarkEnd w:id="13"/>
+    </w:p>
+    <w:p>
+      <w:pPr>
+        <w:pStyle w:val="text"/>
+      </w:pPr>
+      <w:r>
+        <w:t>Affiche la liste de toutes les salles enregistrées. Pour chaque salle, des actions sont disponibles : visualiser le plan, modifier la configuration, ou supprimer la salle.</w:t>
+      </w:r>
+    </w:p>
+    <w:p>
+      <w:pPr>
+        <w:pStyle w:val="text"/>
+      </w:pPr>
+    </w:p>
+    <w:tbl>
+      <w:tblPr>
+        <w:tblW w:w="9360" w:type="dxa"/>
+        <w:tblBorders>
+          <w:top w:val="single" w:sz="4" w:space="0" w:color="auto"/>
+          <w:left w:val="single" w:sz="4" w:space="0" w:color="auto"/>
+          <w:bottom w:val="single" w:sz="4" w:space="0" w:color="auto"/>
+          <w:right w:val="single" w:sz="4" w:space="0" w:color="auto"/>
+          <w:insideH w:val="single" w:sz="4" w:space="0" w:color="auto"/>
+          <w:insideV w:val="single" w:sz="4" w:space="0" w:color="auto"/>
+        </w:tblBorders>
+        <w:tblCellMar>
+          <w:left w:w="10" w:type="dxa"/>
+          <w:right w:w="10" w:type="dxa"/>
+        </w:tblCellMar>
+        <w:tblLook w:val="04A0" w:firstRow="1" w:lastRow="0" w:firstColumn="1" w:lastColumn="0" w:noHBand="0" w:noVBand="1"/>
+      </w:tblPr>
+      <w:tblGrid>
+        <w:gridCol w:w="9360"/>
+      </w:tblGrid>
+      <w:tr>
+        <w:tc>
+          <w:tcPr>
+            <w:tcW w:w="9360" w:type="dxa"/>
+            <w:tcBorders>
+              <w:top w:val="single" w:sz="1" w:space="0" w:color="A0B0C8"/>
+              <w:left w:val="single" w:sz="1" w:space="0" w:color="A0B0C8"/>
+              <w:bottom w:val="single" w:sz="1" w:space="0" w:color="A0B0C8"/>
+              <w:right w:val="single" w:sz="1" w:space="0" w:color="A0B0C8"/>
+            </w:tcBorders>
+            <w:shd w:val="clear" w:color="auto" w:fill="F5F5F5"/>
+            <w:tcMar>
+              <w:top w:w="120" w:type="dxa"/>
+              <w:left w:w="180" w:type="dxa"/>
+              <w:bottom w:w="120" w:type="dxa"/>
+              <w:right w:w="180" w:type="dxa"/>
+            </w:tcMar>
+          </w:tcPr>
+          <w:p>
+            <w:pPr>
+              <w:pStyle w:val="text"/>
+            </w:pPr>
+            <w:proofErr w:type="gramStart"/>
+            <w:r>
+              <w:rPr>
+                <w:i/>
+                <w:iCs/>
+                <w:color w:val="888888"/>
+              </w:rPr>
+              <w:t>[ CAPTURE</w:t>
+            </w:r>
+            <w:proofErr w:type="gramEnd"/>
+            <w:r>
+              <w:rPr>
+                <w:i/>
+                <w:iCs/>
+                <w:color w:val="888888"/>
+              </w:rPr>
+              <w:t xml:space="preserve"> D'ÉCRAN — Liste des </w:t>
+            </w:r>
+            <w:proofErr w:type="gramStart"/>
+            <w:r>
+              <w:rPr>
+                <w:i/>
+                <w:iCs/>
+                <w:color w:val="888888"/>
+              </w:rPr>
+              <w:t>salles ]</w:t>
+            </w:r>
+            <w:proofErr w:type="gramEnd"/>
+          </w:p>
+        </w:tc>
+      </w:tr>
+    </w:tbl>
+    <w:p>
+      <w:pPr>
+        <w:pStyle w:val="text"/>
+      </w:pPr>
+    </w:p>
+    <w:p>
+      <w:pPr>
+        <w:pStyle w:val="Titre3"/>
+      </w:pPr>
+      <w:r>
+        <w:lastRenderedPageBreak/>
+        <w:tab/>
+      </w:r>
+      <w:r>
+        <w:tab/>
+      </w:r>
+      <w:bookmarkStart w:id="14" w:name="_Toc225433184"/>
+      <w:r>
+        <w:rPr>
+          <w:rFonts w:eastAsia="Arial"/>
+        </w:rPr>
+        <w:t>3.2 Création d'une salle (?action=</w:t>
+      </w:r>
+      <w:proofErr w:type="spellStart"/>
+      <w:r>
+        <w:rPr>
+          <w:rFonts w:eastAsia="Arial"/>
+        </w:rPr>
+        <w:t>crea_salle</w:t>
+      </w:r>
+      <w:proofErr w:type="spellEnd"/>
+      <w:r>
+        <w:rPr>
+          <w:rFonts w:eastAsia="Arial"/>
+        </w:rPr>
+        <w:t>)</w:t>
+      </w:r>
+      <w:bookmarkEnd w:id="14"/>
+    </w:p>
+    <w:p>
+      <w:pPr>
+        <w:pStyle w:val="text"/>
+      </w:pPr>
+      <w:r>
+        <w:t>La création d'une salle se fait en plusieurs étapes guidées (</w:t>
+      </w:r>
+      <w:proofErr w:type="spellStart"/>
+      <w:r>
+        <w:t>wizard</w:t>
+      </w:r>
+      <w:proofErr w:type="spellEnd"/>
+      <w:r>
+        <w:t xml:space="preserve"> multi-étapes) :</w:t>
+      </w:r>
+    </w:p>
+    <w:p>
+      <w:pPr>
+        <w:pStyle w:val="text"/>
+      </w:pPr>
+      <w:r>
+        <w:t>Étape 1 (cs_stage1.php) : Saisie du nom de la salle et sélection du bâtiment.</w:t>
+      </w:r>
+    </w:p>
+    <w:p>
+      <w:pPr>
+        <w:pStyle w:val="text"/>
+      </w:pPr>
+      <w:r>
+        <w:t>Étape 2 (cs_stage2.php) : Définition des dimensions de la grille (nombre de rangées et de colonnes).</w:t>
+      </w:r>
+    </w:p>
+    <w:p>
+      <w:pPr>
+        <w:pStyle w:val="text"/>
+      </w:pPr>
+      <w:r>
+        <w:t>Étape 3 (cs_stage3.php) : Configuration case par case du plan de la salle (places disponibles, places PMR, allées).</w:t>
+      </w:r>
+    </w:p>
+    <w:p>
+      <w:pPr>
+        <w:pStyle w:val="text"/>
+      </w:pPr>
+      <w:r>
+        <w:t>Étape 4 (cs_stage4.php) : Confirmation et enregistrement.</w:t>
+      </w:r>
+    </w:p>
+    <w:p>
+      <w:pPr>
+        <w:pStyle w:val="text"/>
+      </w:pPr>
+    </w:p>
+    <w:tbl>
+      <w:tblPr>
+        <w:tblW w:w="9360" w:type="dxa"/>
+        <w:tblBorders>
+          <w:top w:val="single" w:sz="4" w:space="0" w:color="auto"/>
+          <w:left w:val="single" w:sz="4" w:space="0" w:color="auto"/>
+          <w:bottom w:val="single" w:sz="4" w:space="0" w:color="auto"/>
+          <w:right w:val="single" w:sz="4" w:space="0" w:color="auto"/>
+          <w:insideH w:val="single" w:sz="4" w:space="0" w:color="auto"/>
+          <w:insideV w:val="single" w:sz="4" w:space="0" w:color="auto"/>
+        </w:tblBorders>
+        <w:tblCellMar>
+          <w:left w:w="10" w:type="dxa"/>
+          <w:right w:w="10" w:type="dxa"/>
+        </w:tblCellMar>
+        <w:tblLook w:val="04A0" w:firstRow="1" w:lastRow="0" w:firstColumn="1" w:lastColumn="0" w:noHBand="0" w:noVBand="1"/>
+      </w:tblPr>
+      <w:tblGrid>
+        <w:gridCol w:w="9360"/>
+      </w:tblGrid>
+      <w:tr>
+        <w:tc>
+          <w:tcPr>
+            <w:tcW w:w="9360" w:type="dxa"/>
+            <w:tcBorders>
+              <w:top w:val="single" w:sz="1" w:space="0" w:color="A0B0C8"/>
+              <w:left w:val="single" w:sz="1" w:space="0" w:color="A0B0C8"/>
+              <w:bottom w:val="single" w:sz="1" w:space="0" w:color="A0B0C8"/>
+              <w:right w:val="single" w:sz="1" w:space="0" w:color="A0B0C8"/>
+            </w:tcBorders>
+            <w:shd w:val="clear" w:color="auto" w:fill="F5F5F5"/>
+            <w:tcMar>
+              <w:top w:w="120" w:type="dxa"/>
+              <w:left w:w="180" w:type="dxa"/>
+              <w:bottom w:w="120" w:type="dxa"/>
+              <w:right w:w="180" w:type="dxa"/>
+            </w:tcMar>
+          </w:tcPr>
+          <w:p>
+            <w:pPr>
+              <w:pStyle w:val="text"/>
+            </w:pPr>
+            <w:proofErr w:type="gramStart"/>
+            <w:r>
+              <w:rPr>
+                <w:i/>
+                <w:iCs/>
+                <w:color w:val="888888"/>
+              </w:rPr>
+              <w:t>[ CAPTURE</w:t>
+            </w:r>
+            <w:proofErr w:type="gramEnd"/>
+            <w:r>
+              <w:rPr>
+                <w:i/>
+                <w:iCs/>
+                <w:color w:val="888888"/>
+              </w:rPr>
+              <w:t xml:space="preserve"> D'ÉCRAN — </w:t>
+            </w:r>
+            <w:proofErr w:type="spellStart"/>
+            <w:r>
+              <w:rPr>
+                <w:i/>
+                <w:iCs/>
+                <w:color w:val="888888"/>
+              </w:rPr>
+              <w:t>Wizard</w:t>
+            </w:r>
+            <w:proofErr w:type="spellEnd"/>
+            <w:r>
+              <w:rPr>
+                <w:i/>
+                <w:iCs/>
+                <w:color w:val="888888"/>
+              </w:rPr>
+              <w:t xml:space="preserve"> de création de salle (étape 3 : plan</w:t>
+            </w:r>
+            <w:proofErr w:type="gramStart"/>
+            <w:r>
+              <w:rPr>
+                <w:i/>
+                <w:iCs/>
+                <w:color w:val="888888"/>
+              </w:rPr>
+              <w:t>) ]</w:t>
+            </w:r>
+            <w:proofErr w:type="gramEnd"/>
+          </w:p>
+        </w:tc>
+      </w:tr>
+    </w:tbl>
+    <w:p>
+      <w:pPr>
+        <w:pStyle w:val="text"/>
+      </w:pPr>
+    </w:p>
+    <w:p>
+      <w:pPr>
+        <w:pStyle w:val="Titre3"/>
+      </w:pPr>
+      <w:r>
+        <w:tab/>
+      </w:r>
+      <w:r>
+        <w:tab/>
+      </w:r>
+      <w:bookmarkStart w:id="15" w:name="_Toc225433185"/>
+      <w:r>
+        <w:rPr>
+          <w:rFonts w:eastAsia="Arial"/>
+        </w:rPr>
+        <w:t>3.3 Gestion des enseignants, matières, promotions et groupes</w:t>
+      </w:r>
+      <w:bookmarkEnd w:id="15"/>
+    </w:p>
+    <w:p>
+      <w:pPr>
+        <w:pStyle w:val="text"/>
+      </w:pPr>
+      <w:r>
+        <w:t>Chacun de ces modules suit le même patron CRUD (</w:t>
+      </w:r>
+      <w:proofErr w:type="spellStart"/>
+      <w:r>
+        <w:t>Create</w:t>
+      </w:r>
+      <w:proofErr w:type="spellEnd"/>
+      <w:r>
+        <w:t xml:space="preserve">, Read, Update, </w:t>
+      </w:r>
+      <w:proofErr w:type="spellStart"/>
+      <w:r>
+        <w:t>Delete</w:t>
+      </w:r>
+      <w:proofErr w:type="spellEnd"/>
+      <w:r>
+        <w:t>) :</w:t>
+      </w:r>
+    </w:p>
+    <w:p>
+      <w:pPr>
+        <w:pStyle w:val="text"/>
+      </w:pPr>
+      <w:r>
+        <w:t>Un tableau liste les enregistrements existants.</w:t>
+      </w:r>
+    </w:p>
+    <w:p>
+      <w:pPr>
+        <w:pStyle w:val="text"/>
+      </w:pPr>
+      <w:r>
+        <w:t>Un formulaire permet d'ajouter un nouvel élément.</w:t>
+      </w:r>
+    </w:p>
+    <w:p>
+      <w:pPr>
+        <w:pStyle w:val="text"/>
+      </w:pPr>
+      <w:r>
+        <w:t>Des icônes d'action (modification, suppression) sont disponibles sur chaque ligne.</w:t>
+      </w:r>
+    </w:p>
+    <w:p>
+      <w:pPr>
+        <w:pStyle w:val="text"/>
+      </w:pPr>
+    </w:p>
+    <w:tbl>
+      <w:tblPr>
+        <w:tblW w:w="9360" w:type="dxa"/>
+        <w:tblBorders>
+          <w:top w:val="single" w:sz="4" w:space="0" w:color="auto"/>
+          <w:left w:val="single" w:sz="4" w:space="0" w:color="auto"/>
+          <w:bottom w:val="single" w:sz="4" w:space="0" w:color="auto"/>
+          <w:right w:val="single" w:sz="4" w:space="0" w:color="auto"/>
+          <w:insideH w:val="single" w:sz="4" w:space="0" w:color="auto"/>
+          <w:insideV w:val="single" w:sz="4" w:space="0" w:color="auto"/>
+        </w:tblBorders>
+        <w:tblCellMar>
+          <w:left w:w="10" w:type="dxa"/>
+          <w:right w:w="10" w:type="dxa"/>
+        </w:tblCellMar>
+        <w:tblLook w:val="04A0" w:firstRow="1" w:lastRow="0" w:firstColumn="1" w:lastColumn="0" w:noHBand="0" w:noVBand="1"/>
+      </w:tblPr>
+      <w:tblGrid>
+        <w:gridCol w:w="9360"/>
+      </w:tblGrid>
+      <w:tr>
+        <w:tc>
+          <w:tcPr>
+            <w:tcW w:w="9360" w:type="dxa"/>
+            <w:tcBorders>
+              <w:top w:val="single" w:sz="1" w:space="0" w:color="A0B0C8"/>
+              <w:left w:val="single" w:sz="1" w:space="0" w:color="A0B0C8"/>
+              <w:bottom w:val="single" w:sz="1" w:space="0" w:color="A0B0C8"/>
+              <w:right w:val="single" w:sz="1" w:space="0" w:color="A0B0C8"/>
+            </w:tcBorders>
+            <w:shd w:val="clear" w:color="auto" w:fill="F5F5F5"/>
+            <w:tcMar>
+              <w:top w:w="120" w:type="dxa"/>
+              <w:left w:w="180" w:type="dxa"/>
+              <w:bottom w:w="120" w:type="dxa"/>
+              <w:right w:w="180" w:type="dxa"/>
+            </w:tcMar>
+          </w:tcPr>
+          <w:p>
+            <w:pPr>
+              <w:pStyle w:val="text"/>
+            </w:pPr>
+            <w:proofErr w:type="gramStart"/>
+            <w:r>
+              <w:rPr>
+                <w:i/>
+                <w:iCs/>
+                <w:color w:val="888888"/>
+              </w:rPr>
+              <w:t>[ CAPTURE</w:t>
+            </w:r>
+            <w:proofErr w:type="gramEnd"/>
+            <w:r>
+              <w:rPr>
+                <w:i/>
+                <w:iCs/>
+                <w:color w:val="888888"/>
+              </w:rPr>
+              <w:t xml:space="preserve"> D'ÉCRAN — Exemple de module de gestion (enseignants</w:t>
+            </w:r>
+            <w:proofErr w:type="gramStart"/>
+            <w:r>
+              <w:rPr>
+                <w:i/>
+                <w:iCs/>
+                <w:color w:val="888888"/>
+              </w:rPr>
+              <w:t>) ]</w:t>
+            </w:r>
+            <w:proofErr w:type="gramEnd"/>
+          </w:p>
+        </w:tc>
+      </w:tr>
+    </w:tbl>
+    <w:p>
+      <w:pPr>
+        <w:pStyle w:val="text"/>
+      </w:pPr>
+    </w:p>
+    <w:p>
+      <w:pPr>
+        <w:pStyle w:val="Titre2"/>
+      </w:pPr>
+      <w:r>
+        <w:tab/>
+      </w:r>
+      <w:bookmarkStart w:id="16" w:name="_Toc225433186"/>
+      <w:r>
+        <w:rPr>
+          <w:rFonts w:eastAsia="Arial"/>
+        </w:rPr>
+        <w:t xml:space="preserve">Étape 4 </w:t>
+      </w:r>
+      <w:r>
+        <w:rPr>
+          <w:rFonts w:eastAsia="Arial"/>
+        </w:rPr>
+        <w:t xml:space="preserve">- </w:t>
+      </w:r>
+      <w:r>
+        <w:rPr>
+          <w:rFonts w:eastAsia="Arial"/>
+        </w:rPr>
+        <w:t>Outil de placement (?action=</w:t>
+      </w:r>
+      <w:proofErr w:type="spellStart"/>
+      <w:r>
+        <w:rPr>
+          <w:rFonts w:eastAsia="Arial"/>
+        </w:rPr>
+        <w:t>util_placement</w:t>
+      </w:r>
+      <w:proofErr w:type="spellEnd"/>
+      <w:r>
+        <w:rPr>
+          <w:rFonts w:eastAsia="Arial"/>
+        </w:rPr>
+        <w:t>)</w:t>
+      </w:r>
+      <w:bookmarkEnd w:id="16"/>
+    </w:p>
+    <w:p>
+      <w:pPr>
+        <w:pStyle w:val="text"/>
+      </w:pPr>
+      <w:r>
+        <w:t>C'est la fonctionnalité centrale de l'application. Elle permet de générer automatiquement le placement des étudiants dans les salles pour un devoir donné.</w:t>
+      </w:r>
+    </w:p>
+    <w:p>
+      <w:pPr>
+        <w:pStyle w:val="text"/>
+      </w:pPr>
+    </w:p>
+    <w:p>
+      <w:pPr>
+        <w:pStyle w:val="text"/>
+      </w:pPr>
+      <w:r>
+        <w:t>Le processus se déroule en plusieurs étapes guidées :</w:t>
+      </w:r>
+    </w:p>
+    <w:p>
+      <w:pPr>
+        <w:pStyle w:val="text"/>
+      </w:pPr>
+      <w:r>
+        <w:t>Sélection du devoir, de la promotion et/ou du groupe à placer. (up_stage1.php)</w:t>
+      </w:r>
+    </w:p>
+    <w:p>
+      <w:pPr>
+        <w:pStyle w:val="text"/>
+      </w:pPr>
+    </w:p>
+    <w:tbl>
+      <w:tblPr>
+        <w:tblW w:w="9360" w:type="dxa"/>
+        <w:tblBorders>
+          <w:top w:val="single" w:sz="4" w:space="0" w:color="auto"/>
+          <w:left w:val="single" w:sz="4" w:space="0" w:color="auto"/>
+          <w:bottom w:val="single" w:sz="4" w:space="0" w:color="auto"/>
+          <w:right w:val="single" w:sz="4" w:space="0" w:color="auto"/>
+          <w:insideH w:val="single" w:sz="4" w:space="0" w:color="auto"/>
+          <w:insideV w:val="single" w:sz="4" w:space="0" w:color="auto"/>
+        </w:tblBorders>
+        <w:tblCellMar>
+          <w:left w:w="10" w:type="dxa"/>
+          <w:right w:w="10" w:type="dxa"/>
+        </w:tblCellMar>
+        <w:tblLook w:val="04A0" w:firstRow="1" w:lastRow="0" w:firstColumn="1" w:lastColumn="0" w:noHBand="0" w:noVBand="1"/>
+      </w:tblPr>
+      <w:tblGrid>
+        <w:gridCol w:w="9360"/>
+      </w:tblGrid>
+      <w:tr>
+        <w:tc>
+          <w:tcPr>
+            <w:tcW w:w="9360" w:type="dxa"/>
+            <w:tcBorders>
+              <w:top w:val="single" w:sz="1" w:space="0" w:color="A0B0C8"/>
+              <w:left w:val="single" w:sz="1" w:space="0" w:color="A0B0C8"/>
+              <w:bottom w:val="single" w:sz="1" w:space="0" w:color="A0B0C8"/>
+              <w:right w:val="single" w:sz="1" w:space="0" w:color="A0B0C8"/>
+            </w:tcBorders>
+            <w:shd w:val="clear" w:color="auto" w:fill="F5F5F5"/>
+            <w:tcMar>
+              <w:top w:w="120" w:type="dxa"/>
+              <w:left w:w="180" w:type="dxa"/>
+              <w:bottom w:w="120" w:type="dxa"/>
+              <w:right w:w="180" w:type="dxa"/>
+            </w:tcMar>
+          </w:tcPr>
+          <w:p>
+            <w:pPr>
+              <w:pStyle w:val="text"/>
+            </w:pPr>
+            <w:proofErr w:type="gramStart"/>
+            <w:r>
+              <w:rPr>
+                <w:i/>
+                <w:iCs/>
+                <w:color w:val="888888"/>
+              </w:rPr>
+              <w:t>[ CAPTURE</w:t>
+            </w:r>
+            <w:proofErr w:type="gramEnd"/>
+            <w:r>
+              <w:rPr>
+                <w:i/>
+                <w:iCs/>
+                <w:color w:val="888888"/>
+              </w:rPr>
+              <w:t xml:space="preserve"> D'ÉCRAN — Sélection du </w:t>
+            </w:r>
+            <w:proofErr w:type="gramStart"/>
+            <w:r>
+              <w:rPr>
+                <w:i/>
+                <w:iCs/>
+                <w:color w:val="888888"/>
+              </w:rPr>
+              <w:t>devoir ]</w:t>
+            </w:r>
+            <w:proofErr w:type="gramEnd"/>
+          </w:p>
+        </w:tc>
+      </w:tr>
+    </w:tbl>
+    <w:p>
+      <w:pPr>
+        <w:pStyle w:val="text"/>
+      </w:pPr>
+    </w:p>
+    <w:p>
+      <w:pPr>
+        <w:pStyle w:val="text"/>
+      </w:pPr>
+      <w:r>
+        <w:t>Sélection de la ou des salles disponibles pour le devoir. L'application affiche la capacité de chaque salle en fonction de son plan. (up_stage2.php)</w:t>
+      </w:r>
+    </w:p>
+    <w:p>
+      <w:pPr>
+        <w:pStyle w:val="text"/>
+      </w:pPr>
+    </w:p>
+    <w:tbl>
+      <w:tblPr>
+        <w:tblW w:w="9360" w:type="dxa"/>
+        <w:tblBorders>
+          <w:top w:val="single" w:sz="4" w:space="0" w:color="auto"/>
+          <w:left w:val="single" w:sz="4" w:space="0" w:color="auto"/>
+          <w:bottom w:val="single" w:sz="4" w:space="0" w:color="auto"/>
+          <w:right w:val="single" w:sz="4" w:space="0" w:color="auto"/>
+          <w:insideH w:val="single" w:sz="4" w:space="0" w:color="auto"/>
+          <w:insideV w:val="single" w:sz="4" w:space="0" w:color="auto"/>
+        </w:tblBorders>
+        <w:tblCellMar>
+          <w:left w:w="10" w:type="dxa"/>
+          <w:right w:w="10" w:type="dxa"/>
+        </w:tblCellMar>
+        <w:tblLook w:val="04A0" w:firstRow="1" w:lastRow="0" w:firstColumn="1" w:lastColumn="0" w:noHBand="0" w:noVBand="1"/>
+      </w:tblPr>
+      <w:tblGrid>
+        <w:gridCol w:w="9360"/>
+      </w:tblGrid>
+      <w:tr>
+        <w:tc>
+          <w:tcPr>
+            <w:tcW w:w="9360" w:type="dxa"/>
+            <w:tcBorders>
+              <w:top w:val="single" w:sz="1" w:space="0" w:color="A0B0C8"/>
+              <w:left w:val="single" w:sz="1" w:space="0" w:color="A0B0C8"/>
+              <w:bottom w:val="single" w:sz="1" w:space="0" w:color="A0B0C8"/>
+              <w:right w:val="single" w:sz="1" w:space="0" w:color="A0B0C8"/>
+            </w:tcBorders>
+            <w:shd w:val="clear" w:color="auto" w:fill="F5F5F5"/>
+            <w:tcMar>
+              <w:top w:w="120" w:type="dxa"/>
+              <w:left w:w="180" w:type="dxa"/>
+              <w:bottom w:w="120" w:type="dxa"/>
+              <w:right w:w="180" w:type="dxa"/>
+            </w:tcMar>
+          </w:tcPr>
+          <w:p>
+            <w:pPr>
+              <w:pStyle w:val="text"/>
+            </w:pPr>
+            <w:proofErr w:type="gramStart"/>
+            <w:r>
+              <w:rPr>
+                <w:i/>
+                <w:iCs/>
+                <w:color w:val="888888"/>
+              </w:rPr>
+              <w:t>[ CAPTURE</w:t>
+            </w:r>
+            <w:proofErr w:type="gramEnd"/>
+            <w:r>
+              <w:rPr>
+                <w:i/>
+                <w:iCs/>
+                <w:color w:val="888888"/>
+              </w:rPr>
+              <w:t xml:space="preserve"> D'ÉCRAN — Sélection des </w:t>
+            </w:r>
+            <w:proofErr w:type="gramStart"/>
+            <w:r>
+              <w:rPr>
+                <w:i/>
+                <w:iCs/>
+                <w:color w:val="888888"/>
+              </w:rPr>
+              <w:t>salles ]</w:t>
+            </w:r>
+            <w:proofErr w:type="gramEnd"/>
+          </w:p>
+        </w:tc>
+      </w:tr>
+    </w:tbl>
+    <w:p>
+      <w:pPr>
+        <w:pStyle w:val="text"/>
+      </w:pPr>
+    </w:p>
+    <w:p>
+      <w:pPr>
+        <w:pStyle w:val="text"/>
+      </w:pPr>
+      <w:r>
+        <w:t>Exécution de l'algorithme de placement. Il tient compte des besoins d'accessibilité des étudiants (</w:t>
+      </w:r>
+      <w:proofErr w:type="spellStart"/>
+      <w:r>
+        <w:t>mob_reduite</w:t>
+      </w:r>
+      <w:proofErr w:type="spellEnd"/>
+      <w:r>
+        <w:t xml:space="preserve">, </w:t>
+      </w:r>
+      <w:proofErr w:type="spellStart"/>
+      <w:r>
+        <w:t>premier_rang</w:t>
+      </w:r>
+      <w:proofErr w:type="spellEnd"/>
+      <w:r>
+        <w:t xml:space="preserve">, </w:t>
+      </w:r>
+      <w:proofErr w:type="spellStart"/>
+      <w:r>
+        <w:t>tiers_temps</w:t>
+      </w:r>
+      <w:proofErr w:type="spellEnd"/>
+      <w:r>
+        <w:t xml:space="preserve">) pour attribuer les places en priorité. Le résultat est affiché sous forme de grille correspondant au </w:t>
+      </w:r>
+      <w:proofErr w:type="gramStart"/>
+      <w:r>
+        <w:t>plan</w:t>
+      </w:r>
+      <w:proofErr w:type="gramEnd"/>
+      <w:r>
+        <w:t xml:space="preserve"> de la salle. (up_stage3.php)</w:t>
+      </w:r>
+    </w:p>
+    <w:p>
+      <w:pPr>
+        <w:pStyle w:val="text"/>
+      </w:pPr>
+    </w:p>
+    <w:tbl>
+      <w:tblPr>
+        <w:tblW w:w="9360" w:type="dxa"/>
+        <w:tblBorders>
+          <w:top w:val="single" w:sz="4" w:space="0" w:color="auto"/>
+          <w:left w:val="single" w:sz="4" w:space="0" w:color="auto"/>
+          <w:bottom w:val="single" w:sz="4" w:space="0" w:color="auto"/>
+          <w:right w:val="single" w:sz="4" w:space="0" w:color="auto"/>
+          <w:insideH w:val="single" w:sz="4" w:space="0" w:color="auto"/>
+          <w:insideV w:val="single" w:sz="4" w:space="0" w:color="auto"/>
+        </w:tblBorders>
+        <w:tblCellMar>
+          <w:left w:w="10" w:type="dxa"/>
+          <w:right w:w="10" w:type="dxa"/>
+        </w:tblCellMar>
+        <w:tblLook w:val="04A0" w:firstRow="1" w:lastRow="0" w:firstColumn="1" w:lastColumn="0" w:noHBand="0" w:noVBand="1"/>
+      </w:tblPr>
+      <w:tblGrid>
+        <w:gridCol w:w="9360"/>
+      </w:tblGrid>
+      <w:tr>
+        <w:tc>
+          <w:tcPr>
+            <w:tcW w:w="9360" w:type="dxa"/>
+            <w:tcBorders>
+              <w:top w:val="single" w:sz="1" w:space="0" w:color="A0B0C8"/>
+              <w:left w:val="single" w:sz="1" w:space="0" w:color="A0B0C8"/>
+              <w:bottom w:val="single" w:sz="1" w:space="0" w:color="A0B0C8"/>
+              <w:right w:val="single" w:sz="1" w:space="0" w:color="A0B0C8"/>
+            </w:tcBorders>
+            <w:shd w:val="clear" w:color="auto" w:fill="F5F5F5"/>
+            <w:tcMar>
+              <w:top w:w="120" w:type="dxa"/>
+              <w:left w:w="180" w:type="dxa"/>
+              <w:bottom w:w="120" w:type="dxa"/>
+              <w:right w:w="180" w:type="dxa"/>
+            </w:tcMar>
+          </w:tcPr>
+          <w:p>
+            <w:pPr>
+              <w:pStyle w:val="text"/>
+            </w:pPr>
+            <w:proofErr w:type="gramStart"/>
+            <w:r>
+              <w:rPr>
+                <w:i/>
+                <w:iCs/>
+                <w:color w:val="888888"/>
+              </w:rPr>
+              <w:t>[ CAPTURE</w:t>
+            </w:r>
+            <w:proofErr w:type="gramEnd"/>
+            <w:r>
+              <w:rPr>
+                <w:i/>
+                <w:iCs/>
+                <w:color w:val="888888"/>
+              </w:rPr>
+              <w:t xml:space="preserve"> D'ÉCRAN — Grille de placement </w:t>
+            </w:r>
+            <w:proofErr w:type="gramStart"/>
+            <w:r>
+              <w:rPr>
+                <w:i/>
+                <w:iCs/>
+                <w:color w:val="888888"/>
+              </w:rPr>
+              <w:t>générée ]</w:t>
+            </w:r>
+            <w:proofErr w:type="gramEnd"/>
+          </w:p>
+        </w:tc>
+      </w:tr>
+    </w:tbl>
+    <w:p>
+      <w:pPr>
+        <w:pStyle w:val="text"/>
+      </w:pPr>
+    </w:p>
+    <w:p>
+      <w:pPr>
+        <w:pStyle w:val="text"/>
+      </w:pPr>
+      <w:r>
+        <w:t>Validation du placement. Des interversions manuelles de places sont possibles via une interface AJAX (</w:t>
+      </w:r>
+      <w:proofErr w:type="spellStart"/>
+      <w:r>
+        <w:t>endpoint</w:t>
+      </w:r>
+      <w:proofErr w:type="spellEnd"/>
+      <w:r>
+        <w:t xml:space="preserve"> </w:t>
+      </w:r>
+      <w:proofErr w:type="spellStart"/>
+      <w:r>
+        <w:t>ajaxIntervertion.php</w:t>
+      </w:r>
+      <w:proofErr w:type="spellEnd"/>
+      <w:r>
+        <w:t>). (up_stage4.php)</w:t>
+      </w:r>
+    </w:p>
+    <w:p>
+      <w:pPr>
+        <w:pStyle w:val="text"/>
+      </w:pPr>
+    </w:p>
+    <w:tbl>
+      <w:tblPr>
+        <w:tblW w:w="9360" w:type="dxa"/>
+        <w:tblBorders>
+          <w:top w:val="single" w:sz="4" w:space="0" w:color="auto"/>
+          <w:left w:val="single" w:sz="4" w:space="0" w:color="auto"/>
+          <w:bottom w:val="single" w:sz="4" w:space="0" w:color="auto"/>
+          <w:right w:val="single" w:sz="4" w:space="0" w:color="auto"/>
+          <w:insideH w:val="single" w:sz="4" w:space="0" w:color="auto"/>
+          <w:insideV w:val="single" w:sz="4" w:space="0" w:color="auto"/>
+        </w:tblBorders>
+        <w:tblCellMar>
+          <w:left w:w="10" w:type="dxa"/>
+          <w:right w:w="10" w:type="dxa"/>
+        </w:tblCellMar>
+        <w:tblLook w:val="04A0" w:firstRow="1" w:lastRow="0" w:firstColumn="1" w:lastColumn="0" w:noHBand="0" w:noVBand="1"/>
+      </w:tblPr>
+      <w:tblGrid>
+        <w:gridCol w:w="9360"/>
+      </w:tblGrid>
+      <w:tr>
+        <w:tc>
+          <w:tcPr>
+            <w:tcW w:w="9360" w:type="dxa"/>
+            <w:tcBorders>
+              <w:top w:val="single" w:sz="1" w:space="0" w:color="A0B0C8"/>
+              <w:left w:val="single" w:sz="1" w:space="0" w:color="A0B0C8"/>
+              <w:bottom w:val="single" w:sz="1" w:space="0" w:color="A0B0C8"/>
+              <w:right w:val="single" w:sz="1" w:space="0" w:color="A0B0C8"/>
+            </w:tcBorders>
+            <w:shd w:val="clear" w:color="auto" w:fill="F5F5F5"/>
+            <w:tcMar>
+              <w:top w:w="120" w:type="dxa"/>
+              <w:left w:w="180" w:type="dxa"/>
+              <w:bottom w:w="120" w:type="dxa"/>
+              <w:right w:w="180" w:type="dxa"/>
+            </w:tcMar>
+          </w:tcPr>
+          <w:p>
+            <w:pPr>
+              <w:pStyle w:val="text"/>
+            </w:pPr>
+            <w:proofErr w:type="gramStart"/>
+            <w:r>
+              <w:rPr>
+                <w:i/>
+                <w:iCs/>
+                <w:color w:val="888888"/>
+              </w:rPr>
+              <w:t>[ CAPTURE</w:t>
+            </w:r>
+            <w:proofErr w:type="gramEnd"/>
+            <w:r>
+              <w:rPr>
+                <w:i/>
+                <w:iCs/>
+                <w:color w:val="888888"/>
+              </w:rPr>
+              <w:t xml:space="preserve"> D'ÉCRAN — Validation et </w:t>
+            </w:r>
+            <w:proofErr w:type="gramStart"/>
+            <w:r>
+              <w:rPr>
+                <w:i/>
+                <w:iCs/>
+                <w:color w:val="888888"/>
+              </w:rPr>
+              <w:t>interversions ]</w:t>
+            </w:r>
+            <w:proofErr w:type="gramEnd"/>
+          </w:p>
+        </w:tc>
+      </w:tr>
+    </w:tbl>
+    <w:p>
+      <w:pPr>
+        <w:pStyle w:val="text"/>
+      </w:pPr>
+    </w:p>
+    <w:p>
+      <w:pPr>
+        <w:pStyle w:val="text"/>
+        <w:rPr>
+          <w:color w:val="2E75B6"/>
+          <w:sz w:val="26"/>
+          <w:szCs w:val="26"/>
+        </w:rPr>
+      </w:pPr>
+    </w:p>
+    <w:p>
+      <w:pPr>
+        <w:pStyle w:val="Titre2"/>
+      </w:pPr>
+      <w:r>
+        <w:rPr>
+          <w:rFonts w:eastAsia="Arial"/>
+        </w:rPr>
+        <w:lastRenderedPageBreak/>
+        <w:tab/>
+      </w:r>
+      <w:bookmarkStart w:id="17" w:name="_Toc225433187"/>
+      <w:r>
+        <w:rPr>
+          <w:rFonts w:eastAsia="Arial"/>
+        </w:rPr>
+        <w:t xml:space="preserve">Étape 5 </w:t>
+      </w:r>
+      <w:r>
+        <w:rPr>
+          <w:rFonts w:eastAsia="Arial"/>
+        </w:rPr>
+        <w:t xml:space="preserve">- </w:t>
+      </w:r>
+      <w:r>
+        <w:rPr>
+          <w:rFonts w:eastAsia="Arial"/>
+        </w:rPr>
+        <w:t>Export PDF</w:t>
+      </w:r>
+      <w:bookmarkEnd w:id="17"/>
+    </w:p>
+    <w:p>
+      <w:pPr>
+        <w:pStyle w:val="text"/>
+      </w:pPr>
+      <w:r>
+        <w:t xml:space="preserve">Une fois le placement validé, deux exports PDF sont disponibles via la bibliothèque </w:t>
+      </w:r>
+      <w:proofErr w:type="spellStart"/>
+      <w:r>
+        <w:t>ezpdf</w:t>
+      </w:r>
+      <w:proofErr w:type="spellEnd"/>
+      <w:r>
+        <w:t xml:space="preserve"> :</w:t>
+      </w:r>
+    </w:p>
+    <w:p>
+      <w:pPr>
+        <w:pStyle w:val="text"/>
+      </w:pPr>
+      <w:r>
+        <w:t>Export salle (</w:t>
+      </w:r>
+      <w:proofErr w:type="spellStart"/>
+      <w:r>
+        <w:t>export_pdf.php</w:t>
+      </w:r>
+      <w:proofErr w:type="spellEnd"/>
+      <w:r>
+        <w:t>) : Génère un document PDF avec le plan de la salle et les noms des étudiants à chaque place. Destiné à être affiché en salle le jour de l'épreuve.</w:t>
+      </w:r>
+    </w:p>
+    <w:p>
+      <w:pPr>
+        <w:pStyle w:val="text"/>
+      </w:pPr>
+      <w:r>
+        <w:t>Export enseignant (</w:t>
+      </w:r>
+      <w:proofErr w:type="spellStart"/>
+      <w:r>
+        <w:t>export_pdf_ens.php</w:t>
+      </w:r>
+      <w:proofErr w:type="spellEnd"/>
+      <w:r>
+        <w:t>) : Génère une liste nominative triée par enseignant surveillant. Destiné à la remise aux surveillants.</w:t>
+      </w:r>
+    </w:p>
+    <w:p>
+      <w:pPr>
+        <w:pStyle w:val="text"/>
+      </w:pPr>
+    </w:p>
+    <w:tbl>
+      <w:tblPr>
+        <w:tblW w:w="9360" w:type="dxa"/>
+        <w:tblBorders>
+          <w:top w:val="single" w:sz="4" w:space="0" w:color="auto"/>
+          <w:left w:val="single" w:sz="4" w:space="0" w:color="auto"/>
+          <w:bottom w:val="single" w:sz="4" w:space="0" w:color="auto"/>
+          <w:right w:val="single" w:sz="4" w:space="0" w:color="auto"/>
+          <w:insideH w:val="single" w:sz="4" w:space="0" w:color="auto"/>
+          <w:insideV w:val="single" w:sz="4" w:space="0" w:color="auto"/>
+        </w:tblBorders>
+        <w:tblCellMar>
+          <w:left w:w="10" w:type="dxa"/>
+          <w:right w:w="10" w:type="dxa"/>
+        </w:tblCellMar>
+        <w:tblLook w:val="04A0" w:firstRow="1" w:lastRow="0" w:firstColumn="1" w:lastColumn="0" w:noHBand="0" w:noVBand="1"/>
+      </w:tblPr>
+      <w:tblGrid>
+        <w:gridCol w:w="9360"/>
+      </w:tblGrid>
+      <w:tr>
+        <w:tc>
+          <w:tcPr>
+            <w:tcW w:w="9360" w:type="dxa"/>
+            <w:tcBorders>
+              <w:top w:val="single" w:sz="1" w:space="0" w:color="A0B0C8"/>
+              <w:left w:val="single" w:sz="1" w:space="0" w:color="A0B0C8"/>
+              <w:bottom w:val="single" w:sz="1" w:space="0" w:color="A0B0C8"/>
+              <w:right w:val="single" w:sz="1" w:space="0" w:color="A0B0C8"/>
+            </w:tcBorders>
+            <w:shd w:val="clear" w:color="auto" w:fill="F5F5F5"/>
+            <w:tcMar>
+              <w:top w:w="120" w:type="dxa"/>
+              <w:left w:w="180" w:type="dxa"/>
+              <w:bottom w:w="120" w:type="dxa"/>
+              <w:right w:w="180" w:type="dxa"/>
+            </w:tcMar>
+          </w:tcPr>
+          <w:p>
+            <w:pPr>
+              <w:pStyle w:val="text"/>
+            </w:pPr>
+            <w:proofErr w:type="gramStart"/>
+            <w:r>
+              <w:rPr>
+                <w:i/>
+                <w:iCs/>
+                <w:color w:val="888888"/>
+              </w:rPr>
+              <w:t>[ CAPTURE</w:t>
+            </w:r>
+            <w:proofErr w:type="gramEnd"/>
+            <w:r>
+              <w:rPr>
+                <w:i/>
+                <w:iCs/>
+                <w:color w:val="888888"/>
+              </w:rPr>
+              <w:t xml:space="preserve"> D'ÉCRAN — Exemple de PDF généré (plan de salle</w:t>
+            </w:r>
+            <w:proofErr w:type="gramStart"/>
+            <w:r>
+              <w:rPr>
+                <w:i/>
+                <w:iCs/>
+                <w:color w:val="888888"/>
+              </w:rPr>
+              <w:t>) ]</w:t>
+            </w:r>
+            <w:proofErr w:type="gramEnd"/>
+          </w:p>
+        </w:tc>
+      </w:tr>
+    </w:tbl>
+    <w:p>
+      <w:pPr>
+        <w:pStyle w:val="text"/>
+      </w:pPr>
+    </w:p>
+    <w:p>
+      <w:pPr>
+        <w:pStyle w:val="Titre2"/>
+      </w:pPr>
+      <w:r>
+        <w:rPr>
+          <w:rFonts w:eastAsia="Arial"/>
+        </w:rPr>
+        <w:tab/>
+      </w:r>
+      <w:bookmarkStart w:id="18" w:name="_Toc225433188"/>
+      <w:r>
+        <w:rPr>
+          <w:rFonts w:eastAsia="Arial"/>
+        </w:rPr>
+        <w:t>Étape 6 — Déconnexion</w:t>
+      </w:r>
+      <w:bookmarkEnd w:id="18"/>
+    </w:p>
+    <w:p>
+      <w:pPr>
+        <w:pStyle w:val="text"/>
+      </w:pPr>
+      <w:r>
+        <w:t>Cliquez sur le lien Déconnexion dans la barre de navigation. L'application détruit la session PHP côté serveur, supprime le cookie de session côté navigateur, et redirige vers la page de connexion.</w:t>
+      </w:r>
+    </w:p>
     <w:sectPr>
+      <w:footerReference w:type="default" r:id="rId12"/>
       <w:pgSz w:w="11906" w:h="16838"/>
       <w:pgMar w:top="1417" w:right="1417" w:bottom="1417" w:left="1417" w:header="708" w:footer="708" w:gutter="0"/>
       <w:cols w:space="708"/>
@@ -11,6 +6176,415 @@
     </w:sectPr>
   </w:body>
 </w:document>
+</file>
+
+<file path=word/endnotes.xml><?xml version="1.0" encoding="utf-8"?>
+<w:endnotes xmlns:wpc="http://schemas.microsoft.com/office/word/2010/wordprocessingCanvas" xmlns:cx="http://schemas.microsoft.com/office/drawing/2014/chartex" xmlns:cx1="http://schemas.microsoft.com/office/drawing/2015/9/8/chartex" xmlns:cx2="http://schemas.microsoft.com/office/drawing/2015/10/21/chartex" xmlns:cx3="http://schemas.microsoft.com/office/drawing/2016/5/9/chartex" xmlns:cx4="http://schemas.microsoft.com/office/drawing/2016/5/10/chartex" xmlns:cx5="http://schemas.microsoft.com/office/drawing/2016/5/11/chartex" xmlns:cx6="http://schemas.microsoft.com/office/drawing/2016/5/12/chartex" xmlns:cx7="http://schemas.microsoft.com/office/drawing/2016/5/13/chartex" xmlns:cx8="http://schemas.microsoft.com/office/drawing/2016/5/14/chartex" xmlns:mc="http://schemas.openxmlformats.org/markup-compatibility/2006" xmlns:aink="http://schemas.microsoft.com/office/drawing/2016/ink" xmlns:am3d="http://schemas.microsoft.com/office/drawing/2017/model3d" xmlns:o="urn:schemas-microsoft-com:office:office" xmlns:oel="http://schemas.microsoft.com/office/2019/extlst" xmlns:r="http://schemas.openxmlformats.org/officeDocument/2006/relationships" xmlns:m="http://schemas.openxmlformats.org/officeDocument/2006/math" xmlns:v="urn:schemas-microsoft-com:vml" xmlns:wp14="http://schemas.microsoft.com/office/word/2010/wordprocessingDrawing" xmlns:wp="http://schemas.openxmlformats.org/drawingml/2006/wordprocessingDrawing" xmlns:w10="urn:schemas-microsoft-com:office:word" xmlns:w="http://schemas.openxmlformats.org/wordprocessingml/2006/main" xmlns:w14="http://schemas.microsoft.com/office/word/2010/wordml" xmlns:w15="http://schemas.microsoft.com/office/word/2012/wordml" xmlns:w16cex="http://schemas.microsoft.com/office/word/2018/wordml/cex" xmlns:w16cid="http://schemas.microsoft.com/office/word/2016/wordml/cid" xmlns:w16="http://schemas.microsoft.com/office/word/2018/wordml" xmlns:w16du="http://schemas.microsoft.com/office/word/2023/wordml/word16du" xmlns:w16sdtdh="http://schemas.microsoft.com/office/word/2020/wordml/sdtdatahash" xmlns:w16sdtfl="http://schemas.microsoft.com/office/word/2024/wordml/sdtformatlock" xmlns:w16se="http://schemas.microsoft.com/office/word/2015/wordml/symex" xmlns:wpg="http://schemas.microsoft.com/office/word/2010/wordprocessingGroup" xmlns:wpi="http://schemas.microsoft.com/office/word/2010/wordprocessingInk" xmlns:wne="http://schemas.microsoft.com/office/word/2006/wordml" xmlns:wps="http://schemas.microsoft.com/office/word/2010/wordprocessingShape" mc:Ignorable="w14 w15 w16se w16cid w16 w16cex w16sdtdh w16sdtfl w16du wp14">
+  <w:endnote w:type="separator" w:id="-1">
+    <w:p>
+      <w:r>
+        <w:separator/>
+      </w:r>
+    </w:p>
+  </w:endnote>
+  <w:endnote w:type="continuationSeparator" w:id="0">
+    <w:p>
+      <w:r>
+        <w:continuationSeparator/>
+      </w:r>
+    </w:p>
+  </w:endnote>
+</w:endnotes>
+</file>
+
+<file path=word/footer1.xml><?xml version="1.0" encoding="utf-8"?>
+<w:ftr xmlns:wpc="http://schemas.microsoft.com/office/word/2010/wordprocessingCanvas" xmlns:cx="http://schemas.microsoft.com/office/drawing/2014/chartex" xmlns:cx1="http://schemas.microsoft.com/office/drawing/2015/9/8/chartex" xmlns:cx2="http://schemas.microsoft.com/office/drawing/2015/10/21/chartex" xmlns:cx3="http://schemas.microsoft.com/office/drawing/2016/5/9/chartex" xmlns:cx4="http://schemas.microsoft.com/office/drawing/2016/5/10/chartex" xmlns:cx5="http://schemas.microsoft.com/office/drawing/2016/5/11/chartex" xmlns:cx6="http://schemas.microsoft.com/office/drawing/2016/5/12/chartex" xmlns:cx7="http://schemas.microsoft.com/office/drawing/2016/5/13/chartex" xmlns:cx8="http://schemas.microsoft.com/office/drawing/2016/5/14/chartex" xmlns:mc="http://schemas.openxmlformats.org/markup-compatibility/2006" xmlns:aink="http://schemas.microsoft.com/office/drawing/2016/ink" xmlns:am3d="http://schemas.microsoft.com/office/drawing/2017/model3d" xmlns:o="urn:schemas-microsoft-com:office:office" xmlns:oel="http://schemas.microsoft.com/office/2019/extlst" xmlns:r="http://schemas.openxmlformats.org/officeDocument/2006/relationships" xmlns:m="http://schemas.openxmlformats.org/officeDocument/2006/math" xmlns:v="urn:schemas-microsoft-com:vml" xmlns:wp14="http://schemas.microsoft.com/office/word/2010/wordprocessingDrawing" xmlns:wp="http://schemas.openxmlformats.org/drawingml/2006/wordprocessingDrawing" xmlns:w10="urn:schemas-microsoft-com:office:word" xmlns:w="http://schemas.openxmlformats.org/wordprocessingml/2006/main" xmlns:w14="http://schemas.microsoft.com/office/word/2010/wordml" xmlns:w15="http://schemas.microsoft.com/office/word/2012/wordml" xmlns:w16cex="http://schemas.microsoft.com/office/word/2018/wordml/cex" xmlns:w16cid="http://schemas.microsoft.com/office/word/2016/wordml/cid" xmlns:w16="http://schemas.microsoft.com/office/word/2018/wordml" xmlns:w16du="http://schemas.microsoft.com/office/word/2023/wordml/word16du" xmlns:w16sdtdh="http://schemas.microsoft.com/office/word/2020/wordml/sdtdatahash" xmlns:w16sdtfl="http://schemas.microsoft.com/office/word/2024/wordml/sdtformatlock" xmlns:w16se="http://schemas.microsoft.com/office/word/2015/wordml/symex" xmlns:wpg="http://schemas.microsoft.com/office/word/2010/wordprocessingGroup" xmlns:wpi="http://schemas.microsoft.com/office/word/2010/wordprocessingInk" xmlns:wne="http://schemas.microsoft.com/office/word/2006/wordml" xmlns:wps="http://schemas.microsoft.com/office/word/2010/wordprocessingShape" mc:Ignorable="w14 w15 w16se w16cid w16 w16cex w16sdtdh w16sdtfl w16du wp14">
+  <w:p>
+    <w:pPr>
+      <w:tabs>
+        <w:tab w:val="center" w:pos="4550"/>
+        <w:tab w:val="left" w:pos="5818"/>
+      </w:tabs>
+      <w:ind w:right="260"/>
+      <w:jc w:val="right"/>
+      <w:rPr>
+        <w:color w:val="071320" w:themeColor="text2" w:themeShade="80"/>
+        <w:sz w:val="24"/>
+        <w:szCs w:val="24"/>
+      </w:rPr>
+    </w:pPr>
+    <w:r>
+      <w:rPr>
+        <w:color w:val="2C7FCE" w:themeColor="text2" w:themeTint="99"/>
+        <w:spacing w:val="60"/>
+        <w:sz w:val="24"/>
+        <w:szCs w:val="24"/>
+      </w:rPr>
+      <w:t>Page</w:t>
+    </w:r>
+    <w:r>
+      <w:rPr>
+        <w:color w:val="2C7FCE" w:themeColor="text2" w:themeTint="99"/>
+        <w:sz w:val="24"/>
+        <w:szCs w:val="24"/>
+      </w:rPr>
+      <w:t xml:space="preserve"> </w:t>
+    </w:r>
+    <w:r>
+      <w:rPr>
+        <w:color w:val="0A1D30" w:themeColor="text2" w:themeShade="BF"/>
+        <w:sz w:val="24"/>
+        <w:szCs w:val="24"/>
+      </w:rPr>
+      <w:fldChar w:fldCharType="begin"/>
+    </w:r>
+    <w:r>
+      <w:rPr>
+        <w:color w:val="0A1D30" w:themeColor="text2" w:themeShade="BF"/>
+        <w:sz w:val="24"/>
+        <w:szCs w:val="24"/>
+      </w:rPr>
+      <w:instrText>PAGE   \* MERGEFORMAT</w:instrText>
+    </w:r>
+    <w:r>
+      <w:rPr>
+        <w:color w:val="0A1D30" w:themeColor="text2" w:themeShade="BF"/>
+        <w:sz w:val="24"/>
+        <w:szCs w:val="24"/>
+      </w:rPr>
+      <w:fldChar w:fldCharType="separate"/>
+    </w:r>
+    <w:r>
+      <w:rPr>
+        <w:color w:val="0A1D30" w:themeColor="text2" w:themeShade="BF"/>
+        <w:sz w:val="24"/>
+        <w:szCs w:val="24"/>
+      </w:rPr>
+      <w:t>1</w:t>
+    </w:r>
+    <w:r>
+      <w:rPr>
+        <w:color w:val="0A1D30" w:themeColor="text2" w:themeShade="BF"/>
+        <w:sz w:val="24"/>
+        <w:szCs w:val="24"/>
+      </w:rPr>
+      <w:fldChar w:fldCharType="end"/>
+    </w:r>
+    <w:r>
+      <w:rPr>
+        <w:color w:val="0A1D30" w:themeColor="text2" w:themeShade="BF"/>
+        <w:sz w:val="24"/>
+        <w:szCs w:val="24"/>
+      </w:rPr>
+      <w:t xml:space="preserve"> | </w:t>
+    </w:r>
+    <w:r>
+      <w:rPr>
+        <w:color w:val="0A1D30" w:themeColor="text2" w:themeShade="BF"/>
+        <w:sz w:val="24"/>
+        <w:szCs w:val="24"/>
+      </w:rPr>
+      <w:fldChar w:fldCharType="begin"/>
+    </w:r>
+    <w:r>
+      <w:rPr>
+        <w:color w:val="0A1D30" w:themeColor="text2" w:themeShade="BF"/>
+        <w:sz w:val="24"/>
+        <w:szCs w:val="24"/>
+      </w:rPr>
+      <w:instrText>NUMPAGES  \* Arabic  \* MERGEFORMAT</w:instrText>
+    </w:r>
+    <w:r>
+      <w:rPr>
+        <w:color w:val="0A1D30" w:themeColor="text2" w:themeShade="BF"/>
+        <w:sz w:val="24"/>
+        <w:szCs w:val="24"/>
+      </w:rPr>
+      <w:fldChar w:fldCharType="separate"/>
+    </w:r>
+    <w:r>
+      <w:rPr>
+        <w:color w:val="0A1D30" w:themeColor="text2" w:themeShade="BF"/>
+        <w:sz w:val="24"/>
+        <w:szCs w:val="24"/>
+      </w:rPr>
+      <w:t>1</w:t>
+    </w:r>
+    <w:r>
+      <w:rPr>
+        <w:color w:val="0A1D30" w:themeColor="text2" w:themeShade="BF"/>
+        <w:sz w:val="24"/>
+        <w:szCs w:val="24"/>
+      </w:rPr>
+      <w:fldChar w:fldCharType="end"/>
+    </w:r>
+  </w:p>
+  <w:p>
+    <w:pPr>
+      <w:pStyle w:val="Pieddepage"/>
+    </w:pPr>
+  </w:p>
+</w:ftr>
+</file>
+
+<file path=word/footnotes.xml><?xml version="1.0" encoding="utf-8"?>
+<w:footnotes xmlns:wpc="http://schemas.microsoft.com/office/word/2010/wordprocessingCanvas" xmlns:cx="http://schemas.microsoft.com/office/drawing/2014/chartex" xmlns:cx1="http://schemas.microsoft.com/office/drawing/2015/9/8/chartex" xmlns:cx2="http://schemas.microsoft.com/office/drawing/2015/10/21/chartex" xmlns:cx3="http://schemas.microsoft.com/office/drawing/2016/5/9/chartex" xmlns:cx4="http://schemas.microsoft.com/office/drawing/2016/5/10/chartex" xmlns:cx5="http://schemas.microsoft.com/office/drawing/2016/5/11/chartex" xmlns:cx6="http://schemas.microsoft.com/office/drawing/2016/5/12/chartex" xmlns:cx7="http://schemas.microsoft.com/office/drawing/2016/5/13/chartex" xmlns:cx8="http://schemas.microsoft.com/office/drawing/2016/5/14/chartex" xmlns:mc="http://schemas.openxmlformats.org/markup-compatibility/2006" xmlns:aink="http://schemas.microsoft.com/office/drawing/2016/ink" xmlns:am3d="http://schemas.microsoft.com/office/drawing/2017/model3d" xmlns:o="urn:schemas-microsoft-com:office:office" xmlns:oel="http://schemas.microsoft.com/office/2019/extlst" xmlns:r="http://schemas.openxmlformats.org/officeDocument/2006/relationships" xmlns:m="http://schemas.openxmlformats.org/officeDocument/2006/math" xmlns:v="urn:schemas-microsoft-com:vml" xmlns:wp14="http://schemas.microsoft.com/office/word/2010/wordprocessingDrawing" xmlns:wp="http://schemas.openxmlformats.org/drawingml/2006/wordprocessingDrawing" xmlns:w10="urn:schemas-microsoft-com:office:word" xmlns:w="http://schemas.openxmlformats.org/wordprocessingml/2006/main" xmlns:w14="http://schemas.microsoft.com/office/word/2010/wordml" xmlns:w15="http://schemas.microsoft.com/office/word/2012/wordml" xmlns:w16cex="http://schemas.microsoft.com/office/word/2018/wordml/cex" xmlns:w16cid="http://schemas.microsoft.com/office/word/2016/wordml/cid" xmlns:w16="http://schemas.microsoft.com/office/word/2018/wordml" xmlns:w16du="http://schemas.microsoft.com/office/word/2023/wordml/word16du" xmlns:w16sdtdh="http://schemas.microsoft.com/office/word/2020/wordml/sdtdatahash" xmlns:w16sdtfl="http://schemas.microsoft.com/office/word/2024/wordml/sdtformatlock" xmlns:w16se="http://schemas.microsoft.com/office/word/2015/wordml/symex" xmlns:wpg="http://schemas.microsoft.com/office/word/2010/wordprocessingGroup" xmlns:wpi="http://schemas.microsoft.com/office/word/2010/wordprocessingInk" xmlns:wne="http://schemas.microsoft.com/office/word/2006/wordml" xmlns:wps="http://schemas.microsoft.com/office/word/2010/wordprocessingShape" mc:Ignorable="w14 w15 w16se w16cid w16 w16cex w16sdtdh w16sdtfl w16du wp14">
+  <w:footnote w:type="separator" w:id="-1">
+    <w:p>
+      <w:r>
+        <w:separator/>
+      </w:r>
+    </w:p>
+  </w:footnote>
+  <w:footnote w:type="continuationSeparator" w:id="0">
+    <w:p>
+      <w:r>
+        <w:continuationSeparator/>
+      </w:r>
+    </w:p>
+  </w:footnote>
+</w:footnotes>
+</file>
+
+<file path=word/numbering.xml><?xml version="1.0" encoding="utf-8"?>
+<w:numbering xmlns:wpc="http://schemas.microsoft.com/office/word/2010/wordprocessingCanvas" xmlns:cx="http://schemas.microsoft.com/office/drawing/2014/chartex" xmlns:cx1="http://schemas.microsoft.com/office/drawing/2015/9/8/chartex" xmlns:cx2="http://schemas.microsoft.com/office/drawing/2015/10/21/chartex" xmlns:cx3="http://schemas.microsoft.com/office/drawing/2016/5/9/chartex" xmlns:cx4="http://schemas.microsoft.com/office/drawing/2016/5/10/chartex" xmlns:cx5="http://schemas.microsoft.com/office/drawing/2016/5/11/chartex" xmlns:cx6="http://schemas.microsoft.com/office/drawing/2016/5/12/chartex" xmlns:cx7="http://schemas.microsoft.com/office/drawing/2016/5/13/chartex" xmlns:cx8="http://schemas.microsoft.com/office/drawing/2016/5/14/chartex" xmlns:mc="http://schemas.openxmlformats.org/markup-compatibility/2006" xmlns:aink="http://schemas.microsoft.com/office/drawing/2016/ink" xmlns:am3d="http://schemas.microsoft.com/office/drawing/2017/model3d" xmlns:o="urn:schemas-microsoft-com:office:office" xmlns:oel="http://schemas.microsoft.com/office/2019/extlst" xmlns:r="http://schemas.openxmlformats.org/officeDocument/2006/relationships" xmlns:m="http://schemas.openxmlformats.org/officeDocument/2006/math" xmlns:v="urn:schemas-microsoft-com:vml" xmlns:wp14="http://schemas.microsoft.com/office/word/2010/wordprocessingDrawing" xmlns:wp="http://schemas.openxmlformats.org/drawingml/2006/wordprocessingDrawing" xmlns:w10="urn:schemas-microsoft-com:office:word" xmlns:w="http://schemas.openxmlformats.org/wordprocessingml/2006/main" xmlns:w14="http://schemas.microsoft.com/office/word/2010/wordml" xmlns:w15="http://schemas.microsoft.com/office/word/2012/wordml" xmlns:w16cex="http://schemas.microsoft.com/office/word/2018/wordml/cex" xmlns:w16cid="http://schemas.microsoft.com/office/word/2016/wordml/cid" xmlns:w16="http://schemas.microsoft.com/office/word/2018/wordml" xmlns:w16du="http://schemas.microsoft.com/office/word/2023/wordml/word16du" xmlns:w16sdtdh="http://schemas.microsoft.com/office/word/2020/wordml/sdtdatahash" xmlns:w16sdtfl="http://schemas.microsoft.com/office/word/2024/wordml/sdtformatlock" xmlns:w16se="http://schemas.microsoft.com/office/word/2015/wordml/symex" xmlns:wpg="http://schemas.microsoft.com/office/word/2010/wordprocessingGroup" xmlns:wpi="http://schemas.microsoft.com/office/word/2010/wordprocessingInk" xmlns:wne="http://schemas.microsoft.com/office/word/2006/wordml" xmlns:wps="http://schemas.microsoft.com/office/word/2010/wordprocessingShape" mc:Ignorable="w14 w15 w16se w16cid w16 w16cex w16sdtdh w16sdtfl w16du wp14">
+  <w:abstractNum w:abstractNumId="0" w15:restartNumberingAfterBreak="0">
+    <w:nsid w:val="02ED605C"/>
+    <w:multiLevelType w:val="hybridMultilevel"/>
+    <w:tmpl w:val="01241C5C"/>
+    <w:lvl w:ilvl="0" w:tplc="6AE0A7B6">
+      <w:start w:val="1"/>
+      <w:numFmt w:val="bullet"/>
+      <w:lvlText w:val="•"/>
+      <w:lvlJc w:val="left"/>
+      <w:pPr>
+        <w:ind w:left="720" w:hanging="360"/>
+      </w:pPr>
+    </w:lvl>
+    <w:lvl w:ilvl="1" w:tplc="5C4C37A0">
+      <w:numFmt w:val="decimal"/>
+      <w:lvlText w:val=""/>
+      <w:lvlJc w:val="left"/>
+    </w:lvl>
+    <w:lvl w:ilvl="2" w:tplc="612412F0">
+      <w:numFmt w:val="decimal"/>
+      <w:lvlText w:val=""/>
+      <w:lvlJc w:val="left"/>
+    </w:lvl>
+    <w:lvl w:ilvl="3" w:tplc="E3327168">
+      <w:numFmt w:val="decimal"/>
+      <w:lvlText w:val=""/>
+      <w:lvlJc w:val="left"/>
+    </w:lvl>
+    <w:lvl w:ilvl="4" w:tplc="2AAEDADE">
+      <w:numFmt w:val="decimal"/>
+      <w:lvlText w:val=""/>
+      <w:lvlJc w:val="left"/>
+    </w:lvl>
+    <w:lvl w:ilvl="5" w:tplc="18527204">
+      <w:numFmt w:val="decimal"/>
+      <w:lvlText w:val=""/>
+      <w:lvlJc w:val="left"/>
+    </w:lvl>
+    <w:lvl w:ilvl="6" w:tplc="65BEBD3A">
+      <w:numFmt w:val="decimal"/>
+      <w:lvlText w:val=""/>
+      <w:lvlJc w:val="left"/>
+    </w:lvl>
+    <w:lvl w:ilvl="7" w:tplc="D648129A">
+      <w:numFmt w:val="decimal"/>
+      <w:lvlText w:val=""/>
+      <w:lvlJc w:val="left"/>
+    </w:lvl>
+    <w:lvl w:ilvl="8" w:tplc="216A3E0E">
+      <w:numFmt w:val="decimal"/>
+      <w:lvlText w:val=""/>
+      <w:lvlJc w:val="left"/>
+    </w:lvl>
+  </w:abstractNum>
+  <w:abstractNum w:abstractNumId="1" w15:restartNumberingAfterBreak="0">
+    <w:nsid w:val="137B1505"/>
+    <w:multiLevelType w:val="hybridMultilevel"/>
+    <w:tmpl w:val="2BFCE892"/>
+    <w:lvl w:ilvl="0" w:tplc="040C0001">
+      <w:start w:val="1"/>
+      <w:numFmt w:val="bullet"/>
+      <w:lvlText w:val=""/>
+      <w:lvlJc w:val="left"/>
+      <w:pPr>
+        <w:ind w:left="720" w:hanging="360"/>
+      </w:pPr>
+      <w:rPr>
+        <w:rFonts w:ascii="Symbol" w:hAnsi="Symbol" w:hint="default"/>
+      </w:rPr>
+    </w:lvl>
+    <w:lvl w:ilvl="1" w:tplc="040C0003" w:tentative="1">
+      <w:start w:val="1"/>
+      <w:numFmt w:val="bullet"/>
+      <w:lvlText w:val="o"/>
+      <w:lvlJc w:val="left"/>
+      <w:pPr>
+        <w:ind w:left="1440" w:hanging="360"/>
+      </w:pPr>
+      <w:rPr>
+        <w:rFonts w:ascii="Courier New" w:hAnsi="Courier New" w:cs="Courier New" w:hint="default"/>
+      </w:rPr>
+    </w:lvl>
+    <w:lvl w:ilvl="2" w:tplc="040C0005" w:tentative="1">
+      <w:start w:val="1"/>
+      <w:numFmt w:val="bullet"/>
+      <w:lvlText w:val=""/>
+      <w:lvlJc w:val="left"/>
+      <w:pPr>
+        <w:ind w:left="2160" w:hanging="360"/>
+      </w:pPr>
+      <w:rPr>
+        <w:rFonts w:ascii="Wingdings" w:hAnsi="Wingdings" w:hint="default"/>
+      </w:rPr>
+    </w:lvl>
+    <w:lvl w:ilvl="3" w:tplc="040C0001" w:tentative="1">
+      <w:start w:val="1"/>
+      <w:numFmt w:val="bullet"/>
+      <w:lvlText w:val=""/>
+      <w:lvlJc w:val="left"/>
+      <w:pPr>
+        <w:ind w:left="2880" w:hanging="360"/>
+      </w:pPr>
+      <w:rPr>
+        <w:rFonts w:ascii="Symbol" w:hAnsi="Symbol" w:hint="default"/>
+      </w:rPr>
+    </w:lvl>
+    <w:lvl w:ilvl="4" w:tplc="040C0003" w:tentative="1">
+      <w:start w:val="1"/>
+      <w:numFmt w:val="bullet"/>
+      <w:lvlText w:val="o"/>
+      <w:lvlJc w:val="left"/>
+      <w:pPr>
+        <w:ind w:left="3600" w:hanging="360"/>
+      </w:pPr>
+      <w:rPr>
+        <w:rFonts w:ascii="Courier New" w:hAnsi="Courier New" w:cs="Courier New" w:hint="default"/>
+      </w:rPr>
+    </w:lvl>
+    <w:lvl w:ilvl="5" w:tplc="040C0005" w:tentative="1">
+      <w:start w:val="1"/>
+      <w:numFmt w:val="bullet"/>
+      <w:lvlText w:val=""/>
+      <w:lvlJc w:val="left"/>
+      <w:pPr>
+        <w:ind w:left="4320" w:hanging="360"/>
+      </w:pPr>
+      <w:rPr>
+        <w:rFonts w:ascii="Wingdings" w:hAnsi="Wingdings" w:hint="default"/>
+      </w:rPr>
+    </w:lvl>
+    <w:lvl w:ilvl="6" w:tplc="040C0001" w:tentative="1">
+      <w:start w:val="1"/>
+      <w:numFmt w:val="bullet"/>
+      <w:lvlText w:val=""/>
+      <w:lvlJc w:val="left"/>
+      <w:pPr>
+        <w:ind w:left="5040" w:hanging="360"/>
+      </w:pPr>
+      <w:rPr>
+        <w:rFonts w:ascii="Symbol" w:hAnsi="Symbol" w:hint="default"/>
+      </w:rPr>
+    </w:lvl>
+    <w:lvl w:ilvl="7" w:tplc="040C0003" w:tentative="1">
+      <w:start w:val="1"/>
+      <w:numFmt w:val="bullet"/>
+      <w:lvlText w:val="o"/>
+      <w:lvlJc w:val="left"/>
+      <w:pPr>
+        <w:ind w:left="5760" w:hanging="360"/>
+      </w:pPr>
+      <w:rPr>
+        <w:rFonts w:ascii="Courier New" w:hAnsi="Courier New" w:cs="Courier New" w:hint="default"/>
+      </w:rPr>
+    </w:lvl>
+    <w:lvl w:ilvl="8" w:tplc="040C0005" w:tentative="1">
+      <w:start w:val="1"/>
+      <w:numFmt w:val="bullet"/>
+      <w:lvlText w:val=""/>
+      <w:lvlJc w:val="left"/>
+      <w:pPr>
+        <w:ind w:left="6480" w:hanging="360"/>
+      </w:pPr>
+      <w:rPr>
+        <w:rFonts w:ascii="Wingdings" w:hAnsi="Wingdings" w:hint="default"/>
+      </w:rPr>
+    </w:lvl>
+  </w:abstractNum>
+  <w:abstractNum w:abstractNumId="2" w15:restartNumberingAfterBreak="0">
+    <w:nsid w:val="179851DA"/>
+    <w:multiLevelType w:val="hybridMultilevel"/>
+    <w:tmpl w:val="D1924690"/>
+    <w:lvl w:ilvl="0" w:tplc="7E145252">
+      <w:start w:val="1"/>
+      <w:numFmt w:val="decimal"/>
+      <w:lvlText w:val="%1."/>
+      <w:lvlJc w:val="left"/>
+      <w:pPr>
+        <w:ind w:left="720" w:hanging="360"/>
+      </w:pPr>
+    </w:lvl>
+    <w:lvl w:ilvl="1" w:tplc="9CDC0D50">
+      <w:numFmt w:val="decimal"/>
+      <w:lvlText w:val=""/>
+      <w:lvlJc w:val="left"/>
+    </w:lvl>
+    <w:lvl w:ilvl="2" w:tplc="0066CBBE">
+      <w:numFmt w:val="decimal"/>
+      <w:lvlText w:val=""/>
+      <w:lvlJc w:val="left"/>
+    </w:lvl>
+    <w:lvl w:ilvl="3" w:tplc="C930D692">
+      <w:numFmt w:val="decimal"/>
+      <w:lvlText w:val=""/>
+      <w:lvlJc w:val="left"/>
+    </w:lvl>
+    <w:lvl w:ilvl="4" w:tplc="44F24BE2">
+      <w:numFmt w:val="decimal"/>
+      <w:lvlText w:val=""/>
+      <w:lvlJc w:val="left"/>
+    </w:lvl>
+    <w:lvl w:ilvl="5" w:tplc="6DDE3CA2">
+      <w:numFmt w:val="decimal"/>
+      <w:lvlText w:val=""/>
+      <w:lvlJc w:val="left"/>
+    </w:lvl>
+    <w:lvl w:ilvl="6" w:tplc="6F023F2E">
+      <w:numFmt w:val="decimal"/>
+      <w:lvlText w:val=""/>
+      <w:lvlJc w:val="left"/>
+    </w:lvl>
+    <w:lvl w:ilvl="7" w:tplc="146CD416">
+      <w:numFmt w:val="decimal"/>
+      <w:lvlText w:val=""/>
+      <w:lvlJc w:val="left"/>
+    </w:lvl>
+    <w:lvl w:ilvl="8" w:tplc="0C043B30">
+      <w:numFmt w:val="decimal"/>
+      <w:lvlText w:val=""/>
+      <w:lvlJc w:val="left"/>
+    </w:lvl>
+  </w:abstractNum>
+  <w:num w:numId="1" w16cid:durableId="2071922932">
+    <w:abstractNumId w:val="0"/>
+    <w:lvlOverride w:ilvl="0">
+      <w:startOverride w:val="1"/>
+    </w:lvlOverride>
+  </w:num>
+  <w:num w:numId="2" w16cid:durableId="188684446">
+    <w:abstractNumId w:val="1"/>
+  </w:num>
+  <w:num w:numId="3" w16cid:durableId="1379472104">
+    <w:abstractNumId w:val="2"/>
+    <w:lvlOverride w:ilvl="0">
+      <w:startOverride w:val="1"/>
+    </w:lvlOverride>
+  </w:num>
+</w:numbering>
 </file>
 
 <file path=word/styles.xml><?xml version="1.0" encoding="utf-8"?>
@@ -190,7 +6764,7 @@
     <w:lsdException w:name="Table Grid" w:uiPriority="39"/>
     <w:lsdException w:name="Table Theme" w:semiHidden="1" w:unhideWhenUsed="1"/>
     <w:lsdException w:name="Placeholder Text" w:semiHidden="1"/>
-    <w:lsdException w:name="No Spacing" w:uiPriority="1" w:qFormat="1"/>
+    <w:lsdException w:name="No Spacing" w:uiPriority="0" w:qFormat="1"/>
     <w:lsdException w:name="Light Shading" w:uiPriority="60"/>
     <w:lsdException w:name="Light List" w:uiPriority="61"/>
     <w:lsdException w:name="Light Grid" w:uiPriority="62"/>
@@ -212,7 +6786,7 @@
     <w:lsdException w:name="Medium Shading 2 Accent 1" w:uiPriority="64"/>
     <w:lsdException w:name="Medium List 1 Accent 1" w:uiPriority="65"/>
     <w:lsdException w:name="Revision" w:semiHidden="1"/>
-    <w:lsdException w:name="List Paragraph" w:uiPriority="34" w:qFormat="1"/>
+    <w:lsdException w:name="List Paragraph" w:uiPriority="0" w:qFormat="1"/>
     <w:lsdException w:name="Quote" w:uiPriority="29" w:qFormat="1"/>
     <w:lsdException w:name="Intense Quote" w:uiPriority="30" w:qFormat="1"/>
     <w:lsdException w:name="Medium List 2 Accent 1" w:uiPriority="66"/>
@@ -413,6 +6987,18 @@
   <w:style w:type="paragraph" w:default="1" w:styleId="Normal">
     <w:name w:val="Normal"/>
     <w:qFormat/>
+    <w:rsid w:val="004F4873"/>
+    <w:pPr>
+      <w:spacing w:after="0" w:line="240" w:lineRule="auto"/>
+    </w:pPr>
+    <w:rPr>
+      <w:rFonts w:ascii="Arial" w:eastAsia="Arial" w:hAnsi="Arial" w:cs="Arial"/>
+      <w:kern w:val="0"/>
+      <w:sz w:val="22"/>
+      <w:szCs w:val="22"/>
+      <w:lang w:eastAsia="fr-FR"/>
+      <w14:ligatures w14:val="none"/>
+    </w:rPr>
   </w:style>
   <w:style w:type="paragraph" w:styleId="Titre1">
     <w:name w:val="heading 1"/>
@@ -421,7 +7007,7 @@
     <w:link w:val="Titre1Car"/>
     <w:uiPriority w:val="9"/>
     <w:qFormat/>
-    <w:rsid w:val="00D73A2B"/>
+    <w:rsid w:val="004F4873"/>
     <w:pPr>
       <w:keepNext/>
       <w:keepLines/>
@@ -429,9 +7015,9 @@
       <w:outlineLvl w:val="0"/>
     </w:pPr>
     <w:rPr>
-      <w:rFonts w:asciiTheme="majorHAnsi" w:eastAsiaTheme="majorEastAsia" w:hAnsiTheme="majorHAnsi" w:cstheme="majorBidi"/>
-      <w:color w:val="0F4761" w:themeColor="accent1" w:themeShade="BF"/>
-      <w:sz w:val="40"/>
+      <w:rFonts w:ascii="Calibri Light" w:eastAsiaTheme="majorEastAsia" w:hAnsi="Calibri Light" w:cstheme="majorBidi"/>
+      <w:color w:val="002060"/>
+      <w:sz w:val="36"/>
       <w:szCs w:val="40"/>
     </w:rPr>
   </w:style>
@@ -441,10 +7027,9 @@
     <w:next w:val="Normal"/>
     <w:link w:val="Titre2Car"/>
     <w:uiPriority w:val="9"/>
-    <w:semiHidden/>
     <w:unhideWhenUsed/>
     <w:qFormat/>
-    <w:rsid w:val="00D73A2B"/>
+    <w:rsid w:val="004F4873"/>
     <w:pPr>
       <w:keepNext/>
       <w:keepLines/>
@@ -452,8 +7037,8 @@
       <w:outlineLvl w:val="1"/>
     </w:pPr>
     <w:rPr>
-      <w:rFonts w:asciiTheme="majorHAnsi" w:eastAsiaTheme="majorEastAsia" w:hAnsiTheme="majorHAnsi" w:cstheme="majorBidi"/>
-      <w:color w:val="0F4761" w:themeColor="accent1" w:themeShade="BF"/>
+      <w:rFonts w:ascii="Calibri Light" w:eastAsiaTheme="majorEastAsia" w:hAnsi="Calibri Light" w:cstheme="majorBidi"/>
+      <w:color w:val="002060"/>
       <w:sz w:val="32"/>
       <w:szCs w:val="32"/>
     </w:rPr>
@@ -464,10 +7049,9 @@
     <w:next w:val="Normal"/>
     <w:link w:val="Titre3Car"/>
     <w:uiPriority w:val="9"/>
-    <w:semiHidden/>
     <w:unhideWhenUsed/>
     <w:qFormat/>
-    <w:rsid w:val="00D73A2B"/>
+    <w:rsid w:val="00FA1C83"/>
     <w:pPr>
       <w:keepNext/>
       <w:keepLines/>
@@ -475,7 +7059,7 @@
       <w:outlineLvl w:val="2"/>
     </w:pPr>
     <w:rPr>
-      <w:rFonts w:eastAsiaTheme="majorEastAsia" w:cstheme="majorBidi"/>
+      <w:rFonts w:ascii="Calibri Light" w:eastAsiaTheme="majorEastAsia" w:hAnsi="Calibri Light" w:cstheme="majorBidi"/>
       <w:color w:val="0F4761" w:themeColor="accent1" w:themeShade="BF"/>
       <w:sz w:val="28"/>
       <w:szCs w:val="28"/>
@@ -538,7 +7122,7 @@
     <w:pPr>
       <w:keepNext/>
       <w:keepLines/>
-      <w:spacing w:before="40" w:after="0"/>
+      <w:spacing w:before="40"/>
       <w:outlineLvl w:val="5"/>
     </w:pPr>
     <w:rPr>
@@ -561,7 +7145,7 @@
     <w:pPr>
       <w:keepNext/>
       <w:keepLines/>
-      <w:spacing w:before="40" w:after="0"/>
+      <w:spacing w:before="40"/>
       <w:outlineLvl w:val="6"/>
     </w:pPr>
     <w:rPr>
@@ -582,7 +7166,6 @@
     <w:pPr>
       <w:keepNext/>
       <w:keepLines/>
-      <w:spacing w:after="0"/>
       <w:outlineLvl w:val="7"/>
     </w:pPr>
     <w:rPr>
@@ -605,7 +7188,6 @@
     <w:pPr>
       <w:keepNext/>
       <w:keepLines/>
-      <w:spacing w:after="0"/>
       <w:outlineLvl w:val="8"/>
     </w:pPr>
     <w:rPr>
@@ -645,11 +7227,11 @@
     <w:basedOn w:val="Policepardfaut"/>
     <w:link w:val="Titre1"/>
     <w:uiPriority w:val="9"/>
-    <w:rsid w:val="00D73A2B"/>
+    <w:rsid w:val="004F4873"/>
     <w:rPr>
-      <w:rFonts w:asciiTheme="majorHAnsi" w:eastAsiaTheme="majorEastAsia" w:hAnsiTheme="majorHAnsi" w:cstheme="majorBidi"/>
-      <w:color w:val="0F4761" w:themeColor="accent1" w:themeShade="BF"/>
-      <w:sz w:val="40"/>
+      <w:rFonts w:ascii="Calibri Light" w:eastAsiaTheme="majorEastAsia" w:hAnsi="Calibri Light" w:cstheme="majorBidi"/>
+      <w:color w:val="002060"/>
+      <w:sz w:val="36"/>
       <w:szCs w:val="40"/>
     </w:rPr>
   </w:style>
@@ -658,11 +7240,10 @@
     <w:basedOn w:val="Policepardfaut"/>
     <w:link w:val="Titre2"/>
     <w:uiPriority w:val="9"/>
-    <w:semiHidden/>
-    <w:rsid w:val="00D73A2B"/>
+    <w:rsid w:val="004F4873"/>
     <w:rPr>
-      <w:rFonts w:asciiTheme="majorHAnsi" w:eastAsiaTheme="majorEastAsia" w:hAnsiTheme="majorHAnsi" w:cstheme="majorBidi"/>
-      <w:color w:val="0F4761" w:themeColor="accent1" w:themeShade="BF"/>
+      <w:rFonts w:ascii="Calibri Light" w:eastAsiaTheme="majorEastAsia" w:hAnsi="Calibri Light" w:cstheme="majorBidi"/>
+      <w:color w:val="002060"/>
       <w:sz w:val="32"/>
       <w:szCs w:val="32"/>
     </w:rPr>
@@ -672,13 +7253,15 @@
     <w:basedOn w:val="Policepardfaut"/>
     <w:link w:val="Titre3"/>
     <w:uiPriority w:val="9"/>
-    <w:semiHidden/>
-    <w:rsid w:val="00D73A2B"/>
+    <w:rsid w:val="00FA1C83"/>
     <w:rPr>
-      <w:rFonts w:eastAsiaTheme="majorEastAsia" w:cstheme="majorBidi"/>
+      <w:rFonts w:ascii="Calibri Light" w:eastAsiaTheme="majorEastAsia" w:hAnsi="Calibri Light" w:cstheme="majorBidi"/>
       <w:color w:val="0F4761" w:themeColor="accent1" w:themeShade="BF"/>
+      <w:kern w:val="0"/>
       <w:sz w:val="28"/>
       <w:szCs w:val="28"/>
+      <w:lang w:eastAsia="fr-FR"/>
+      <w14:ligatures w14:val="none"/>
     </w:rPr>
   </w:style>
   <w:style w:type="character" w:customStyle="1" w:styleId="Titre4Car">
@@ -768,7 +7351,7 @@
     <w:qFormat/>
     <w:rsid w:val="00D73A2B"/>
     <w:pPr>
-      <w:spacing w:after="80" w:line="240" w:lineRule="auto"/>
+      <w:spacing w:after="80"/>
       <w:contextualSpacing/>
     </w:pPr>
     <w:rPr>
@@ -861,7 +7444,6 @@
   <w:style w:type="paragraph" w:styleId="Paragraphedeliste">
     <w:name w:val="List Paragraph"/>
     <w:basedOn w:val="Normal"/>
-    <w:uiPriority w:val="34"/>
     <w:qFormat/>
     <w:rsid w:val="00D73A2B"/>
     <w:pPr>
@@ -929,6 +7511,211 @@
       <w:color w:val="0F4761" w:themeColor="accent1" w:themeShade="BF"/>
       <w:spacing w:val="5"/>
     </w:rPr>
+  </w:style>
+  <w:style w:type="paragraph" w:styleId="Sansinterligne">
+    <w:name w:val="No Spacing"/>
+    <w:link w:val="SansinterligneCar"/>
+    <w:rsid w:val="004F4873"/>
+    <w:pPr>
+      <w:suppressAutoHyphens/>
+      <w:autoSpaceDN w:val="0"/>
+      <w:spacing w:after="0" w:line="240" w:lineRule="auto"/>
+    </w:pPr>
+    <w:rPr>
+      <w:rFonts w:ascii="Calibri" w:eastAsia="Calibri" w:hAnsi="Calibri" w:cs="Times New Roman"/>
+      <w:kern w:val="3"/>
+      <w:sz w:val="22"/>
+      <w:szCs w:val="22"/>
+      <w14:ligatures w14:val="none"/>
+    </w:rPr>
+  </w:style>
+  <w:style w:type="paragraph" w:customStyle="1" w:styleId="text">
+    <w:name w:val="text"/>
+    <w:basedOn w:val="Sansinterligne"/>
+    <w:link w:val="textCar"/>
+    <w:qFormat/>
+    <w:rsid w:val="004F4873"/>
+    <w:rPr>
+      <w:rFonts w:ascii="Arial" w:hAnsi="Arial" w:cs="Arial"/>
+      <w:color w:val="000000"/>
+    </w:rPr>
+  </w:style>
+  <w:style w:type="character" w:customStyle="1" w:styleId="SansinterligneCar">
+    <w:name w:val="Sans interligne Car"/>
+    <w:basedOn w:val="Policepardfaut"/>
+    <w:link w:val="Sansinterligne"/>
+    <w:rsid w:val="004F4873"/>
+    <w:rPr>
+      <w:rFonts w:ascii="Calibri" w:eastAsia="Calibri" w:hAnsi="Calibri" w:cs="Times New Roman"/>
+      <w:kern w:val="3"/>
+      <w:sz w:val="22"/>
+      <w:szCs w:val="22"/>
+      <w14:ligatures w14:val="none"/>
+    </w:rPr>
+  </w:style>
+  <w:style w:type="character" w:customStyle="1" w:styleId="textCar">
+    <w:name w:val="text Car"/>
+    <w:basedOn w:val="SansinterligneCar"/>
+    <w:link w:val="text"/>
+    <w:rsid w:val="004F4873"/>
+    <w:rPr>
+      <w:rFonts w:ascii="Arial" w:eastAsia="Calibri" w:hAnsi="Arial" w:cs="Arial"/>
+      <w:color w:val="000000"/>
+      <w:kern w:val="3"/>
+      <w:sz w:val="22"/>
+      <w:szCs w:val="22"/>
+      <w14:ligatures w14:val="none"/>
+    </w:rPr>
+  </w:style>
+  <w:style w:type="paragraph" w:styleId="En-tte">
+    <w:name w:val="header"/>
+    <w:basedOn w:val="Normal"/>
+    <w:link w:val="En-tteCar"/>
+    <w:uiPriority w:val="99"/>
+    <w:unhideWhenUsed/>
+    <w:rsid w:val="004F4873"/>
+    <w:pPr>
+      <w:tabs>
+        <w:tab w:val="center" w:pos="4536"/>
+        <w:tab w:val="right" w:pos="9072"/>
+      </w:tabs>
+    </w:pPr>
+  </w:style>
+  <w:style w:type="character" w:customStyle="1" w:styleId="En-tteCar">
+    <w:name w:val="En-tête Car"/>
+    <w:basedOn w:val="Policepardfaut"/>
+    <w:link w:val="En-tte"/>
+    <w:uiPriority w:val="99"/>
+    <w:rsid w:val="004F4873"/>
+    <w:rPr>
+      <w:rFonts w:ascii="Arial" w:eastAsia="Arial" w:hAnsi="Arial" w:cs="Arial"/>
+      <w:kern w:val="0"/>
+      <w:sz w:val="22"/>
+      <w:szCs w:val="22"/>
+      <w:lang w:eastAsia="fr-FR"/>
+      <w14:ligatures w14:val="none"/>
+    </w:rPr>
+  </w:style>
+  <w:style w:type="paragraph" w:styleId="Pieddepage">
+    <w:name w:val="footer"/>
+    <w:basedOn w:val="Normal"/>
+    <w:link w:val="PieddepageCar"/>
+    <w:uiPriority w:val="99"/>
+    <w:unhideWhenUsed/>
+    <w:rsid w:val="004F4873"/>
+    <w:pPr>
+      <w:tabs>
+        <w:tab w:val="center" w:pos="4536"/>
+        <w:tab w:val="right" w:pos="9072"/>
+      </w:tabs>
+    </w:pPr>
+  </w:style>
+  <w:style w:type="character" w:customStyle="1" w:styleId="PieddepageCar">
+    <w:name w:val="Pied de page Car"/>
+    <w:basedOn w:val="Policepardfaut"/>
+    <w:link w:val="Pieddepage"/>
+    <w:uiPriority w:val="99"/>
+    <w:rsid w:val="004F4873"/>
+    <w:rPr>
+      <w:rFonts w:ascii="Arial" w:eastAsia="Arial" w:hAnsi="Arial" w:cs="Arial"/>
+      <w:kern w:val="0"/>
+      <w:sz w:val="22"/>
+      <w:szCs w:val="22"/>
+      <w:lang w:eastAsia="fr-FR"/>
+      <w14:ligatures w14:val="none"/>
+    </w:rPr>
+  </w:style>
+  <w:style w:type="character" w:styleId="Lienhypertexte">
+    <w:name w:val="Hyperlink"/>
+    <w:basedOn w:val="Policepardfaut"/>
+    <w:uiPriority w:val="99"/>
+    <w:unhideWhenUsed/>
+    <w:rsid w:val="002B10E3"/>
+    <w:rPr>
+      <w:color w:val="467886" w:themeColor="hyperlink"/>
+      <w:u w:val="single"/>
+    </w:rPr>
+  </w:style>
+  <w:style w:type="character" w:styleId="Mentionnonrsolue">
+    <w:name w:val="Unresolved Mention"/>
+    <w:basedOn w:val="Policepardfaut"/>
+    <w:uiPriority w:val="99"/>
+    <w:semiHidden/>
+    <w:unhideWhenUsed/>
+    <w:rsid w:val="002B10E3"/>
+    <w:rPr>
+      <w:color w:val="605E5C"/>
+      <w:shd w:val="clear" w:color="auto" w:fill="E1DFDD"/>
+    </w:rPr>
+  </w:style>
+  <w:style w:type="character" w:styleId="Lienhypertextesuivivisit">
+    <w:name w:val="FollowedHyperlink"/>
+    <w:basedOn w:val="Policepardfaut"/>
+    <w:uiPriority w:val="99"/>
+    <w:semiHidden/>
+    <w:unhideWhenUsed/>
+    <w:rsid w:val="002B10E3"/>
+    <w:rPr>
+      <w:color w:val="96607D" w:themeColor="followedHyperlink"/>
+      <w:u w:val="single"/>
+    </w:rPr>
+  </w:style>
+  <w:style w:type="paragraph" w:styleId="En-ttedetabledesmatires">
+    <w:name w:val="TOC Heading"/>
+    <w:basedOn w:val="Titre1"/>
+    <w:next w:val="Normal"/>
+    <w:uiPriority w:val="39"/>
+    <w:unhideWhenUsed/>
+    <w:qFormat/>
+    <w:rsid w:val="002F175E"/>
+    <w:pPr>
+      <w:spacing w:before="240" w:after="0" w:line="259" w:lineRule="auto"/>
+      <w:outlineLvl w:val="9"/>
+    </w:pPr>
+    <w:rPr>
+      <w:rFonts w:asciiTheme="majorHAnsi" w:hAnsiTheme="majorHAnsi"/>
+      <w:color w:val="0F4761" w:themeColor="accent1" w:themeShade="BF"/>
+      <w:sz w:val="32"/>
+      <w:szCs w:val="32"/>
+    </w:rPr>
+  </w:style>
+  <w:style w:type="paragraph" w:styleId="TM1">
+    <w:name w:val="toc 1"/>
+    <w:basedOn w:val="Normal"/>
+    <w:next w:val="Normal"/>
+    <w:autoRedefine/>
+    <w:uiPriority w:val="39"/>
+    <w:unhideWhenUsed/>
+    <w:rsid w:val="002F175E"/>
+    <w:pPr>
+      <w:spacing w:after="100"/>
+    </w:pPr>
+  </w:style>
+  <w:style w:type="paragraph" w:styleId="TM2">
+    <w:name w:val="toc 2"/>
+    <w:basedOn w:val="Normal"/>
+    <w:next w:val="Normal"/>
+    <w:autoRedefine/>
+    <w:uiPriority w:val="39"/>
+    <w:unhideWhenUsed/>
+    <w:rsid w:val="002F175E"/>
+    <w:pPr>
+      <w:spacing w:after="100"/>
+      <w:ind w:left="220"/>
+    </w:pPr>
+  </w:style>
+  <w:style w:type="paragraph" w:styleId="TM3">
+    <w:name w:val="toc 3"/>
+    <w:basedOn w:val="Normal"/>
+    <w:next w:val="Normal"/>
+    <w:autoRedefine/>
+    <w:uiPriority w:val="39"/>
+    <w:unhideWhenUsed/>
+    <w:rsid w:val="002F175E"/>
+    <w:pPr>
+      <w:spacing w:after="100"/>
+      <w:ind w:left="440"/>
+    </w:pPr>
   </w:style>
 </w:styles>
 </file>
@@ -1246,4 +8033,16 @@
     </a:ext>
   </a:extLst>
 </a:theme>
+</file>
+
+<file path=customXml/item1.xml><?xml version="1.0" encoding="utf-8"?>
+<b:Sources xmlns:b="http://schemas.openxmlformats.org/officeDocument/2006/bibliography" xmlns="http://schemas.openxmlformats.org/officeDocument/2006/bibliography" SelectedStyle="\APASixthEditionOfficeOnline.xsl" StyleName="APA" Version="6"/>
+</file>
+
+<file path=customXml/itemProps1.xml><?xml version="1.0" encoding="utf-8"?>
+<ds:datastoreItem xmlns:ds="http://schemas.openxmlformats.org/officeDocument/2006/customXml" ds:itemID="{66B436A7-478F-49D8-95CF-854A572D11D1}">
+  <ds:schemaRefs>
+    <ds:schemaRef ds:uri="http://schemas.openxmlformats.org/officeDocument/2006/bibliography"/>
+  </ds:schemaRefs>
+</ds:datastoreItem>
 </file>